--- a/ТО_Колосов_2026.docx
+++ b/ТО_Колосов_2026.docx
@@ -445,6 +445,7 @@
             </w:rPr>
             <w:tab/>
           </w:r>
+          <w:proofErr w:type="gramStart"/>
           <w:r>
             <w:rPr>
               <w:rFonts w:eastAsia="Times New Roman" w:cs="Times New Roman"/>
@@ -463,7 +464,18 @@
               <w:lang w:eastAsia="ru-RU"/>
               <w14:ligatures w14:val="none"/>
             </w:rPr>
-            <w:t>(И.О. Фамилия)</w:t>
+            <w:t>(</w:t>
+          </w:r>
+          <w:proofErr w:type="gramEnd"/>
+          <w:r>
+            <w:rPr>
+              <w:rFonts w:eastAsia="Times New Roman" w:cs="Times New Roman"/>
+              <w:kern w:val="0"/>
+              <w:sz w:val="22"/>
+              <w:lang w:eastAsia="ru-RU"/>
+              <w14:ligatures w14:val="none"/>
+            </w:rPr>
+            <w:t>И.О. Фамилия)</w:t>
           </w:r>
         </w:p>
         <w:p>
@@ -1884,7 +1896,7 @@
       <w:r>
         <w:fldChar w:fldCharType="separate"/>
       </w:r>
-      <w:hyperlink w:anchor="_Toc226109988" w:history="1">
+      <w:hyperlink w:anchor="_Toc226113287" w:history="1">
         <w:r>
           <w:rPr>
             <w:rStyle w:val="af7"/>
@@ -1911,7 +1923,7 @@
             <w:noProof/>
             <w:webHidden/>
           </w:rPr>
-          <w:instrText xml:space="preserve"> PAGEREF _Toc226109988 \h </w:instrText>
+          <w:instrText xml:space="preserve"> PAGEREF _Toc226113287 \h </w:instrText>
         </w:r>
         <w:r>
           <w:rPr>
@@ -1956,7 +1968,7 @@
           <w:lang w:eastAsia="ru-RU"/>
         </w:rPr>
       </w:pPr>
-      <w:hyperlink w:anchor="_Toc226109989" w:history="1">
+      <w:hyperlink w:anchor="_Toc226113288" w:history="1">
         <w:r>
           <w:rPr>
             <w:rStyle w:val="af7"/>
@@ -1983,7 +1995,7 @@
             <w:noProof/>
             <w:webHidden/>
           </w:rPr>
-          <w:instrText xml:space="preserve"> PAGEREF _Toc226109989 \h </w:instrText>
+          <w:instrText xml:space="preserve"> PAGEREF _Toc226113288 \h </w:instrText>
         </w:r>
         <w:r>
           <w:rPr>
@@ -2028,7 +2040,7 @@
           <w:lang w:eastAsia="ru-RU"/>
         </w:rPr>
       </w:pPr>
-      <w:hyperlink w:anchor="_Toc226109990" w:history="1">
+      <w:hyperlink w:anchor="_Toc226113289" w:history="1">
         <w:r>
           <w:rPr>
             <w:rStyle w:val="af7"/>
@@ -2055,7 +2067,7 @@
             <w:noProof/>
             <w:webHidden/>
           </w:rPr>
-          <w:instrText xml:space="preserve"> PAGEREF _Toc226109990 \h </w:instrText>
+          <w:instrText xml:space="preserve"> PAGEREF _Toc226113289 \h </w:instrText>
         </w:r>
         <w:r>
           <w:rPr>
@@ -2097,7 +2109,7 @@
           <w:lang w:eastAsia="ru-RU"/>
         </w:rPr>
       </w:pPr>
-      <w:hyperlink w:anchor="_Toc226109991" w:history="1">
+      <w:hyperlink w:anchor="_Toc226113290" w:history="1">
         <w:r>
           <w:rPr>
             <w:rStyle w:val="af7"/>
@@ -2124,7 +2136,7 @@
             <w:noProof/>
             <w:webHidden/>
           </w:rPr>
-          <w:instrText xml:space="preserve"> PAGEREF _Toc226109991 \h </w:instrText>
+          <w:instrText xml:space="preserve"> PAGEREF _Toc226113290 \h </w:instrText>
         </w:r>
         <w:r>
           <w:rPr>
@@ -2166,7 +2178,7 @@
           <w:lang w:eastAsia="ru-RU"/>
         </w:rPr>
       </w:pPr>
-      <w:hyperlink w:anchor="_Toc226109992" w:history="1">
+      <w:hyperlink w:anchor="_Toc226113291" w:history="1">
         <w:r>
           <w:rPr>
             <w:rStyle w:val="af7"/>
@@ -2193,7 +2205,7 @@
             <w:noProof/>
             <w:webHidden/>
           </w:rPr>
-          <w:instrText xml:space="preserve"> PAGEREF _Toc226109992 \h </w:instrText>
+          <w:instrText xml:space="preserve"> PAGEREF _Toc226113291 \h </w:instrText>
         </w:r>
         <w:r>
           <w:rPr>
@@ -2235,7 +2247,7 @@
           <w:lang w:eastAsia="ru-RU"/>
         </w:rPr>
       </w:pPr>
-      <w:hyperlink w:anchor="_Toc226109993" w:history="1">
+      <w:hyperlink w:anchor="_Toc226113292" w:history="1">
         <w:r>
           <w:rPr>
             <w:rStyle w:val="af7"/>
@@ -2270,7 +2282,7 @@
             <w:noProof/>
             <w:webHidden/>
           </w:rPr>
-          <w:instrText xml:space="preserve"> PAGEREF _Toc226109993 \h </w:instrText>
+          <w:instrText xml:space="preserve"> PAGEREF _Toc226113292 \h </w:instrText>
         </w:r>
         <w:r>
           <w:rPr>
@@ -2312,7 +2324,7 @@
           <w:lang w:eastAsia="ru-RU"/>
         </w:rPr>
       </w:pPr>
-      <w:hyperlink w:anchor="_Toc226109994" w:history="1">
+      <w:hyperlink w:anchor="_Toc226113293" w:history="1">
         <w:r>
           <w:rPr>
             <w:rStyle w:val="af7"/>
@@ -2339,7 +2351,7 @@
             <w:noProof/>
             <w:webHidden/>
           </w:rPr>
-          <w:instrText xml:space="preserve"> PAGEREF _Toc226109994 \h </w:instrText>
+          <w:instrText xml:space="preserve"> PAGEREF _Toc226113293 \h </w:instrText>
         </w:r>
         <w:r>
           <w:rPr>
@@ -2381,7 +2393,7 @@
           <w:lang w:eastAsia="ru-RU"/>
         </w:rPr>
       </w:pPr>
-      <w:hyperlink w:anchor="_Toc226109995" w:history="1">
+      <w:hyperlink w:anchor="_Toc226113294" w:history="1">
         <w:r>
           <w:rPr>
             <w:rStyle w:val="af7"/>
@@ -2408,7 +2420,7 @@
             <w:noProof/>
             <w:webHidden/>
           </w:rPr>
-          <w:instrText xml:space="preserve"> PAGEREF _Toc226109995 \h </w:instrText>
+          <w:instrText xml:space="preserve"> PAGEREF _Toc226113294 \h </w:instrText>
         </w:r>
         <w:r>
           <w:rPr>
@@ -2453,7 +2465,7 @@
           <w:lang w:eastAsia="ru-RU"/>
         </w:rPr>
       </w:pPr>
-      <w:hyperlink w:anchor="_Toc226109996" w:history="1">
+      <w:hyperlink w:anchor="_Toc226113295" w:history="1">
         <w:r>
           <w:rPr>
             <w:rStyle w:val="af7"/>
@@ -2480,7 +2492,7 @@
             <w:noProof/>
             <w:webHidden/>
           </w:rPr>
-          <w:instrText xml:space="preserve"> PAGEREF _Toc226109996 \h </w:instrText>
+          <w:instrText xml:space="preserve"> PAGEREF _Toc226113295 \h </w:instrText>
         </w:r>
         <w:r>
           <w:rPr>
@@ -2522,7 +2534,7 @@
           <w:lang w:eastAsia="ru-RU"/>
         </w:rPr>
       </w:pPr>
-      <w:hyperlink w:anchor="_Toc226109997" w:history="1">
+      <w:hyperlink w:anchor="_Toc226113296" w:history="1">
         <w:r>
           <w:rPr>
             <w:rStyle w:val="af7"/>
@@ -2549,7 +2561,7 @@
             <w:noProof/>
             <w:webHidden/>
           </w:rPr>
-          <w:instrText xml:space="preserve"> PAGEREF _Toc226109997 \h </w:instrText>
+          <w:instrText xml:space="preserve"> PAGEREF _Toc226113296 \h </w:instrText>
         </w:r>
         <w:r>
           <w:rPr>
@@ -2591,7 +2603,7 @@
           <w:lang w:eastAsia="ru-RU"/>
         </w:rPr>
       </w:pPr>
-      <w:hyperlink w:anchor="_Toc226109998" w:history="1">
+      <w:hyperlink w:anchor="_Toc226113297" w:history="1">
         <w:r>
           <w:rPr>
             <w:rStyle w:val="af7"/>
@@ -2618,7 +2630,7 @@
             <w:noProof/>
             <w:webHidden/>
           </w:rPr>
-          <w:instrText xml:space="preserve"> PAGEREF _Toc226109998 \h </w:instrText>
+          <w:instrText xml:space="preserve"> PAGEREF _Toc226113297 \h </w:instrText>
         </w:r>
         <w:r>
           <w:rPr>
@@ -2660,7 +2672,7 @@
           <w:lang w:eastAsia="ru-RU"/>
         </w:rPr>
       </w:pPr>
-      <w:hyperlink w:anchor="_Toc226109999" w:history="1">
+      <w:hyperlink w:anchor="_Toc226113298" w:history="1">
         <w:r>
           <w:rPr>
             <w:rStyle w:val="af7"/>
@@ -2695,7 +2707,7 @@
             <w:noProof/>
             <w:webHidden/>
           </w:rPr>
-          <w:instrText xml:space="preserve"> PAGEREF _Toc226109999 \h </w:instrText>
+          <w:instrText xml:space="preserve"> PAGEREF _Toc226113298 \h </w:instrText>
         </w:r>
         <w:r>
           <w:rPr>
@@ -2737,7 +2749,7 @@
           <w:lang w:eastAsia="ru-RU"/>
         </w:rPr>
       </w:pPr>
-      <w:hyperlink w:anchor="_Toc226110000" w:history="1">
+      <w:hyperlink w:anchor="_Toc226113299" w:history="1">
         <w:r>
           <w:rPr>
             <w:rStyle w:val="af7"/>
@@ -2764,7 +2776,7 @@
             <w:noProof/>
             <w:webHidden/>
           </w:rPr>
-          <w:instrText xml:space="preserve"> PAGEREF _Toc226110000 \h </w:instrText>
+          <w:instrText xml:space="preserve"> PAGEREF _Toc226113299 \h </w:instrText>
         </w:r>
         <w:r>
           <w:rPr>
@@ -2806,7 +2818,7 @@
           <w:lang w:eastAsia="ru-RU"/>
         </w:rPr>
       </w:pPr>
-      <w:hyperlink w:anchor="_Toc226110001" w:history="1">
+      <w:hyperlink w:anchor="_Toc226113300" w:history="1">
         <w:r>
           <w:rPr>
             <w:rStyle w:val="af7"/>
@@ -2833,7 +2845,7 @@
             <w:noProof/>
             <w:webHidden/>
           </w:rPr>
-          <w:instrText xml:space="preserve"> PAGEREF _Toc226110001 \h </w:instrText>
+          <w:instrText xml:space="preserve"> PAGEREF _Toc226113300 \h </w:instrText>
         </w:r>
         <w:r>
           <w:rPr>
@@ -2875,7 +2887,7 @@
           <w:lang w:eastAsia="ru-RU"/>
         </w:rPr>
       </w:pPr>
-      <w:hyperlink w:anchor="_Toc226110002" w:history="1">
+      <w:hyperlink w:anchor="_Toc226113301" w:history="1">
         <w:r>
           <w:rPr>
             <w:rStyle w:val="af7"/>
@@ -2902,7 +2914,7 @@
             <w:noProof/>
             <w:webHidden/>
           </w:rPr>
-          <w:instrText xml:space="preserve"> PAGEREF _Toc226110002 \h </w:instrText>
+          <w:instrText xml:space="preserve"> PAGEREF _Toc226113301 \h </w:instrText>
         </w:r>
         <w:r>
           <w:rPr>
@@ -2947,7 +2959,7 @@
           <w:lang w:eastAsia="ru-RU"/>
         </w:rPr>
       </w:pPr>
-      <w:hyperlink w:anchor="_Toc226110003" w:history="1">
+      <w:hyperlink w:anchor="_Toc226113302" w:history="1">
         <w:r>
           <w:rPr>
             <w:rStyle w:val="af7"/>
@@ -2974,7 +2986,7 @@
             <w:noProof/>
             <w:webHidden/>
           </w:rPr>
-          <w:instrText xml:space="preserve"> PAGEREF _Toc226110003 \h </w:instrText>
+          <w:instrText xml:space="preserve"> PAGEREF _Toc226113302 \h </w:instrText>
         </w:r>
         <w:r>
           <w:rPr>
@@ -3016,7 +3028,7 @@
           <w:lang w:eastAsia="ru-RU"/>
         </w:rPr>
       </w:pPr>
-      <w:hyperlink w:anchor="_Toc226110004" w:history="1">
+      <w:hyperlink w:anchor="_Toc226113303" w:history="1">
         <w:r>
           <w:rPr>
             <w:rStyle w:val="af7"/>
@@ -3051,7 +3063,7 @@
             <w:noProof/>
             <w:webHidden/>
           </w:rPr>
-          <w:instrText xml:space="preserve"> PAGEREF _Toc226110004 \h </w:instrText>
+          <w:instrText xml:space="preserve"> PAGEREF _Toc226113303 \h </w:instrText>
         </w:r>
         <w:r>
           <w:rPr>
@@ -3093,7 +3105,7 @@
           <w:lang w:eastAsia="ru-RU"/>
         </w:rPr>
       </w:pPr>
-      <w:hyperlink w:anchor="_Toc226110005" w:history="1">
+      <w:hyperlink w:anchor="_Toc226113304" w:history="1">
         <w:r>
           <w:rPr>
             <w:rStyle w:val="af7"/>
@@ -3120,7 +3132,7 @@
             <w:noProof/>
             <w:webHidden/>
           </w:rPr>
-          <w:instrText xml:space="preserve"> PAGEREF _Toc226110005 \h </w:instrText>
+          <w:instrText xml:space="preserve"> PAGEREF _Toc226113304 \h </w:instrText>
         </w:r>
         <w:r>
           <w:rPr>
@@ -3162,13 +3174,13 @@
           <w:lang w:eastAsia="ru-RU"/>
         </w:rPr>
       </w:pPr>
-      <w:hyperlink w:anchor="_Toc226110006" w:history="1">
+      <w:hyperlink w:anchor="_Toc226113305" w:history="1">
         <w:r>
           <w:rPr>
             <w:rStyle w:val="af7"/>
             <w:noProof/>
           </w:rPr>
-          <w:t>3.3 Модификация компонентов ПО</w:t>
+          <w:t>3.3 Модификация компонентов программного обеспечения</w:t>
         </w:r>
         <w:r>
           <w:rPr>
@@ -3189,7 +3201,7 @@
             <w:noProof/>
             <w:webHidden/>
           </w:rPr>
-          <w:instrText xml:space="preserve"> PAGEREF _Toc226110006 \h </w:instrText>
+          <w:instrText xml:space="preserve"> PAGEREF _Toc226113305 \h </w:instrText>
         </w:r>
         <w:r>
           <w:rPr>
@@ -3231,13 +3243,13 @@
           <w:lang w:eastAsia="ru-RU"/>
         </w:rPr>
       </w:pPr>
-      <w:hyperlink w:anchor="_Toc226110007" w:history="1">
+      <w:hyperlink w:anchor="_Toc226113306" w:history="1">
         <w:r>
           <w:rPr>
             <w:rStyle w:val="af7"/>
             <w:noProof/>
           </w:rPr>
-          <w:t>3.4 Обеспечение защиты ПО и данных</w:t>
+          <w:t>3.4 Обеспечение защиты программного обеспечения и данных</w:t>
         </w:r>
         <w:r>
           <w:rPr>
@@ -3258,7 +3270,7 @@
             <w:noProof/>
             <w:webHidden/>
           </w:rPr>
-          <w:instrText xml:space="preserve"> PAGEREF _Toc226110007 \h </w:instrText>
+          <w:instrText xml:space="preserve"> PAGEREF _Toc226113306 \h </w:instrText>
         </w:r>
         <w:r>
           <w:rPr>
@@ -3303,7 +3315,7 @@
           <w:lang w:eastAsia="ru-RU"/>
         </w:rPr>
       </w:pPr>
-      <w:hyperlink w:anchor="_Toc226110008" w:history="1">
+      <w:hyperlink w:anchor="_Toc226113307" w:history="1">
         <w:r>
           <w:rPr>
             <w:rStyle w:val="af7"/>
@@ -3330,7 +3342,7 @@
             <w:noProof/>
             <w:webHidden/>
           </w:rPr>
-          <w:instrText xml:space="preserve"> PAGEREF _Toc226110008 \h </w:instrText>
+          <w:instrText xml:space="preserve"> PAGEREF _Toc226113307 \h </w:instrText>
         </w:r>
         <w:r>
           <w:rPr>
@@ -3375,7 +3387,7 @@
           <w:lang w:eastAsia="ru-RU"/>
         </w:rPr>
       </w:pPr>
-      <w:hyperlink w:anchor="_Toc226110009" w:history="1">
+      <w:hyperlink w:anchor="_Toc226113308" w:history="1">
         <w:r>
           <w:rPr>
             <w:rStyle w:val="af7"/>
@@ -3402,7 +3414,7 @@
             <w:noProof/>
             <w:webHidden/>
           </w:rPr>
-          <w:instrText xml:space="preserve"> PAGEREF _Toc226110009 \h </w:instrText>
+          <w:instrText xml:space="preserve"> PAGEREF _Toc226113308 \h </w:instrText>
         </w:r>
         <w:r>
           <w:rPr>
@@ -3443,7 +3455,7 @@
         <w:pStyle w:val="a7"/>
       </w:pPr>
       <w:bookmarkStart w:id="0" w:name="_Toc198114578"/>
-      <w:bookmarkStart w:id="1" w:name="_Toc226109988"/>
+      <w:bookmarkStart w:id="1" w:name="_Toc226113287"/>
       <w:r>
         <w:lastRenderedPageBreak/>
         <w:t>Перечень сокращений и обозначений</w:t>
@@ -3559,9 +3571,6 @@
         </w:tabs>
         <w:spacing w:line="360" w:lineRule="auto"/>
         <w:ind w:left="709"/>
-        <w:rPr>
-          <w:lang w:val="en-US"/>
-        </w:rPr>
       </w:pPr>
     </w:p>
     <w:p>
@@ -3605,7 +3614,31 @@
         <w:t>SQL</w:t>
       </w:r>
       <w:r>
-        <w:t xml:space="preserve"> – язык структурированных запросов</w:t>
+        <w:rPr>
+          <w:lang w:val="en-US"/>
+        </w:rPr>
+        <w:t xml:space="preserve"> – </w:t>
+      </w:r>
+      <w:r>
+        <w:t>язык</w:t>
+      </w:r>
+      <w:r>
+        <w:rPr>
+          <w:lang w:val="en-US"/>
+        </w:rPr>
+        <w:t xml:space="preserve"> </w:t>
+      </w:r>
+      <w:r>
+        <w:t>структурированных</w:t>
+      </w:r>
+      <w:r>
+        <w:rPr>
+          <w:lang w:val="en-US"/>
+        </w:rPr>
+        <w:t xml:space="preserve"> </w:t>
+      </w:r>
+      <w:r>
+        <w:t>запросов</w:t>
       </w:r>
     </w:p>
     <w:p>
@@ -3680,9 +3713,6 @@
     <w:p>
       <w:pPr>
         <w:pStyle w:val="a3"/>
-        <w:rPr>
-          <w:lang w:val="en-US"/>
-        </w:rPr>
       </w:pPr>
       <w:r>
         <w:rPr>
@@ -3691,54 +3721,36 @@
         <w:t>WPF</w:t>
       </w:r>
       <w:r>
-        <w:rPr>
-          <w:lang w:val="en-US"/>
-        </w:rPr>
         <w:t xml:space="preserve"> – </w:t>
       </w:r>
       <w:r>
         <w:t>платформ</w:t>
       </w:r>
       <w:r>
-        <w:rPr>
-          <w:lang w:val="en-US"/>
-        </w:rPr>
         <w:t xml:space="preserve"> </w:t>
       </w:r>
       <w:r>
         <w:t>для</w:t>
       </w:r>
       <w:r>
-        <w:rPr>
-          <w:lang w:val="en-US"/>
-        </w:rPr>
         <w:t xml:space="preserve"> </w:t>
       </w:r>
       <w:r>
         <w:t>построения</w:t>
       </w:r>
       <w:r>
-        <w:rPr>
-          <w:lang w:val="en-US"/>
-        </w:rPr>
         <w:t xml:space="preserve"> </w:t>
       </w:r>
       <w:r>
         <w:t>графических</w:t>
       </w:r>
       <w:r>
-        <w:rPr>
-          <w:lang w:val="en-US"/>
-        </w:rPr>
         <w:t xml:space="preserve"> </w:t>
       </w:r>
       <w:r>
         <w:t>интерфейсов</w:t>
       </w:r>
       <w:r>
-        <w:rPr>
-          <w:lang w:val="en-US"/>
-        </w:rPr>
         <w:t xml:space="preserve"> </w:t>
       </w:r>
       <w:r>
@@ -3761,7 +3773,7 @@
         <w:pStyle w:val="a7"/>
       </w:pPr>
       <w:bookmarkStart w:id="3" w:name="_Toc198114579"/>
-      <w:bookmarkStart w:id="4" w:name="_Toc226109989"/>
+      <w:bookmarkStart w:id="4" w:name="_Toc226113288"/>
       <w:r>
         <w:lastRenderedPageBreak/>
         <w:t>Введение</w:t>
@@ -4026,7 +4038,21 @@
         <w:rPr>
           <w:lang w:val="en-US"/>
         </w:rPr>
-        <w:t>: 11th Gen Intel(R) Core(TM) i5-11400H @ 2.70GHz;</w:t>
+        <w:t xml:space="preserve">: 11th Gen Intel(R) </w:t>
+      </w:r>
+      <w:proofErr w:type="gramStart"/>
+      <w:r>
+        <w:rPr>
+          <w:lang w:val="en-US"/>
+        </w:rPr>
+        <w:t>Core(</w:t>
+      </w:r>
+      <w:proofErr w:type="gramEnd"/>
+      <w:r>
+        <w:rPr>
+          <w:lang w:val="en-US"/>
+        </w:rPr>
+        <w:t>TM) i5-11400H @ 2.70GHz;</w:t>
       </w:r>
     </w:p>
     <w:p>
@@ -4251,7 +4277,7 @@
         <w:pStyle w:val="1"/>
       </w:pPr>
       <w:bookmarkStart w:id="5" w:name="_Toc198114580"/>
-      <w:bookmarkStart w:id="6" w:name="_Toc226109990"/>
+      <w:bookmarkStart w:id="6" w:name="_Toc226113289"/>
       <w:r>
         <w:lastRenderedPageBreak/>
         <w:t>Охрана труда и техника безопасности при работе на ПК</w:t>
@@ -4263,7 +4289,7 @@
       <w:pPr>
         <w:pStyle w:val="2"/>
       </w:pPr>
-      <w:bookmarkStart w:id="7" w:name="_Toc226109991"/>
+      <w:bookmarkStart w:id="7" w:name="_Toc226113290"/>
       <w:r>
         <w:t xml:space="preserve">Общие требования </w:t>
       </w:r>
@@ -4419,7 +4445,7 @@
       <w:pPr>
         <w:pStyle w:val="2"/>
       </w:pPr>
-      <w:bookmarkStart w:id="8" w:name="_Toc226109992"/>
+      <w:bookmarkStart w:id="8" w:name="_Toc226113291"/>
       <w:r>
         <w:t xml:space="preserve">Требования </w:t>
       </w:r>
@@ -4465,7 +4491,7 @@
           <w:bCs/>
         </w:rPr>
       </w:pPr>
-      <w:bookmarkStart w:id="9" w:name="_Toc226109993"/>
+      <w:bookmarkStart w:id="9" w:name="_Toc226113292"/>
       <w:r>
         <w:lastRenderedPageBreak/>
         <w:t xml:space="preserve">Требования </w:t>
@@ -4589,7 +4615,7 @@
       <w:pPr>
         <w:pStyle w:val="2"/>
       </w:pPr>
-      <w:bookmarkStart w:id="10" w:name="_Toc226109994"/>
+      <w:bookmarkStart w:id="10" w:name="_Toc226113293"/>
       <w:r>
         <w:t>Требования охраны труда в аварийных ситуациях</w:t>
       </w:r>
@@ -4702,7 +4728,7 @@
         <w:pStyle w:val="2"/>
         <w:ind w:left="709" w:firstLine="0"/>
       </w:pPr>
-      <w:bookmarkStart w:id="11" w:name="_Toc226109995"/>
+      <w:bookmarkStart w:id="11" w:name="_Toc226113294"/>
       <w:r>
         <w:t xml:space="preserve">Требования </w:t>
       </w:r>
@@ -4769,7 +4795,7 @@
         <w:pStyle w:val="1"/>
       </w:pPr>
       <w:bookmarkStart w:id="12" w:name="_Toc198114581"/>
-      <w:bookmarkStart w:id="13" w:name="_Toc226109996"/>
+      <w:bookmarkStart w:id="13" w:name="_Toc226113295"/>
       <w:r>
         <w:lastRenderedPageBreak/>
         <w:t>Выполнение работ по ПМ.</w:t>
@@ -4784,7 +4810,7 @@
       <w:pPr>
         <w:pStyle w:val="2"/>
       </w:pPr>
-      <w:bookmarkStart w:id="14" w:name="_Toc226109997"/>
+      <w:bookmarkStart w:id="14" w:name="_Toc226113296"/>
       <w:r>
         <w:t>Анализ и разработка требований</w:t>
       </w:r>
@@ -4889,7 +4915,7 @@
       <w:pPr>
         <w:pStyle w:val="2"/>
       </w:pPr>
-      <w:bookmarkStart w:id="15" w:name="_Toc226109998"/>
+      <w:bookmarkStart w:id="15" w:name="_Toc226113297"/>
       <w:r>
         <w:t>Выбор состава программных и технических средств</w:t>
       </w:r>
@@ -4935,9 +4961,6 @@
     <w:p>
       <w:pPr>
         <w:pStyle w:val="a3"/>
-        <w:rPr>
-          <w:lang w:val="en-US"/>
-        </w:rPr>
       </w:pPr>
       <w:r>
         <w:t>В качестве основных инструментов разработки выбрана</w:t>
@@ -5012,9 +5035,6 @@
     <w:p>
       <w:pPr>
         <w:pStyle w:val="a3"/>
-        <w:rPr>
-          <w:lang w:val="en-US"/>
-        </w:rPr>
       </w:pPr>
     </w:p>
     <w:p>
@@ -5062,8 +5082,13 @@
       <w:pPr>
         <w:pStyle w:val="a1"/>
       </w:pPr>
-      <w:r>
-        <w:t>автогенерация кода;</w:t>
+      <w:proofErr w:type="spellStart"/>
+      <w:r>
+        <w:t>автогенерация</w:t>
+      </w:r>
+      <w:proofErr w:type="spellEnd"/>
+      <w:r>
+        <w:t xml:space="preserve"> кода;</w:t>
       </w:r>
     </w:p>
     <w:p>
@@ -5188,7 +5213,7 @@
           <w:lang w:val="en-US"/>
         </w:rPr>
       </w:pPr>
-      <w:bookmarkStart w:id="16" w:name="_Toc226109999"/>
+      <w:bookmarkStart w:id="16" w:name="_Toc226113298"/>
       <w:r>
         <w:t>Проектирование программного обеспечения</w:t>
       </w:r>
@@ -5558,10 +5583,13 @@
         <w:t>io</w:t>
       </w:r>
       <w:r>
-        <w:rPr>
-          <w:lang w:val="en-US"/>
-        </w:rPr>
-        <w:t xml:space="preserve"> Diagrams</w:t>
+        <w:t xml:space="preserve"> </w:t>
+      </w:r>
+      <w:r>
+        <w:rPr>
+          <w:lang w:val="en-US"/>
+        </w:rPr>
+        <w:t>Diagrams</w:t>
       </w:r>
       <w:r>
         <w:t>»</w:t>
@@ -5586,7 +5614,7 @@
       <w:pPr>
         <w:pStyle w:val="2"/>
       </w:pPr>
-      <w:bookmarkStart w:id="17" w:name="_Toc226110000"/>
+      <w:bookmarkStart w:id="17" w:name="_Toc226113299"/>
       <w:r>
         <w:t>Разработка и интеграция программных модулей</w:t>
       </w:r>
@@ -5714,21 +5742,25 @@
       <w:r>
         <w:t>.</w:t>
       </w:r>
+      <w:proofErr w:type="spellStart"/>
       <w:r>
         <w:rPr>
           <w:lang w:val="en-US"/>
         </w:rPr>
         <w:t>EntityFrameworkCore</w:t>
       </w:r>
+      <w:proofErr w:type="spellEnd"/>
       <w:r>
         <w:t>.</w:t>
       </w:r>
+      <w:proofErr w:type="spellStart"/>
       <w:r>
         <w:rPr>
           <w:lang w:val="en-US"/>
         </w:rPr>
         <w:t>SqlServer</w:t>
       </w:r>
+      <w:proofErr w:type="spellEnd"/>
       <w:r>
         <w:t>»</w:t>
       </w:r>
@@ -5809,12 +5841,14 @@
       <w:r>
         <w:t>.</w:t>
       </w:r>
+      <w:proofErr w:type="spellStart"/>
       <w:r>
         <w:rPr>
           <w:lang w:val="en-US"/>
         </w:rPr>
         <w:t>EntityFrameworkCore</w:t>
       </w:r>
+      <w:proofErr w:type="spellEnd"/>
       <w:r>
         <w:t>.</w:t>
       </w:r>
@@ -5841,12 +5875,14 @@
       <w:r>
         <w:t>«</w:t>
       </w:r>
+      <w:proofErr w:type="spellStart"/>
       <w:r>
         <w:rPr>
           <w:lang w:val="en-US"/>
         </w:rPr>
         <w:t>BCrypt</w:t>
       </w:r>
+      <w:proofErr w:type="spellEnd"/>
       <w:r>
         <w:t>.</w:t>
       </w:r>
@@ -5883,7 +5919,15 @@
         <w:pStyle w:val="a1"/>
       </w:pPr>
       <w:r>
-        <w:t xml:space="preserve">«EPPlus» – инструмент для работы с файлами формата Excel, позволяющий формировать отчеты </w:t>
+        <w:t>«</w:t>
+      </w:r>
+      <w:proofErr w:type="spellStart"/>
+      <w:r>
+        <w:t>EPPlus</w:t>
+      </w:r>
+      <w:proofErr w:type="spellEnd"/>
+      <w:r>
+        <w:t xml:space="preserve">» – инструмент для работы с файлами формата Excel, позволяющий формировать отчеты </w:t>
       </w:r>
       <w:r>
         <w:t>посещаемости тренировок</w:t>
@@ -5896,7 +5940,7 @@
       <w:pPr>
         <w:pStyle w:val="2"/>
       </w:pPr>
-      <w:bookmarkStart w:id="18" w:name="_Toc226110001"/>
+      <w:bookmarkStart w:id="18" w:name="_Toc226113300"/>
       <w:r>
         <w:t>Описание работы с системой контроля версий и проверка соответствия стандартам кодирования</w:t>
       </w:r>
@@ -6134,7 +6178,10 @@
         <w:rPr>
           <w:lang w:val="en-US"/>
         </w:rPr>
-        <w:t>VS2022</w:t>
+        <w:t>VS</w:t>
+      </w:r>
+      <w:r>
+        <w:t>2022</w:t>
       </w:r>
       <w:r>
         <w:t xml:space="preserve">». </w:t>
@@ -6173,7 +6220,7 @@
       <w:pPr>
         <w:pStyle w:val="2"/>
       </w:pPr>
-      <w:bookmarkStart w:id="19" w:name="_Toc226110002"/>
+      <w:bookmarkStart w:id="19" w:name="_Toc226113301"/>
       <w:r>
         <w:t>Отладка и тестирование программных модулей</w:t>
       </w:r>
@@ -6359,9 +6406,6 @@
         <w:t>VS</w:t>
       </w:r>
       <w:r>
-        <w:rPr>
-          <w:lang w:val="en-US"/>
-        </w:rPr>
         <w:t>2022</w:t>
       </w:r>
       <w:r>
@@ -6919,7 +6963,7 @@
         <w:pStyle w:val="1"/>
       </w:pPr>
       <w:bookmarkStart w:id="20" w:name="_Toc198114585"/>
-      <w:bookmarkStart w:id="21" w:name="_Toc226110003"/>
+      <w:bookmarkStart w:id="21" w:name="_Toc226113302"/>
       <w:r>
         <w:lastRenderedPageBreak/>
         <w:t>Выполнение работ по ПМ.01</w:t>
@@ -6935,7 +6979,7 @@
         </w:rPr>
       </w:pPr>
       <w:bookmarkStart w:id="22" w:name="_Toc198114586"/>
-      <w:bookmarkStart w:id="23" w:name="_Toc226110004"/>
+      <w:bookmarkStart w:id="23" w:name="_Toc226113303"/>
       <w:r>
         <w:t>Проектирование программного обеспечения</w:t>
       </w:r>
@@ -7085,12 +7129,14 @@
       <w:r>
         <w:t>– «</w:t>
       </w:r>
+      <w:proofErr w:type="spellStart"/>
       <w:r>
         <w:rPr>
           <w:lang w:val="en-US"/>
         </w:rPr>
         <w:t>TrLogInstaller</w:t>
       </w:r>
+      <w:proofErr w:type="spellEnd"/>
       <w:r>
         <w:t>»</w:t>
       </w:r>
@@ -7108,7 +7154,7 @@
       <w:pPr>
         <w:pStyle w:val="2"/>
       </w:pPr>
-      <w:bookmarkStart w:id="24" w:name="_Toc226110005"/>
+      <w:bookmarkStart w:id="24" w:name="_Toc226113304"/>
       <w:r>
         <w:lastRenderedPageBreak/>
         <w:t>Анализ эксплуатационных характеристик</w:t>
@@ -7222,9 +7268,12 @@
       <w:pPr>
         <w:pStyle w:val="2"/>
       </w:pPr>
-      <w:bookmarkStart w:id="25" w:name="_Toc226110006"/>
-      <w:r>
-        <w:t>Модификация компонентов ПО</w:t>
+      <w:bookmarkStart w:id="25" w:name="_Toc226113305"/>
+      <w:r>
+        <w:t xml:space="preserve">Модификация компонентов </w:t>
+      </w:r>
+      <w:r>
+        <w:t>программного обеспечения</w:t>
       </w:r>
       <w:bookmarkEnd w:id="25"/>
     </w:p>
@@ -7291,21 +7340,25 @@
       <w:r>
         <w:t xml:space="preserve">использована библиотека </w:t>
       </w:r>
+      <w:proofErr w:type="spellStart"/>
       <w:r>
         <w:rPr>
           <w:lang w:val="en-US"/>
         </w:rPr>
         <w:t>EPPlus</w:t>
       </w:r>
+      <w:proofErr w:type="spellEnd"/>
       <w:r>
         <w:t>, позволяющая генерировать отчеты посещаемости тренировок. Фрагмент кода метода</w:t>
       </w:r>
       <w:r>
         <w:t xml:space="preserve"> </w:t>
       </w:r>
+      <w:proofErr w:type="spellStart"/>
       <w:r>
         <w:t>ExcelExportButtonClick</w:t>
       </w:r>
+      <w:proofErr w:type="spellEnd"/>
       <w:r>
         <w:t xml:space="preserve"> для</w:t>
       </w:r>
@@ -7351,9 +7404,11 @@
         <w:lastRenderedPageBreak/>
         <w:t xml:space="preserve">Листинг 1 – Фрагмент кода метода </w:t>
       </w:r>
+      <w:proofErr w:type="spellStart"/>
       <w:r>
         <w:t>ExcelExportButtonClick</w:t>
       </w:r>
+      <w:proofErr w:type="spellEnd"/>
     </w:p>
     <w:p>
       <w:pPr>
@@ -7374,7 +7429,29 @@
         <w:rPr>
           <w:lang w:val="en-US"/>
         </w:rPr>
-        <w:t>using (var package = new ExcelPackage())</w:t>
+        <w:t xml:space="preserve">using (var package = new </w:t>
+      </w:r>
+      <w:proofErr w:type="spellStart"/>
+      <w:proofErr w:type="gramStart"/>
+      <w:r>
+        <w:rPr>
+          <w:lang w:val="en-US"/>
+        </w:rPr>
+        <w:t>ExcelPackage</w:t>
+      </w:r>
+      <w:proofErr w:type="spellEnd"/>
+      <w:r>
+        <w:rPr>
+          <w:lang w:val="en-US"/>
+        </w:rPr>
+        <w:t>(</w:t>
+      </w:r>
+      <w:proofErr w:type="gramEnd"/>
+      <w:r>
+        <w:rPr>
+          <w:lang w:val="en-US"/>
+        </w:rPr>
+        <w:t>))</w:t>
       </w:r>
     </w:p>
     <w:p>
@@ -7398,7 +7475,36 @@
         <w:pStyle w:val="aff0"/>
       </w:pPr>
       <w:r>
-        <w:t xml:space="preserve">    var worksheet = package.Workbook.Worksheets.Add("Посещаемость");</w:t>
+        <w:t xml:space="preserve">    </w:t>
+      </w:r>
+      <w:proofErr w:type="spellStart"/>
+      <w:r>
+        <w:t>var</w:t>
+      </w:r>
+      <w:proofErr w:type="spellEnd"/>
+      <w:r>
+        <w:t xml:space="preserve"> </w:t>
+      </w:r>
+      <w:proofErr w:type="spellStart"/>
+      <w:r>
+        <w:t>worksheet</w:t>
+      </w:r>
+      <w:proofErr w:type="spellEnd"/>
+      <w:r>
+        <w:t xml:space="preserve"> = </w:t>
+      </w:r>
+      <w:proofErr w:type="spellStart"/>
+      <w:proofErr w:type="gramStart"/>
+      <w:r>
+        <w:t>package.Workbook.Worksheets</w:t>
+      </w:r>
+      <w:proofErr w:type="gramEnd"/>
+      <w:r>
+        <w:t>.Add</w:t>
+      </w:r>
+      <w:proofErr w:type="spellEnd"/>
+      <w:r>
+        <w:t>("Посещаемость");</w:t>
       </w:r>
     </w:p>
     <w:p>
@@ -7421,6 +7527,7 @@
       <w:r>
         <w:t xml:space="preserve">    </w:t>
       </w:r>
+      <w:proofErr w:type="gramStart"/>
       <w:r>
         <w:rPr>
           <w:lang w:val="en-US"/>
@@ -7436,6 +7543,7 @@
         </w:rPr>
         <w:t>Cells</w:t>
       </w:r>
+      <w:proofErr w:type="gramEnd"/>
       <w:r>
         <w:t>[1, 1].</w:t>
       </w:r>
@@ -7474,8 +7582,15 @@
       <w:r>
         <w:t xml:space="preserve">    </w:t>
       </w:r>
-      <w:r>
-        <w:t>worksheet.Cells[1, 2].Value = "Телефон";    // столбец B</w:t>
+      <w:proofErr w:type="spellStart"/>
+      <w:proofErr w:type="gramStart"/>
+      <w:r>
+        <w:t>worksheet.Cells</w:t>
+      </w:r>
+      <w:proofErr w:type="spellEnd"/>
+      <w:proofErr w:type="gramEnd"/>
+      <w:r>
+        <w:t>[1, 2].Value = "Телефон";    // столбец B</w:t>
       </w:r>
     </w:p>
     <w:p>
@@ -7483,7 +7598,17 @@
         <w:pStyle w:val="aff0"/>
       </w:pPr>
       <w:r>
-        <w:t xml:space="preserve">    worksheet.Cells[1, 3].Value = "Дата рождения"; // столбец C</w:t>
+        <w:t xml:space="preserve">    </w:t>
+      </w:r>
+      <w:proofErr w:type="spellStart"/>
+      <w:proofErr w:type="gramStart"/>
+      <w:r>
+        <w:t>worksheet.Cells</w:t>
+      </w:r>
+      <w:proofErr w:type="spellEnd"/>
+      <w:proofErr w:type="gramEnd"/>
+      <w:r>
+        <w:t>[1, 3].Value = "Дата рождения"; // столбец C</w:t>
       </w:r>
     </w:p>
     <w:p>
@@ -7491,7 +7616,17 @@
         <w:pStyle w:val="aff0"/>
       </w:pPr>
       <w:r>
-        <w:t xml:space="preserve">    worksheet.Cells[1, 4].Value = "Присутствие";   // столбец D</w:t>
+        <w:t xml:space="preserve">    </w:t>
+      </w:r>
+      <w:proofErr w:type="spellStart"/>
+      <w:proofErr w:type="gramStart"/>
+      <w:r>
+        <w:t>worksheet.Cells</w:t>
+      </w:r>
+      <w:proofErr w:type="spellEnd"/>
+      <w:proofErr w:type="gramEnd"/>
+      <w:r>
+        <w:t>[1, 4].Value = "Присутствие";   // столбец D</w:t>
       </w:r>
     </w:p>
     <w:p>
@@ -7521,7 +7656,23 @@
         <w:rPr>
           <w:lang w:val="en-US"/>
         </w:rPr>
-        <w:t>using (var range = worksheet.Cells[1, 1, 1, 4])</w:t>
+        <w:t xml:space="preserve">using (var range = </w:t>
+      </w:r>
+      <w:proofErr w:type="spellStart"/>
+      <w:proofErr w:type="gramStart"/>
+      <w:r>
+        <w:rPr>
+          <w:lang w:val="en-US"/>
+        </w:rPr>
+        <w:t>worksheet.Cells</w:t>
+      </w:r>
+      <w:proofErr w:type="spellEnd"/>
+      <w:proofErr w:type="gramEnd"/>
+      <w:r>
+        <w:rPr>
+          <w:lang w:val="en-US"/>
+        </w:rPr>
+        <w:t>[1, 1, 1, 4])</w:t>
       </w:r>
     </w:p>
     <w:p>
@@ -7549,7 +7700,29 @@
         <w:rPr>
           <w:lang w:val="en-US"/>
         </w:rPr>
-        <w:t xml:space="preserve">        range.Style.Font.Bold = true;            // </w:t>
+        <w:t xml:space="preserve">        </w:t>
+      </w:r>
+      <w:proofErr w:type="spellStart"/>
+      <w:proofErr w:type="gramStart"/>
+      <w:r>
+        <w:rPr>
+          <w:lang w:val="en-US"/>
+        </w:rPr>
+        <w:t>range.Style.Font</w:t>
+      </w:r>
+      <w:proofErr w:type="gramEnd"/>
+      <w:r>
+        <w:rPr>
+          <w:lang w:val="en-US"/>
+        </w:rPr>
+        <w:t>.Bold</w:t>
+      </w:r>
+      <w:proofErr w:type="spellEnd"/>
+      <w:r>
+        <w:rPr>
+          <w:lang w:val="en-US"/>
+        </w:rPr>
+        <w:t xml:space="preserve"> = true;            // </w:t>
       </w:r>
       <w:r>
         <w:t>жирное</w:t>
@@ -7584,7 +7757,43 @@
         <w:rPr>
           <w:lang w:val="en-US"/>
         </w:rPr>
-        <w:t xml:space="preserve">        range.Style.Fill.PatternType = OfficeOpenXml.Style.ExcelFillStyle.Solid; // </w:t>
+        <w:t xml:space="preserve">        </w:t>
+      </w:r>
+      <w:proofErr w:type="spellStart"/>
+      <w:proofErr w:type="gramStart"/>
+      <w:r>
+        <w:rPr>
+          <w:lang w:val="en-US"/>
+        </w:rPr>
+        <w:t>range.Style.Fill</w:t>
+      </w:r>
+      <w:proofErr w:type="gramEnd"/>
+      <w:r>
+        <w:rPr>
+          <w:lang w:val="en-US"/>
+        </w:rPr>
+        <w:t>.PatternType</w:t>
+      </w:r>
+      <w:proofErr w:type="spellEnd"/>
+      <w:r>
+        <w:rPr>
+          <w:lang w:val="en-US"/>
+        </w:rPr>
+        <w:t xml:space="preserve"> = </w:t>
+      </w:r>
+      <w:proofErr w:type="spellStart"/>
+      <w:r>
+        <w:rPr>
+          <w:lang w:val="en-US"/>
+        </w:rPr>
+        <w:t>OfficeOpenXml.Style.ExcelFillStyle.Solid</w:t>
+      </w:r>
+      <w:proofErr w:type="spellEnd"/>
+      <w:r>
+        <w:rPr>
+          <w:lang w:val="en-US"/>
+        </w:rPr>
+        <w:t xml:space="preserve">; // </w:t>
       </w:r>
       <w:r>
         <w:t>сплошная</w:t>
@@ -7612,11 +7821,19 @@
         </w:rPr>
         <w:t xml:space="preserve">        </w:t>
       </w:r>
-      <w:r>
-        <w:rPr>
-          <w:lang w:val="en-US"/>
-        </w:rPr>
-        <w:t xml:space="preserve">range.Style.Fill.BackgroundColor.SetColor(System.Drawing.Color.LightGray); // </w:t>
+      <w:proofErr w:type="gramStart"/>
+      <w:r>
+        <w:rPr>
+          <w:lang w:val="en-US"/>
+        </w:rPr>
+        <w:t>range.Style.Fill</w:t>
+      </w:r>
+      <w:proofErr w:type="gramEnd"/>
+      <w:r>
+        <w:rPr>
+          <w:lang w:val="en-US"/>
+        </w:rPr>
+        <w:t xml:space="preserve">.BackgroundColor.SetColor(System.Drawing.Color.LightGray); // </w:t>
       </w:r>
       <w:r>
         <w:t>цвет</w:t>
@@ -7681,7 +7898,31 @@
         <w:pStyle w:val="aff0"/>
       </w:pPr>
       <w:r>
-        <w:t xml:space="preserve">    int row = 2;    // данные начинаются со второй строки</w:t>
+        <w:t xml:space="preserve">    </w:t>
+      </w:r>
+      <w:proofErr w:type="spellStart"/>
+      <w:r>
+        <w:t>int</w:t>
+      </w:r>
+      <w:proofErr w:type="spellEnd"/>
+      <w:r>
+        <w:t xml:space="preserve"> </w:t>
+      </w:r>
+      <w:proofErr w:type="spellStart"/>
+      <w:r>
+        <w:t>row</w:t>
+      </w:r>
+      <w:proofErr w:type="spellEnd"/>
+      <w:r>
+        <w:t xml:space="preserve"> = </w:t>
+      </w:r>
+      <w:proofErr w:type="gramStart"/>
+      <w:r>
+        <w:t xml:space="preserve">2;   </w:t>
+      </w:r>
+      <w:proofErr w:type="gramEnd"/>
+      <w:r>
+        <w:t xml:space="preserve"> // данные начинаются со второй строки</w:t>
       </w:r>
     </w:p>
     <w:p>
@@ -7698,7 +7939,21 @@
         <w:rPr>
           <w:lang w:val="en-US"/>
         </w:rPr>
-        <w:t>foreach (var item in _athletesPresence)</w:t>
+        <w:t>foreach (var item in _</w:t>
+      </w:r>
+      <w:proofErr w:type="spellStart"/>
+      <w:r>
+        <w:rPr>
+          <w:lang w:val="en-US"/>
+        </w:rPr>
+        <w:t>athletesPresence</w:t>
+      </w:r>
+      <w:proofErr w:type="spellEnd"/>
+      <w:r>
+        <w:rPr>
+          <w:lang w:val="en-US"/>
+        </w:rPr>
+        <w:t>)</w:t>
       </w:r>
     </w:p>
     <w:p>
@@ -7726,7 +7981,37 @@
         <w:rPr>
           <w:lang w:val="en-US"/>
         </w:rPr>
-        <w:t xml:space="preserve">        worksheet.Cells[row, 1].Value = item.Athlete.FullName;                      // </w:t>
+        <w:t xml:space="preserve">        </w:t>
+      </w:r>
+      <w:proofErr w:type="spellStart"/>
+      <w:proofErr w:type="gramStart"/>
+      <w:r>
+        <w:rPr>
+          <w:lang w:val="en-US"/>
+        </w:rPr>
+        <w:t>worksheet.Cells</w:t>
+      </w:r>
+      <w:proofErr w:type="spellEnd"/>
+      <w:proofErr w:type="gramEnd"/>
+      <w:r>
+        <w:rPr>
+          <w:lang w:val="en-US"/>
+        </w:rPr>
+        <w:t xml:space="preserve">[row, 1].Value = </w:t>
+      </w:r>
+      <w:proofErr w:type="spellStart"/>
+      <w:r>
+        <w:rPr>
+          <w:lang w:val="en-US"/>
+        </w:rPr>
+        <w:t>item.Athlete.FullName</w:t>
+      </w:r>
+      <w:proofErr w:type="spellEnd"/>
+      <w:r>
+        <w:rPr>
+          <w:lang w:val="en-US"/>
+        </w:rPr>
+        <w:t xml:space="preserve">;                      // </w:t>
       </w:r>
       <w:r>
         <w:t>полное</w:t>
@@ -7752,7 +8037,37 @@
         <w:rPr>
           <w:lang w:val="en-US"/>
         </w:rPr>
-        <w:t xml:space="preserve">        worksheet.Cells[row, 2].Value = item.Athlete.Phone;                         // </w:t>
+        <w:t xml:space="preserve">        </w:t>
+      </w:r>
+      <w:proofErr w:type="spellStart"/>
+      <w:proofErr w:type="gramStart"/>
+      <w:r>
+        <w:rPr>
+          <w:lang w:val="en-US"/>
+        </w:rPr>
+        <w:t>worksheet.Cells</w:t>
+      </w:r>
+      <w:proofErr w:type="spellEnd"/>
+      <w:proofErr w:type="gramEnd"/>
+      <w:r>
+        <w:rPr>
+          <w:lang w:val="en-US"/>
+        </w:rPr>
+        <w:t xml:space="preserve">[row, 2].Value = </w:t>
+      </w:r>
+      <w:proofErr w:type="spellStart"/>
+      <w:r>
+        <w:rPr>
+          <w:lang w:val="en-US"/>
+        </w:rPr>
+        <w:t>item.Athlete.Phone</w:t>
+      </w:r>
+      <w:proofErr w:type="spellEnd"/>
+      <w:r>
+        <w:rPr>
+          <w:lang w:val="en-US"/>
+        </w:rPr>
+        <w:t xml:space="preserve">;                         // </w:t>
       </w:r>
       <w:r>
         <w:t>телефон</w:t>
@@ -7769,7 +8084,51 @@
         <w:rPr>
           <w:lang w:val="en-US"/>
         </w:rPr>
-        <w:t xml:space="preserve">        worksheet.Cells[row, 3].Value = item.Athlete.Birthday.ToString("dd.MM.yyyy") ?? ""; // </w:t>
+        <w:t xml:space="preserve">        </w:t>
+      </w:r>
+      <w:proofErr w:type="spellStart"/>
+      <w:proofErr w:type="gramStart"/>
+      <w:r>
+        <w:rPr>
+          <w:lang w:val="en-US"/>
+        </w:rPr>
+        <w:t>worksheet.Cells</w:t>
+      </w:r>
+      <w:proofErr w:type="spellEnd"/>
+      <w:proofErr w:type="gramEnd"/>
+      <w:r>
+        <w:rPr>
+          <w:lang w:val="en-US"/>
+        </w:rPr>
+        <w:t xml:space="preserve">[row, 3].Value = </w:t>
+      </w:r>
+      <w:proofErr w:type="spellStart"/>
+      <w:r>
+        <w:rPr>
+          <w:lang w:val="en-US"/>
+        </w:rPr>
+        <w:t>item.Athlete.Birthday.ToString</w:t>
+      </w:r>
+      <w:proofErr w:type="spellEnd"/>
+      <w:r>
+        <w:rPr>
+          <w:lang w:val="en-US"/>
+        </w:rPr>
+        <w:t>("</w:t>
+      </w:r>
+      <w:proofErr w:type="spellStart"/>
+      <w:r>
+        <w:rPr>
+          <w:lang w:val="en-US"/>
+        </w:rPr>
+        <w:t>dd.MM.yyyy</w:t>
+      </w:r>
+      <w:proofErr w:type="spellEnd"/>
+      <w:r>
+        <w:rPr>
+          <w:lang w:val="en-US"/>
+        </w:rPr>
+        <w:t xml:space="preserve">") ?? ""; // </w:t>
       </w:r>
       <w:r>
         <w:t>дата</w:t>
@@ -7807,6 +8166,7 @@
         </w:rPr>
         <w:t>.</w:t>
       </w:r>
+      <w:proofErr w:type="gramStart"/>
       <w:r>
         <w:t>ММ</w:t>
       </w:r>
@@ -7819,6 +8179,7 @@
       <w:r>
         <w:t>ГГГГ</w:t>
       </w:r>
+      <w:proofErr w:type="gramEnd"/>
       <w:r>
         <w:rPr>
           <w:lang w:val="en-US"/>
@@ -7855,10 +8216,48 @@
         <w:rPr>
           <w:lang w:val="en-US"/>
         </w:rPr>
-        <w:t xml:space="preserve">        worksheet.Cells[row, 4].Value = item.IsPresent ? </w:t>
-      </w:r>
-      <w:r>
-        <w:t>"Да" : "Нет";               // присутствие (Да/Нет)</w:t>
+        <w:t xml:space="preserve">        </w:t>
+      </w:r>
+      <w:proofErr w:type="spellStart"/>
+      <w:proofErr w:type="gramStart"/>
+      <w:r>
+        <w:rPr>
+          <w:lang w:val="en-US"/>
+        </w:rPr>
+        <w:t>worksheet.Cells</w:t>
+      </w:r>
+      <w:proofErr w:type="spellEnd"/>
+      <w:proofErr w:type="gramEnd"/>
+      <w:r>
+        <w:rPr>
+          <w:lang w:val="en-US"/>
+        </w:rPr>
+        <w:t xml:space="preserve">[row, 4].Value = </w:t>
+      </w:r>
+      <w:proofErr w:type="spellStart"/>
+      <w:r>
+        <w:rPr>
+          <w:lang w:val="en-US"/>
+        </w:rPr>
+        <w:t>item.IsPresent</w:t>
+      </w:r>
+      <w:proofErr w:type="spellEnd"/>
+      <w:r>
+        <w:rPr>
+          <w:lang w:val="en-US"/>
+        </w:rPr>
+        <w:t xml:space="preserve"> ? </w:t>
+      </w:r>
+      <w:r>
+        <w:t>"Да</w:t>
+      </w:r>
+      <w:proofErr w:type="gramStart"/>
+      <w:r>
+        <w:t>" :</w:t>
+      </w:r>
+      <w:proofErr w:type="gramEnd"/>
+      <w:r>
+        <w:t xml:space="preserve"> "Нет";               // присутствие (Да/Нет)</w:t>
       </w:r>
     </w:p>
     <w:p>
@@ -7866,7 +8265,15 @@
         <w:pStyle w:val="aff0"/>
       </w:pPr>
       <w:r>
-        <w:t xml:space="preserve">        row++;</w:t>
+        <w:t xml:space="preserve">        </w:t>
+      </w:r>
+      <w:proofErr w:type="spellStart"/>
+      <w:r>
+        <w:t>row</w:t>
+      </w:r>
+      <w:proofErr w:type="spellEnd"/>
+      <w:r>
+        <w:t>++;</w:t>
       </w:r>
     </w:p>
     <w:p>
@@ -7887,7 +8294,15 @@
         <w:pStyle w:val="aff0"/>
       </w:pPr>
       <w:r>
-        <w:t xml:space="preserve">    //  Автоматическая подгонка ширины столбцов под содержимое</w:t>
+        <w:t xml:space="preserve">    /</w:t>
+      </w:r>
+      <w:proofErr w:type="gramStart"/>
+      <w:r>
+        <w:t>/  Автоматическая</w:t>
+      </w:r>
+      <w:proofErr w:type="gramEnd"/>
+      <w:r>
+        <w:t xml:space="preserve"> подгонка ширины столбцов под содержимое</w:t>
       </w:r>
     </w:p>
     <w:p>
@@ -7897,6 +8312,7 @@
       <w:r>
         <w:t xml:space="preserve">    </w:t>
       </w:r>
+      <w:proofErr w:type="gramStart"/>
       <w:r>
         <w:rPr>
           <w:lang w:val="en-US"/>
@@ -7912,6 +8328,7 @@
         </w:rPr>
         <w:t>Cells</w:t>
       </w:r>
+      <w:proofErr w:type="gramEnd"/>
       <w:r>
         <w:t xml:space="preserve">[1, 1, </w:t>
       </w:r>
@@ -7924,12 +8341,14 @@
       <w:r>
         <w:t xml:space="preserve"> - 1, 4].</w:t>
       </w:r>
+      <w:proofErr w:type="spellStart"/>
       <w:r>
         <w:rPr>
           <w:lang w:val="en-US"/>
         </w:rPr>
         <w:t>AutoFitColumns</w:t>
       </w:r>
+      <w:proofErr w:type="spellEnd"/>
       <w:r>
         <w:t>();</w:t>
       </w:r>
@@ -8039,12 +8458,14 @@
       <w:r>
         <w:t>Рисунок 6 – «</w:t>
       </w:r>
+      <w:proofErr w:type="spellStart"/>
       <w:r>
         <w:rPr>
           <w:lang w:val="en-US"/>
         </w:rPr>
         <w:t>TrainingLog</w:t>
       </w:r>
+      <w:proofErr w:type="spellEnd"/>
       <w:r>
         <w:t>»</w:t>
       </w:r>
@@ -8117,12 +8538,14 @@
       <w:r>
         <w:t>Рисунок 7 – «</w:t>
       </w:r>
+      <w:proofErr w:type="spellStart"/>
       <w:r>
         <w:rPr>
           <w:lang w:val="en-US"/>
         </w:rPr>
         <w:t>TrainingLog</w:t>
       </w:r>
+      <w:proofErr w:type="spellEnd"/>
       <w:r>
         <w:t>». Страница «Залы» после модификации</w:t>
       </w:r>
@@ -8131,10 +8554,16 @@
       <w:pPr>
         <w:pStyle w:val="2"/>
       </w:pPr>
-      <w:bookmarkStart w:id="26" w:name="_Toc226110007"/>
+      <w:bookmarkStart w:id="26" w:name="_Toc226113306"/>
       <w:r>
         <w:lastRenderedPageBreak/>
-        <w:t>Обеспечение защиты ПО и данных</w:t>
+        <w:t xml:space="preserve">Обеспечение защиты </w:t>
+      </w:r>
+      <w:r>
+        <w:t>программного обеспечения</w:t>
+      </w:r>
+      <w:r>
+        <w:t xml:space="preserve"> и данных</w:t>
       </w:r>
       <w:bookmarkEnd w:id="26"/>
     </w:p>
@@ -8145,12 +8574,14 @@
       <w:r>
         <w:t>Для обеспечения безопасности разработанного приложения «</w:t>
       </w:r>
+      <w:proofErr w:type="spellStart"/>
       <w:r>
         <w:rPr>
           <w:lang w:val="en-US"/>
         </w:rPr>
         <w:t>TrainingLog</w:t>
       </w:r>
+      <w:proofErr w:type="spellEnd"/>
       <w:r>
         <w:t>» и хранящихся в БД сведений о тренировках, группах, спортсменах и посещаемости реализованы следующие меры:</w:t>
       </w:r>
@@ -8165,12 +8596,14 @@
       <w:r>
         <w:t xml:space="preserve">ля защиты паролей пользователей применено хеширование с использованием </w:t>
       </w:r>
+      <w:proofErr w:type="spellStart"/>
       <w:r>
         <w:rPr>
           <w:lang w:val="en-US"/>
         </w:rPr>
         <w:t>BCrypt</w:t>
       </w:r>
+      <w:proofErr w:type="spellEnd"/>
       <w:r>
         <w:t xml:space="preserve">, </w:t>
       </w:r>
@@ -8262,7 +8695,7 @@
         <w:pStyle w:val="a7"/>
       </w:pPr>
       <w:bookmarkStart w:id="27" w:name="_Toc198114591"/>
-      <w:bookmarkStart w:id="28" w:name="_Toc226110008"/>
+      <w:bookmarkStart w:id="28" w:name="_Toc226113307"/>
       <w:r>
         <w:lastRenderedPageBreak/>
         <w:t>Заключение</w:t>
@@ -8590,7 +9023,7 @@
         <w:pStyle w:val="a7"/>
       </w:pPr>
       <w:bookmarkStart w:id="29" w:name="_Toc198114592"/>
-      <w:bookmarkStart w:id="30" w:name="_Toc226110009"/>
+      <w:bookmarkStart w:id="30" w:name="_Toc226113308"/>
       <w:r>
         <w:lastRenderedPageBreak/>
         <w:t>Список использованных источников</w:t>
@@ -8611,7 +9044,31 @@
       </w:pPr>
       <w:bookmarkStart w:id="31" w:name="_Ref199790306"/>
       <w:r>
-        <w:t xml:space="preserve">Голицына, О. Л. Базы данных : учебное пособие / О. Л. Голицына, Н. В. Максимов, И. И. Попов. – 4-е изд., перераб. и доп. – Москва : ФОРУМ : ИНФРА-М, 2023. – </w:t>
+        <w:t xml:space="preserve">Голицына, О. Л. Базы </w:t>
+      </w:r>
+      <w:proofErr w:type="gramStart"/>
+      <w:r>
+        <w:t>данных :</w:t>
+      </w:r>
+      <w:proofErr w:type="gramEnd"/>
+      <w:r>
+        <w:t xml:space="preserve"> учебное пособие / О. Л. Голицына, Н. В. Максимов, И. И. Попов. – 4-е изд., </w:t>
+      </w:r>
+      <w:proofErr w:type="spellStart"/>
+      <w:r>
+        <w:t>перераб</w:t>
+      </w:r>
+      <w:proofErr w:type="spellEnd"/>
+      <w:r>
+        <w:t xml:space="preserve">. и доп. – </w:t>
+      </w:r>
+      <w:proofErr w:type="gramStart"/>
+      <w:r>
+        <w:t>Москва :</w:t>
+      </w:r>
+      <w:proofErr w:type="gramEnd"/>
+      <w:r>
+        <w:t xml:space="preserve"> ФОРУМ : ИНФРА-М, 2023. – </w:t>
       </w:r>
       <w:r>
         <w:t>400</w:t>
@@ -8646,7 +9103,15 @@
         <w:t>6</w:t>
       </w:r>
       <w:r>
-        <w:t>). – Режим доступа: по подписке. – Текст : электронный.</w:t>
+        <w:t xml:space="preserve">). – Режим доступа: по подписке. – </w:t>
+      </w:r>
+      <w:proofErr w:type="gramStart"/>
+      <w:r>
+        <w:t>Текст :</w:t>
+      </w:r>
+      <w:proofErr w:type="gramEnd"/>
+      <w:r>
+        <w:t xml:space="preserve"> электронный.</w:t>
       </w:r>
       <w:bookmarkEnd w:id="31"/>
     </w:p>
@@ -8663,25 +9128,62 @@
       </w:pPr>
       <w:bookmarkStart w:id="32" w:name="_Ref199790546"/>
       <w:r>
-        <w:t xml:space="preserve">Голицына, О. Л. Программное обеспечение : учебное пособие / О. Л. Голицына, Т. Л. Партыка, И. И. Попов. </w:t>
+        <w:t xml:space="preserve">Голицына, О. Л. Программное </w:t>
+      </w:r>
+      <w:proofErr w:type="gramStart"/>
+      <w:r>
+        <w:t>обеспечение :</w:t>
+      </w:r>
+      <w:proofErr w:type="gramEnd"/>
+      <w:r>
+        <w:t xml:space="preserve"> учебное пособие / О. Л. Голицына, Т. Л. </w:t>
+      </w:r>
+      <w:proofErr w:type="spellStart"/>
+      <w:r>
+        <w:t>Партыка</w:t>
+      </w:r>
+      <w:proofErr w:type="spellEnd"/>
+      <w:r>
+        <w:t xml:space="preserve">, И. И. Попов. </w:t>
       </w:r>
       <w:r>
         <w:t>–</w:t>
       </w:r>
       <w:r>
-        <w:t xml:space="preserve"> 4-e изд., перераб. и доп. </w:t>
+        <w:t xml:space="preserve"> 4-e изд., </w:t>
+      </w:r>
+      <w:proofErr w:type="spellStart"/>
+      <w:r>
+        <w:t>перераб</w:t>
+      </w:r>
+      <w:proofErr w:type="spellEnd"/>
+      <w:r>
+        <w:t xml:space="preserve">. и доп. </w:t>
       </w:r>
       <w:r>
         <w:t xml:space="preserve">– </w:t>
       </w:r>
-      <w:r>
-        <w:t xml:space="preserve">Москва : ФОРУМ : ИНФРА-М, 2021. </w:t>
+      <w:proofErr w:type="gramStart"/>
+      <w:r>
+        <w:t>Москва :</w:t>
+      </w:r>
+      <w:proofErr w:type="gramEnd"/>
+      <w:r>
+        <w:t xml:space="preserve"> ФОРУМ : ИНФРА-М, 2021. </w:t>
       </w:r>
       <w:r>
         <w:t xml:space="preserve">– </w:t>
       </w:r>
       <w:r>
-        <w:t xml:space="preserve">447 с. : ил. </w:t>
+        <w:t xml:space="preserve">447 </w:t>
+      </w:r>
+      <w:proofErr w:type="gramStart"/>
+      <w:r>
+        <w:t>с. :</w:t>
+      </w:r>
+      <w:proofErr w:type="gramEnd"/>
+      <w:r>
+        <w:t xml:space="preserve"> ил. </w:t>
       </w:r>
       <w:r>
         <w:t xml:space="preserve">– </w:t>
@@ -8692,8 +9194,13 @@
       <w:r>
         <w:t xml:space="preserve">– </w:t>
       </w:r>
-      <w:r>
-        <w:t xml:space="preserve">Текст : электронный. </w:t>
+      <w:proofErr w:type="gramStart"/>
+      <w:r>
+        <w:t>Текст :</w:t>
+      </w:r>
+      <w:proofErr w:type="gramEnd"/>
+      <w:r>
+        <w:t xml:space="preserve"> электронный. </w:t>
       </w:r>
       <w:r>
         <w:t xml:space="preserve">– </w:t>
@@ -8751,7 +9258,15 @@
       </w:pPr>
       <w:bookmarkStart w:id="33" w:name="_Ref199790616"/>
       <w:r>
-        <w:t xml:space="preserve">Плаксин, М. А. Тестирование и отладка программ для профессионалов будущих и настоящих. – 4-е изд., электрон. – Москва : Лаборатория знаний, 2020. – 170 с. – </w:t>
+        <w:t xml:space="preserve">Плаксин, М. А. Тестирование и отладка программ для профессионалов будущих и настоящих. – 4-е изд., электрон. – </w:t>
+      </w:r>
+      <w:proofErr w:type="gramStart"/>
+      <w:r>
+        <w:t>Москва :</w:t>
+      </w:r>
+      <w:proofErr w:type="gramEnd"/>
+      <w:r>
+        <w:t xml:space="preserve"> Лаборатория знаний, 2020. – 170 с. – </w:t>
       </w:r>
       <w:r>
         <w:rPr>
@@ -8772,21 +9287,25 @@
         <w:r>
           <w:t>://</w:t>
         </w:r>
+        <w:proofErr w:type="spellStart"/>
         <w:r>
           <w:rPr>
             <w:lang w:val="en-US"/>
           </w:rPr>
           <w:t>ibooks</w:t>
         </w:r>
+        <w:proofErr w:type="spellEnd"/>
         <w:r>
           <w:t>.</w:t>
         </w:r>
+        <w:proofErr w:type="spellStart"/>
         <w:r>
           <w:rPr>
             <w:lang w:val="en-US"/>
           </w:rPr>
           <w:t>ru</w:t>
         </w:r>
+        <w:proofErr w:type="spellEnd"/>
         <w:r>
           <w:t>/</w:t>
         </w:r>
@@ -8819,7 +9338,15 @@
         <w:t>6</w:t>
       </w:r>
       <w:r>
-        <w:t>). – Режим доступа: для зарегистрир. пользователей. – Текст: электронный.</w:t>
+        <w:t xml:space="preserve">). – Режим доступа: для </w:t>
+      </w:r>
+      <w:proofErr w:type="spellStart"/>
+      <w:r>
+        <w:t>зарегистрир</w:t>
+      </w:r>
+      <w:proofErr w:type="spellEnd"/>
+      <w:r>
+        <w:t>. пользователей. – Текст: электронный.</w:t>
       </w:r>
       <w:bookmarkEnd w:id="33"/>
     </w:p>
@@ -8832,9 +9359,11 @@
         </w:numPr>
       </w:pPr>
       <w:bookmarkStart w:id="34" w:name="_Ref196157656"/>
+      <w:proofErr w:type="spellStart"/>
       <w:r>
         <w:t>Фленов</w:t>
       </w:r>
+      <w:proofErr w:type="spellEnd"/>
       <w:r>
         <w:t>,</w:t>
       </w:r>
@@ -8845,19 +9374,48 @@
         <w:t>–</w:t>
       </w:r>
       <w:r>
-        <w:t xml:space="preserve"> 6-е изд., перераб. и доп. / М.</w:t>
+        <w:t xml:space="preserve"> 6-е изд., </w:t>
+      </w:r>
+      <w:proofErr w:type="spellStart"/>
+      <w:r>
+        <w:t>перераб</w:t>
+      </w:r>
+      <w:proofErr w:type="spellEnd"/>
+      <w:proofErr w:type="gramStart"/>
+      <w:r>
+        <w:t>.</w:t>
+      </w:r>
+      <w:proofErr w:type="gramEnd"/>
+      <w:r>
+        <w:t xml:space="preserve"> и доп. / М.</w:t>
       </w:r>
       <w:r>
         <w:t xml:space="preserve"> </w:t>
       </w:r>
       <w:r>
-        <w:t xml:space="preserve">Е. Фленов. </w:t>
+        <w:t xml:space="preserve">Е. </w:t>
+      </w:r>
+      <w:proofErr w:type="spellStart"/>
+      <w:r>
+        <w:t>Фленов</w:t>
+      </w:r>
+      <w:proofErr w:type="spellEnd"/>
+      <w:r>
+        <w:t xml:space="preserve">. </w:t>
       </w:r>
       <w:r>
         <w:t>–</w:t>
       </w:r>
       <w:r>
-        <w:t xml:space="preserve"> Санкт-Петербург : БХВ-Петербург, 2024. </w:t>
+        <w:t xml:space="preserve"> Санкт-</w:t>
+      </w:r>
+      <w:proofErr w:type="gramStart"/>
+      <w:r>
+        <w:t>Петербург :</w:t>
+      </w:r>
+      <w:proofErr w:type="gramEnd"/>
+      <w:r>
+        <w:t xml:space="preserve"> БХВ-Петербург, 2024. </w:t>
       </w:r>
       <w:r>
         <w:t>–</w:t>
@@ -8914,7 +9472,23 @@
           <w:color w:val="000000"/>
           <w:szCs w:val="28"/>
         </w:rPr>
-        <w:t xml:space="preserve">– Режим доступа: для зарегистрир. пользователей. – </w:t>
+        <w:t xml:space="preserve">– Режим доступа: для </w:t>
+      </w:r>
+      <w:proofErr w:type="spellStart"/>
+      <w:r>
+        <w:rPr>
+          <w:color w:val="000000"/>
+          <w:szCs w:val="28"/>
+        </w:rPr>
+        <w:t>зарегистрир</w:t>
+      </w:r>
+      <w:proofErr w:type="spellEnd"/>
+      <w:r>
+        <w:rPr>
+          <w:color w:val="000000"/>
+          <w:szCs w:val="28"/>
+        </w:rPr>
+        <w:t xml:space="preserve">. пользователей. – </w:t>
       </w:r>
       <w:r>
         <w:t>Текст: электронный.</w:t>
@@ -8934,7 +9508,15 @@
       </w:pPr>
       <w:bookmarkStart w:id="35" w:name="_Ref199791009"/>
       <w:r>
-        <w:t>Хорев, П. Б. Объектно-ориентированное программирование с примерами на C#. – Москва : Форум, 2020. – 200</w:t>
+        <w:t xml:space="preserve">Хорев, П. Б. Объектно-ориентированное программирование с примерами на C#. – </w:t>
+      </w:r>
+      <w:proofErr w:type="gramStart"/>
+      <w:r>
+        <w:t>Москва :</w:t>
+      </w:r>
+      <w:proofErr w:type="gramEnd"/>
+      <w:r>
+        <w:t xml:space="preserve"> Форум, 2020. – 200</w:t>
       </w:r>
       <w:r>
         <w:t xml:space="preserve"> </w:t>
@@ -8978,7 +9560,15 @@
         <w:t xml:space="preserve"> </w:t>
       </w:r>
       <w:r>
-        <w:t>–Режим доступа: для зарегистрир. пользователей. – Текст: электронный.</w:t>
+        <w:t xml:space="preserve">–Режим доступа: для </w:t>
+      </w:r>
+      <w:proofErr w:type="spellStart"/>
+      <w:r>
+        <w:t>зарегистрир</w:t>
+      </w:r>
+      <w:proofErr w:type="spellEnd"/>
+      <w:r>
+        <w:t>. пользователей. – Текст: электронный.</w:t>
       </w:r>
       <w:bookmarkEnd w:id="35"/>
     </w:p>

--- a/ТО_Колосов_2026.docx
+++ b/ТО_Колосов_2026.docx
@@ -445,7 +445,6 @@
             </w:rPr>
             <w:tab/>
           </w:r>
-          <w:proofErr w:type="gramStart"/>
           <w:r>
             <w:rPr>
               <w:rFonts w:eastAsia="Times New Roman" w:cs="Times New Roman"/>
@@ -464,18 +463,7 @@
               <w:lang w:eastAsia="ru-RU"/>
               <w14:ligatures w14:val="none"/>
             </w:rPr>
-            <w:t>(</w:t>
-          </w:r>
-          <w:proofErr w:type="gramEnd"/>
-          <w:r>
-            <w:rPr>
-              <w:rFonts w:eastAsia="Times New Roman" w:cs="Times New Roman"/>
-              <w:kern w:val="0"/>
-              <w:sz w:val="22"/>
-              <w:lang w:eastAsia="ru-RU"/>
-              <w14:ligatures w14:val="none"/>
-            </w:rPr>
-            <w:t>И.О. Фамилия)</w:t>
+            <w:t>(И.О. Фамилия)</w:t>
           </w:r>
         </w:p>
         <w:p>
@@ -1896,7 +1884,7 @@
       <w:r>
         <w:fldChar w:fldCharType="separate"/>
       </w:r>
-      <w:hyperlink w:anchor="_Toc226113287" w:history="1">
+      <w:hyperlink w:anchor="_Toc226373021" w:history="1">
         <w:r>
           <w:rPr>
             <w:rStyle w:val="af7"/>
@@ -1923,7 +1911,7 @@
             <w:noProof/>
             <w:webHidden/>
           </w:rPr>
-          <w:instrText xml:space="preserve"> PAGEREF _Toc226113287 \h </w:instrText>
+          <w:instrText xml:space="preserve"> PAGEREF _Toc226373021 \h </w:instrText>
         </w:r>
         <w:r>
           <w:rPr>
@@ -1968,7 +1956,7 @@
           <w:lang w:eastAsia="ru-RU"/>
         </w:rPr>
       </w:pPr>
-      <w:hyperlink w:anchor="_Toc226113288" w:history="1">
+      <w:hyperlink w:anchor="_Toc226373022" w:history="1">
         <w:r>
           <w:rPr>
             <w:rStyle w:val="af7"/>
@@ -1995,7 +1983,7 @@
             <w:noProof/>
             <w:webHidden/>
           </w:rPr>
-          <w:instrText xml:space="preserve"> PAGEREF _Toc226113288 \h </w:instrText>
+          <w:instrText xml:space="preserve"> PAGEREF _Toc226373022 \h </w:instrText>
         </w:r>
         <w:r>
           <w:rPr>
@@ -2040,7 +2028,7 @@
           <w:lang w:eastAsia="ru-RU"/>
         </w:rPr>
       </w:pPr>
-      <w:hyperlink w:anchor="_Toc226113289" w:history="1">
+      <w:hyperlink w:anchor="_Toc226373023" w:history="1">
         <w:r>
           <w:rPr>
             <w:rStyle w:val="af7"/>
@@ -2067,7 +2055,7 @@
             <w:noProof/>
             <w:webHidden/>
           </w:rPr>
-          <w:instrText xml:space="preserve"> PAGEREF _Toc226113289 \h </w:instrText>
+          <w:instrText xml:space="preserve"> PAGEREF _Toc226373023 \h </w:instrText>
         </w:r>
         <w:r>
           <w:rPr>
@@ -2109,7 +2097,7 @@
           <w:lang w:eastAsia="ru-RU"/>
         </w:rPr>
       </w:pPr>
-      <w:hyperlink w:anchor="_Toc226113290" w:history="1">
+      <w:hyperlink w:anchor="_Toc226373024" w:history="1">
         <w:r>
           <w:rPr>
             <w:rStyle w:val="af7"/>
@@ -2136,7 +2124,7 @@
             <w:noProof/>
             <w:webHidden/>
           </w:rPr>
-          <w:instrText xml:space="preserve"> PAGEREF _Toc226113290 \h </w:instrText>
+          <w:instrText xml:space="preserve"> PAGEREF _Toc226373024 \h </w:instrText>
         </w:r>
         <w:r>
           <w:rPr>
@@ -2178,7 +2166,7 @@
           <w:lang w:eastAsia="ru-RU"/>
         </w:rPr>
       </w:pPr>
-      <w:hyperlink w:anchor="_Toc226113291" w:history="1">
+      <w:hyperlink w:anchor="_Toc226373025" w:history="1">
         <w:r>
           <w:rPr>
             <w:rStyle w:val="af7"/>
@@ -2205,7 +2193,7 @@
             <w:noProof/>
             <w:webHidden/>
           </w:rPr>
-          <w:instrText xml:space="preserve"> PAGEREF _Toc226113291 \h </w:instrText>
+          <w:instrText xml:space="preserve"> PAGEREF _Toc226373025 \h </w:instrText>
         </w:r>
         <w:r>
           <w:rPr>
@@ -2247,7 +2235,7 @@
           <w:lang w:eastAsia="ru-RU"/>
         </w:rPr>
       </w:pPr>
-      <w:hyperlink w:anchor="_Toc226113292" w:history="1">
+      <w:hyperlink w:anchor="_Toc226373026" w:history="1">
         <w:r>
           <w:rPr>
             <w:rStyle w:val="af7"/>
@@ -2282,7 +2270,7 @@
             <w:noProof/>
             <w:webHidden/>
           </w:rPr>
-          <w:instrText xml:space="preserve"> PAGEREF _Toc226113292 \h </w:instrText>
+          <w:instrText xml:space="preserve"> PAGEREF _Toc226373026 \h </w:instrText>
         </w:r>
         <w:r>
           <w:rPr>
@@ -2324,7 +2312,7 @@
           <w:lang w:eastAsia="ru-RU"/>
         </w:rPr>
       </w:pPr>
-      <w:hyperlink w:anchor="_Toc226113293" w:history="1">
+      <w:hyperlink w:anchor="_Toc226373027" w:history="1">
         <w:r>
           <w:rPr>
             <w:rStyle w:val="af7"/>
@@ -2351,7 +2339,7 @@
             <w:noProof/>
             <w:webHidden/>
           </w:rPr>
-          <w:instrText xml:space="preserve"> PAGEREF _Toc226113293 \h </w:instrText>
+          <w:instrText xml:space="preserve"> PAGEREF _Toc226373027 \h </w:instrText>
         </w:r>
         <w:r>
           <w:rPr>
@@ -2393,7 +2381,7 @@
           <w:lang w:eastAsia="ru-RU"/>
         </w:rPr>
       </w:pPr>
-      <w:hyperlink w:anchor="_Toc226113294" w:history="1">
+      <w:hyperlink w:anchor="_Toc226373028" w:history="1">
         <w:r>
           <w:rPr>
             <w:rStyle w:val="af7"/>
@@ -2420,7 +2408,7 @@
             <w:noProof/>
             <w:webHidden/>
           </w:rPr>
-          <w:instrText xml:space="preserve"> PAGEREF _Toc226113294 \h </w:instrText>
+          <w:instrText xml:space="preserve"> PAGEREF _Toc226373028 \h </w:instrText>
         </w:r>
         <w:r>
           <w:rPr>
@@ -2465,7 +2453,7 @@
           <w:lang w:eastAsia="ru-RU"/>
         </w:rPr>
       </w:pPr>
-      <w:hyperlink w:anchor="_Toc226113295" w:history="1">
+      <w:hyperlink w:anchor="_Toc226373029" w:history="1">
         <w:r>
           <w:rPr>
             <w:rStyle w:val="af7"/>
@@ -2492,7 +2480,7 @@
             <w:noProof/>
             <w:webHidden/>
           </w:rPr>
-          <w:instrText xml:space="preserve"> PAGEREF _Toc226113295 \h </w:instrText>
+          <w:instrText xml:space="preserve"> PAGEREF _Toc226373029 \h </w:instrText>
         </w:r>
         <w:r>
           <w:rPr>
@@ -2534,7 +2522,7 @@
           <w:lang w:eastAsia="ru-RU"/>
         </w:rPr>
       </w:pPr>
-      <w:hyperlink w:anchor="_Toc226113296" w:history="1">
+      <w:hyperlink w:anchor="_Toc226373030" w:history="1">
         <w:r>
           <w:rPr>
             <w:rStyle w:val="af7"/>
@@ -2561,7 +2549,7 @@
             <w:noProof/>
             <w:webHidden/>
           </w:rPr>
-          <w:instrText xml:space="preserve"> PAGEREF _Toc226113296 \h </w:instrText>
+          <w:instrText xml:space="preserve"> PAGEREF _Toc226373030 \h </w:instrText>
         </w:r>
         <w:r>
           <w:rPr>
@@ -2603,7 +2591,7 @@
           <w:lang w:eastAsia="ru-RU"/>
         </w:rPr>
       </w:pPr>
-      <w:hyperlink w:anchor="_Toc226113297" w:history="1">
+      <w:hyperlink w:anchor="_Toc226373031" w:history="1">
         <w:r>
           <w:rPr>
             <w:rStyle w:val="af7"/>
@@ -2630,7 +2618,7 @@
             <w:noProof/>
             <w:webHidden/>
           </w:rPr>
-          <w:instrText xml:space="preserve"> PAGEREF _Toc226113297 \h </w:instrText>
+          <w:instrText xml:space="preserve"> PAGEREF _Toc226373031 \h </w:instrText>
         </w:r>
         <w:r>
           <w:rPr>
@@ -2672,7 +2660,7 @@
           <w:lang w:eastAsia="ru-RU"/>
         </w:rPr>
       </w:pPr>
-      <w:hyperlink w:anchor="_Toc226113298" w:history="1">
+      <w:hyperlink w:anchor="_Toc226373032" w:history="1">
         <w:r>
           <w:rPr>
             <w:rStyle w:val="af7"/>
@@ -2686,7 +2674,7 @@
             <w:rStyle w:val="af7"/>
             <w:noProof/>
           </w:rPr>
-          <w:t xml:space="preserve"> Проектирование программного обеспечения</w:t>
+          <w:t xml:space="preserve"> Проектирование ПО</w:t>
         </w:r>
         <w:r>
           <w:rPr>
@@ -2707,7 +2695,7 @@
             <w:noProof/>
             <w:webHidden/>
           </w:rPr>
-          <w:instrText xml:space="preserve"> PAGEREF _Toc226113298 \h </w:instrText>
+          <w:instrText xml:space="preserve"> PAGEREF _Toc226373032 \h </w:instrText>
         </w:r>
         <w:r>
           <w:rPr>
@@ -2749,7 +2737,7 @@
           <w:lang w:eastAsia="ru-RU"/>
         </w:rPr>
       </w:pPr>
-      <w:hyperlink w:anchor="_Toc226113299" w:history="1">
+      <w:hyperlink w:anchor="_Toc226373033" w:history="1">
         <w:r>
           <w:rPr>
             <w:rStyle w:val="af7"/>
@@ -2776,7 +2764,7 @@
             <w:noProof/>
             <w:webHidden/>
           </w:rPr>
-          <w:instrText xml:space="preserve"> PAGEREF _Toc226113299 \h </w:instrText>
+          <w:instrText xml:space="preserve"> PAGEREF _Toc226373033 \h </w:instrText>
         </w:r>
         <w:r>
           <w:rPr>
@@ -2818,7 +2806,7 @@
           <w:lang w:eastAsia="ru-RU"/>
         </w:rPr>
       </w:pPr>
-      <w:hyperlink w:anchor="_Toc226113300" w:history="1">
+      <w:hyperlink w:anchor="_Toc226373034" w:history="1">
         <w:r>
           <w:rPr>
             <w:rStyle w:val="af7"/>
@@ -2845,7 +2833,7 @@
             <w:noProof/>
             <w:webHidden/>
           </w:rPr>
-          <w:instrText xml:space="preserve"> PAGEREF _Toc226113300 \h </w:instrText>
+          <w:instrText xml:space="preserve"> PAGEREF _Toc226373034 \h </w:instrText>
         </w:r>
         <w:r>
           <w:rPr>
@@ -2887,7 +2875,7 @@
           <w:lang w:eastAsia="ru-RU"/>
         </w:rPr>
       </w:pPr>
-      <w:hyperlink w:anchor="_Toc226113301" w:history="1">
+      <w:hyperlink w:anchor="_Toc226373035" w:history="1">
         <w:r>
           <w:rPr>
             <w:rStyle w:val="af7"/>
@@ -2914,7 +2902,7 @@
             <w:noProof/>
             <w:webHidden/>
           </w:rPr>
-          <w:instrText xml:space="preserve"> PAGEREF _Toc226113301 \h </w:instrText>
+          <w:instrText xml:space="preserve"> PAGEREF _Toc226373035 \h </w:instrText>
         </w:r>
         <w:r>
           <w:rPr>
@@ -2959,13 +2947,13 @@
           <w:lang w:eastAsia="ru-RU"/>
         </w:rPr>
       </w:pPr>
-      <w:hyperlink w:anchor="_Toc226113302" w:history="1">
+      <w:hyperlink w:anchor="_Toc226373036" w:history="1">
         <w:r>
           <w:rPr>
             <w:rStyle w:val="af7"/>
             <w:noProof/>
           </w:rPr>
-          <w:t>3 Выполнение работ по ПМ.01</w:t>
+          <w:t>3 Выполнение работ по ПМ.04</w:t>
         </w:r>
         <w:r>
           <w:rPr>
@@ -2986,7 +2974,7 @@
             <w:noProof/>
             <w:webHidden/>
           </w:rPr>
-          <w:instrText xml:space="preserve"> PAGEREF _Toc226113302 \h </w:instrText>
+          <w:instrText xml:space="preserve"> PAGEREF _Toc226373036 \h </w:instrText>
         </w:r>
         <w:r>
           <w:rPr>
@@ -3028,21 +3016,13 @@
           <w:lang w:eastAsia="ru-RU"/>
         </w:rPr>
       </w:pPr>
-      <w:hyperlink w:anchor="_Toc226113303" w:history="1">
+      <w:hyperlink w:anchor="_Toc226373037" w:history="1">
         <w:r>
           <w:rPr>
             <w:rStyle w:val="af7"/>
             <w:noProof/>
-            <w:lang w:val="en-US"/>
-          </w:rPr>
-          <w:t>3.1</w:t>
-        </w:r>
-        <w:r>
-          <w:rPr>
-            <w:rStyle w:val="af7"/>
-            <w:noProof/>
-          </w:rPr>
-          <w:t xml:space="preserve"> Проектирование программного обеспечения</w:t>
+          </w:rPr>
+          <w:t>3.1 Настройка конфигурации и инсталляция ПО</w:t>
         </w:r>
         <w:r>
           <w:rPr>
@@ -3063,7 +3043,7 @@
             <w:noProof/>
             <w:webHidden/>
           </w:rPr>
-          <w:instrText xml:space="preserve"> PAGEREF _Toc226113303 \h </w:instrText>
+          <w:instrText xml:space="preserve"> PAGEREF _Toc226373037 \h </w:instrText>
         </w:r>
         <w:r>
           <w:rPr>
@@ -3105,7 +3085,7 @@
           <w:lang w:eastAsia="ru-RU"/>
         </w:rPr>
       </w:pPr>
-      <w:hyperlink w:anchor="_Toc226113304" w:history="1">
+      <w:hyperlink w:anchor="_Toc226373038" w:history="1">
         <w:r>
           <w:rPr>
             <w:rStyle w:val="af7"/>
@@ -3132,7 +3112,7 @@
             <w:noProof/>
             <w:webHidden/>
           </w:rPr>
-          <w:instrText xml:space="preserve"> PAGEREF _Toc226113304 \h </w:instrText>
+          <w:instrText xml:space="preserve"> PAGEREF _Toc226373038 \h </w:instrText>
         </w:r>
         <w:r>
           <w:rPr>
@@ -3174,13 +3154,13 @@
           <w:lang w:eastAsia="ru-RU"/>
         </w:rPr>
       </w:pPr>
-      <w:hyperlink w:anchor="_Toc226113305" w:history="1">
+      <w:hyperlink w:anchor="_Toc226373039" w:history="1">
         <w:r>
           <w:rPr>
             <w:rStyle w:val="af7"/>
             <w:noProof/>
           </w:rPr>
-          <w:t>3.3 Модификация компонентов программного обеспечения</w:t>
+          <w:t>3.3 Модификация компонентов ПО</w:t>
         </w:r>
         <w:r>
           <w:rPr>
@@ -3201,7 +3181,7 @@
             <w:noProof/>
             <w:webHidden/>
           </w:rPr>
-          <w:instrText xml:space="preserve"> PAGEREF _Toc226113305 \h </w:instrText>
+          <w:instrText xml:space="preserve"> PAGEREF _Toc226373039 \h </w:instrText>
         </w:r>
         <w:r>
           <w:rPr>
@@ -3243,13 +3223,13 @@
           <w:lang w:eastAsia="ru-RU"/>
         </w:rPr>
       </w:pPr>
-      <w:hyperlink w:anchor="_Toc226113306" w:history="1">
+      <w:hyperlink w:anchor="_Toc226373040" w:history="1">
         <w:r>
           <w:rPr>
             <w:rStyle w:val="af7"/>
             <w:noProof/>
           </w:rPr>
-          <w:t>3.4 Обеспечение защиты программного обеспечения и данных</w:t>
+          <w:t>3.4 Обеспечение защиты ПО и данных</w:t>
         </w:r>
         <w:r>
           <w:rPr>
@@ -3270,7 +3250,7 @@
             <w:noProof/>
             <w:webHidden/>
           </w:rPr>
-          <w:instrText xml:space="preserve"> PAGEREF _Toc226113306 \h </w:instrText>
+          <w:instrText xml:space="preserve"> PAGEREF _Toc226373040 \h </w:instrText>
         </w:r>
         <w:r>
           <w:rPr>
@@ -3315,7 +3295,7 @@
           <w:lang w:eastAsia="ru-RU"/>
         </w:rPr>
       </w:pPr>
-      <w:hyperlink w:anchor="_Toc226113307" w:history="1">
+      <w:hyperlink w:anchor="_Toc226373041" w:history="1">
         <w:r>
           <w:rPr>
             <w:rStyle w:val="af7"/>
@@ -3342,7 +3322,7 @@
             <w:noProof/>
             <w:webHidden/>
           </w:rPr>
-          <w:instrText xml:space="preserve"> PAGEREF _Toc226113307 \h </w:instrText>
+          <w:instrText xml:space="preserve"> PAGEREF _Toc226373041 \h </w:instrText>
         </w:r>
         <w:r>
           <w:rPr>
@@ -3387,7 +3367,7 @@
           <w:lang w:eastAsia="ru-RU"/>
         </w:rPr>
       </w:pPr>
-      <w:hyperlink w:anchor="_Toc226113308" w:history="1">
+      <w:hyperlink w:anchor="_Toc226373042" w:history="1">
         <w:r>
           <w:rPr>
             <w:rStyle w:val="af7"/>
@@ -3414,7 +3394,7 @@
             <w:noProof/>
             <w:webHidden/>
           </w:rPr>
-          <w:instrText xml:space="preserve"> PAGEREF _Toc226113308 \h </w:instrText>
+          <w:instrText xml:space="preserve"> PAGEREF _Toc226373042 \h </w:instrText>
         </w:r>
         <w:r>
           <w:rPr>
@@ -3455,7 +3435,7 @@
         <w:pStyle w:val="a7"/>
       </w:pPr>
       <w:bookmarkStart w:id="0" w:name="_Toc198114578"/>
-      <w:bookmarkStart w:id="1" w:name="_Toc226113287"/>
+      <w:bookmarkStart w:id="1" w:name="_Toc226373021"/>
       <w:r>
         <w:lastRenderedPageBreak/>
         <w:t>Перечень сокращений и обозначений</w:t>
@@ -3773,7 +3753,7 @@
         <w:pStyle w:val="a7"/>
       </w:pPr>
       <w:bookmarkStart w:id="3" w:name="_Toc198114579"/>
-      <w:bookmarkStart w:id="4" w:name="_Toc226113288"/>
+      <w:bookmarkStart w:id="4" w:name="_Toc226373022"/>
       <w:r>
         <w:lastRenderedPageBreak/>
         <w:t>Введение</w:t>
@@ -4038,21 +4018,7 @@
         <w:rPr>
           <w:lang w:val="en-US"/>
         </w:rPr>
-        <w:t xml:space="preserve">: 11th Gen Intel(R) </w:t>
-      </w:r>
-      <w:proofErr w:type="gramStart"/>
-      <w:r>
-        <w:rPr>
-          <w:lang w:val="en-US"/>
-        </w:rPr>
-        <w:t>Core(</w:t>
-      </w:r>
-      <w:proofErr w:type="gramEnd"/>
-      <w:r>
-        <w:rPr>
-          <w:lang w:val="en-US"/>
-        </w:rPr>
-        <w:t>TM) i5-11400H @ 2.70GHz;</w:t>
+        <w:t>: 11th Gen Intel(R) Core(TM) i5-11400H @ 2.70GHz;</w:t>
       </w:r>
     </w:p>
     <w:p>
@@ -4277,19 +4243,22 @@
         <w:pStyle w:val="1"/>
       </w:pPr>
       <w:bookmarkStart w:id="5" w:name="_Toc198114580"/>
-      <w:bookmarkStart w:id="6" w:name="_Toc226113289"/>
+      <w:bookmarkStart w:id="6" w:name="_Toc226373023"/>
       <w:r>
         <w:lastRenderedPageBreak/>
-        <w:t>Охрана труда и техника безопасности при работе на ПК</w:t>
+        <w:t xml:space="preserve">Охрана труда и техника безопасности при работе на </w:t>
       </w:r>
       <w:bookmarkEnd w:id="5"/>
+      <w:r>
+        <w:t>ПК</w:t>
+      </w:r>
       <w:bookmarkEnd w:id="6"/>
     </w:p>
     <w:p>
       <w:pPr>
         <w:pStyle w:val="2"/>
       </w:pPr>
-      <w:bookmarkStart w:id="7" w:name="_Toc226113290"/>
+      <w:bookmarkStart w:id="7" w:name="_Toc226373024"/>
       <w:r>
         <w:t xml:space="preserve">Общие требования </w:t>
       </w:r>
@@ -4445,7 +4414,7 @@
       <w:pPr>
         <w:pStyle w:val="2"/>
       </w:pPr>
-      <w:bookmarkStart w:id="8" w:name="_Toc226113291"/>
+      <w:bookmarkStart w:id="8" w:name="_Toc226373025"/>
       <w:r>
         <w:t xml:space="preserve">Требования </w:t>
       </w:r>
@@ -4491,7 +4460,7 @@
           <w:bCs/>
         </w:rPr>
       </w:pPr>
-      <w:bookmarkStart w:id="9" w:name="_Toc226113292"/>
+      <w:bookmarkStart w:id="9" w:name="_Toc226373026"/>
       <w:r>
         <w:lastRenderedPageBreak/>
         <w:t xml:space="preserve">Требования </w:t>
@@ -4615,7 +4584,7 @@
       <w:pPr>
         <w:pStyle w:val="2"/>
       </w:pPr>
-      <w:bookmarkStart w:id="10" w:name="_Toc226113293"/>
+      <w:bookmarkStart w:id="10" w:name="_Toc226373027"/>
       <w:r>
         <w:t>Требования охраны труда в аварийных ситуациях</w:t>
       </w:r>
@@ -4728,7 +4697,7 @@
         <w:pStyle w:val="2"/>
         <w:ind w:left="709" w:firstLine="0"/>
       </w:pPr>
-      <w:bookmarkStart w:id="11" w:name="_Toc226113294"/>
+      <w:bookmarkStart w:id="11" w:name="_Toc226373028"/>
       <w:r>
         <w:t xml:space="preserve">Требования </w:t>
       </w:r>
@@ -4795,7 +4764,7 @@
         <w:pStyle w:val="1"/>
       </w:pPr>
       <w:bookmarkStart w:id="12" w:name="_Toc198114581"/>
-      <w:bookmarkStart w:id="13" w:name="_Toc226113295"/>
+      <w:bookmarkStart w:id="13" w:name="_Toc226373029"/>
       <w:r>
         <w:lastRenderedPageBreak/>
         <w:t>Выполнение работ по ПМ.</w:t>
@@ -4810,7 +4779,7 @@
       <w:pPr>
         <w:pStyle w:val="2"/>
       </w:pPr>
-      <w:bookmarkStart w:id="14" w:name="_Toc226113296"/>
+      <w:bookmarkStart w:id="14" w:name="_Toc226373030"/>
       <w:r>
         <w:t>Анализ и разработка требований</w:t>
       </w:r>
@@ -4852,10 +4821,18 @@
         <w:pStyle w:val="a1"/>
       </w:pPr>
       <w:r>
-        <w:t>авторизация пользователей</w:t>
-      </w:r>
-      <w:r>
-        <w:t xml:space="preserve"> (тренер)</w:t>
+        <w:t>авторизация пользователей;</w:t>
+      </w:r>
+    </w:p>
+    <w:p>
+      <w:pPr>
+        <w:pStyle w:val="a1"/>
+      </w:pPr>
+      <w:r>
+        <w:t>создание записей в БД о новых залах, группах, тренерах, спортсменах, тренировк</w:t>
+      </w:r>
+      <w:r>
+        <w:t>ах</w:t>
       </w:r>
       <w:r>
         <w:t>;</w:t>
@@ -4866,7 +4843,13 @@
         <w:pStyle w:val="a1"/>
       </w:pPr>
       <w:r>
-        <w:t>создание записей в БД о новых залах, группах, тренерах, спортсменах, тренировк</w:t>
+        <w:t>просмотр и редактирование данных о тренерах, залах, групп</w:t>
+      </w:r>
+      <w:r>
+        <w:t xml:space="preserve"> </w:t>
+      </w:r>
+      <w:r>
+        <w:t>залах, группах, тренерах, спортсменах, тренировк</w:t>
       </w:r>
       <w:r>
         <w:t>ах</w:t>
@@ -4880,19 +4863,7 @@
         <w:pStyle w:val="a1"/>
       </w:pPr>
       <w:r>
-        <w:t>просмотр и редактирование данных о тренерах, залах, групп</w:t>
-      </w:r>
-      <w:r>
-        <w:t xml:space="preserve"> </w:t>
-      </w:r>
-      <w:r>
-        <w:t>залах, группах, тренерах, спортсменах, тренировк</w:t>
-      </w:r>
-      <w:r>
-        <w:t>ах</w:t>
-      </w:r>
-      <w:r>
-        <w:t>;</w:t>
+        <w:t>сортировка списка данных о тренировках по группам;</w:t>
       </w:r>
     </w:p>
     <w:p>
@@ -4900,14 +4871,6 @@
         <w:pStyle w:val="a1"/>
       </w:pPr>
       <w:r>
-        <w:t>сортировка списка данных о тренировках по группам;</w:t>
-      </w:r>
-    </w:p>
-    <w:p>
-      <w:pPr>
-        <w:pStyle w:val="a1"/>
-      </w:pPr>
-      <w:r>
         <w:t>фиксация посещаемости тренировок спортсменами.</w:t>
       </w:r>
     </w:p>
@@ -4915,7 +4878,7 @@
       <w:pPr>
         <w:pStyle w:val="2"/>
       </w:pPr>
-      <w:bookmarkStart w:id="15" w:name="_Toc226113297"/>
+      <w:bookmarkStart w:id="15" w:name="_Toc226373031"/>
       <w:r>
         <w:t>Выбор состава программных и технических средств</w:t>
       </w:r>
@@ -5082,13 +5045,8 @@
       <w:pPr>
         <w:pStyle w:val="a1"/>
       </w:pPr>
-      <w:proofErr w:type="spellStart"/>
-      <w:r>
-        <w:t>автогенерация</w:t>
-      </w:r>
-      <w:proofErr w:type="spellEnd"/>
-      <w:r>
-        <w:t xml:space="preserve"> кода;</w:t>
+      <w:r>
+        <w:t>автогенерация кода;</w:t>
       </w:r>
     </w:p>
     <w:p>
@@ -5213,9 +5171,12 @@
           <w:lang w:val="en-US"/>
         </w:rPr>
       </w:pPr>
-      <w:bookmarkStart w:id="16" w:name="_Toc226113298"/>
-      <w:r>
-        <w:t>Проектирование программного обеспечения</w:t>
+      <w:bookmarkStart w:id="16" w:name="_Toc226373032"/>
+      <w:r>
+        <w:t xml:space="preserve">Проектирование </w:t>
+      </w:r>
+      <w:r>
+        <w:t>ПО</w:t>
       </w:r>
       <w:bookmarkEnd w:id="16"/>
     </w:p>
@@ -5224,7 +5185,13 @@
         <w:pStyle w:val="a3"/>
       </w:pPr>
       <w:r>
-        <w:t>Проектирования ПО определяет архитектуру системы, выбор технологий, методы и средства реализации функциональных требований и пользовательских сценариев.</w:t>
+        <w:t>Проектировани</w:t>
+      </w:r>
+      <w:r>
+        <w:t>е</w:t>
+      </w:r>
+      <w:r>
+        <w:t xml:space="preserve"> ПО определяет архитектуру системы, выбор технологий, методы и средства реализации функциональных требований и пользовательских сценариев.</w:t>
       </w:r>
     </w:p>
     <w:p>
@@ -5468,7 +5435,13 @@
         <w:t>к</w:t>
       </w:r>
       <w:r>
-        <w:t>нопка «назад».</w:t>
+        <w:t>нопка «</w:t>
+      </w:r>
+      <w:r>
+        <w:t>Н</w:t>
+      </w:r>
+      <w:r>
+        <w:t>азад».</w:t>
       </w:r>
     </w:p>
     <w:p>
@@ -5614,7 +5587,7 @@
       <w:pPr>
         <w:pStyle w:val="2"/>
       </w:pPr>
-      <w:bookmarkStart w:id="17" w:name="_Toc226113299"/>
+      <w:bookmarkStart w:id="17" w:name="_Toc226373033"/>
       <w:r>
         <w:t>Разработка и интеграция программных модулей</w:t>
       </w:r>
@@ -5742,25 +5715,21 @@
       <w:r>
         <w:t>.</w:t>
       </w:r>
-      <w:proofErr w:type="spellStart"/>
       <w:r>
         <w:rPr>
           <w:lang w:val="en-US"/>
         </w:rPr>
         <w:t>EntityFrameworkCore</w:t>
       </w:r>
-      <w:proofErr w:type="spellEnd"/>
       <w:r>
         <w:t>.</w:t>
       </w:r>
-      <w:proofErr w:type="spellStart"/>
       <w:r>
         <w:rPr>
           <w:lang w:val="en-US"/>
         </w:rPr>
         <w:t>SqlServer</w:t>
       </w:r>
-      <w:proofErr w:type="spellEnd"/>
       <w:r>
         <w:t>»</w:t>
       </w:r>
@@ -5841,14 +5810,12 @@
       <w:r>
         <w:t>.</w:t>
       </w:r>
-      <w:proofErr w:type="spellStart"/>
       <w:r>
         <w:rPr>
           <w:lang w:val="en-US"/>
         </w:rPr>
         <w:t>EntityFrameworkCore</w:t>
       </w:r>
-      <w:proofErr w:type="spellEnd"/>
       <w:r>
         <w:t>.</w:t>
       </w:r>
@@ -5875,14 +5842,12 @@
       <w:r>
         <w:t>«</w:t>
       </w:r>
-      <w:proofErr w:type="spellStart"/>
       <w:r>
         <w:rPr>
           <w:lang w:val="en-US"/>
         </w:rPr>
         <w:t>BCrypt</w:t>
       </w:r>
-      <w:proofErr w:type="spellEnd"/>
       <w:r>
         <w:t>.</w:t>
       </w:r>
@@ -5919,15 +5884,7 @@
         <w:pStyle w:val="a1"/>
       </w:pPr>
       <w:r>
-        <w:t>«</w:t>
-      </w:r>
-      <w:proofErr w:type="spellStart"/>
-      <w:r>
-        <w:t>EPPlus</w:t>
-      </w:r>
-      <w:proofErr w:type="spellEnd"/>
-      <w:r>
-        <w:t xml:space="preserve">» – инструмент для работы с файлами формата Excel, позволяющий формировать отчеты </w:t>
+        <w:t xml:space="preserve">«EPPlus» – инструмент для работы с файлами формата Excel, позволяющий формировать отчеты </w:t>
       </w:r>
       <w:r>
         <w:t>посещаемости тренировок</w:t>
@@ -5940,7 +5897,7 @@
       <w:pPr>
         <w:pStyle w:val="2"/>
       </w:pPr>
-      <w:bookmarkStart w:id="18" w:name="_Toc226113300"/>
+      <w:bookmarkStart w:id="18" w:name="_Toc226373034"/>
       <w:r>
         <w:t>Описание работы с системой контроля версий и проверка соответствия стандартам кодирования</w:t>
       </w:r>
@@ -6220,7 +6177,7 @@
       <w:pPr>
         <w:pStyle w:val="2"/>
       </w:pPr>
-      <w:bookmarkStart w:id="19" w:name="_Toc226113301"/>
+      <w:bookmarkStart w:id="19" w:name="_Toc226373035"/>
       <w:r>
         <w:t>Отладка и тестирование программных модулей</w:t>
       </w:r>
@@ -6314,7 +6271,16 @@
         <w:ind w:firstLine="709"/>
       </w:pPr>
       <w:r>
-        <w:t xml:space="preserve">На рисунке 4 показан общий вид </w:t>
+        <w:t xml:space="preserve">На рисунке 4 показан </w:t>
+      </w:r>
+      <w:r>
+        <w:t>фрагмен</w:t>
+      </w:r>
+      <w:r>
+        <w:t>т</w:t>
+      </w:r>
+      <w:r>
+        <w:t xml:space="preserve"> </w:t>
       </w:r>
       <w:r>
         <w:rPr>
@@ -6963,28 +6929,29 @@
         <w:pStyle w:val="1"/>
       </w:pPr>
       <w:bookmarkStart w:id="20" w:name="_Toc198114585"/>
-      <w:bookmarkStart w:id="21" w:name="_Toc226113302"/>
+      <w:bookmarkStart w:id="21" w:name="_Toc226373036"/>
       <w:r>
         <w:lastRenderedPageBreak/>
-        <w:t>Выполнение работ по ПМ.01</w:t>
+        <w:t>Выполнение работ по ПМ.0</w:t>
       </w:r>
       <w:bookmarkEnd w:id="20"/>
+      <w:r>
+        <w:t>4</w:t>
+      </w:r>
       <w:bookmarkEnd w:id="21"/>
     </w:p>
     <w:p>
       <w:pPr>
         <w:pStyle w:val="2"/>
-        <w:rPr>
-          <w:lang w:val="en-US"/>
-        </w:rPr>
-      </w:pPr>
-      <w:bookmarkStart w:id="22" w:name="_Toc198114586"/>
-      <w:bookmarkStart w:id="23" w:name="_Toc226113303"/>
-      <w:r>
-        <w:t>Проектирование программного обеспечения</w:t>
+      </w:pPr>
+      <w:bookmarkStart w:id="22" w:name="_Toc226373037"/>
+      <w:r>
+        <w:t xml:space="preserve">Настройка конфигурации и инсталляция </w:t>
+      </w:r>
+      <w:r>
+        <w:t>ПО</w:t>
       </w:r>
       <w:bookmarkEnd w:id="22"/>
-      <w:bookmarkEnd w:id="23"/>
     </w:p>
     <w:p>
       <w:pPr>
@@ -7129,14 +7096,12 @@
       <w:r>
         <w:t>– «</w:t>
       </w:r>
-      <w:proofErr w:type="spellStart"/>
       <w:r>
         <w:rPr>
           <w:lang w:val="en-US"/>
         </w:rPr>
         <w:t>TrLogInstaller</w:t>
       </w:r>
-      <w:proofErr w:type="spellEnd"/>
       <w:r>
         <w:t>»</w:t>
       </w:r>
@@ -7154,128 +7119,128 @@
       <w:pPr>
         <w:pStyle w:val="2"/>
       </w:pPr>
-      <w:bookmarkStart w:id="24" w:name="_Toc226113304"/>
+      <w:bookmarkStart w:id="23" w:name="_Toc226373038"/>
       <w:r>
         <w:lastRenderedPageBreak/>
         <w:t>Анализ эксплуатационных характеристик</w:t>
       </w:r>
+      <w:bookmarkEnd w:id="23"/>
+    </w:p>
+    <w:p>
+      <w:pPr>
+        <w:pStyle w:val="a3"/>
+      </w:pPr>
+      <w:r>
+        <w:t>В ходе анализа системных и технических требований к итоговому приложению определены минимальные аппаратные и программные требования</w:t>
+      </w:r>
+      <w:r>
+        <w:t xml:space="preserve"> для эксплуатации.</w:t>
+      </w:r>
+    </w:p>
+    <w:p>
+      <w:pPr>
+        <w:pStyle w:val="a3"/>
+      </w:pPr>
+      <w:r>
+        <w:t>Требования к аппаратному и программному обеспечению:</w:t>
+      </w:r>
+    </w:p>
+    <w:p>
+      <w:pPr>
+        <w:pStyle w:val="a1"/>
+      </w:pPr>
+      <w:r>
+        <w:t>ОС: Windows 10 и выше;</w:t>
+      </w:r>
+    </w:p>
+    <w:p>
+      <w:pPr>
+        <w:pStyle w:val="a1"/>
+      </w:pPr>
+      <w:r>
+        <w:t>оперативная память: 2 ГБ;</w:t>
+      </w:r>
+    </w:p>
+    <w:p>
+      <w:pPr>
+        <w:pStyle w:val="a1"/>
+      </w:pPr>
+      <w:r>
+        <w:t>свободное дисковое пространство: 500 МБ;</w:t>
+      </w:r>
+    </w:p>
+    <w:p>
+      <w:pPr>
+        <w:pStyle w:val="a1"/>
+      </w:pPr>
+      <w:r>
+        <w:t>процессор с тактовой частотой 1 ГГц и выше.</w:t>
+      </w:r>
+    </w:p>
+    <w:p>
+      <w:pPr>
+        <w:pStyle w:val="a3"/>
+      </w:pPr>
+      <w:r>
+        <w:t xml:space="preserve">Приложение имеет последовательный интерфейс, построенный по принципу «шаг за шагом». Такая линейная структура исключает потерю контекста и упрощает </w:t>
+      </w:r>
+      <w:r>
+        <w:t>выполнение повседневных операций.</w:t>
+      </w:r>
+    </w:p>
+    <w:p>
+      <w:pPr>
+        <w:pStyle w:val="a3"/>
+      </w:pPr>
+      <w:r>
+        <w:t xml:space="preserve">Данные загружаются быстро благодаря оптимизированным запросам </w:t>
+      </w:r>
+      <w:r>
+        <w:rPr>
+          <w:lang w:val="en-US"/>
+        </w:rPr>
+        <w:t>Entity</w:t>
+      </w:r>
+      <w:r>
+        <w:t xml:space="preserve"> </w:t>
+      </w:r>
+      <w:r>
+        <w:rPr>
+          <w:lang w:val="en-US"/>
+        </w:rPr>
+        <w:t>Framework</w:t>
+      </w:r>
+      <w:r>
+        <w:t xml:space="preserve"> </w:t>
+      </w:r>
+      <w:r>
+        <w:rPr>
+          <w:lang w:val="en-US"/>
+        </w:rPr>
+        <w:t>Core</w:t>
+      </w:r>
+      <w:r>
+        <w:t xml:space="preserve">, </w:t>
+      </w:r>
+      <w:r>
+        <w:t>что быструю работу приложения даже при работе с десятками спортсменов и тренировок</w:t>
+      </w:r>
+      <w:r>
+        <w:t>.</w:t>
+      </w:r>
+    </w:p>
+    <w:p>
+      <w:pPr>
+        <w:pStyle w:val="2"/>
+      </w:pPr>
+      <w:bookmarkStart w:id="24" w:name="_Toc226373039"/>
+      <w:r>
+        <w:t xml:space="preserve">Модификация компонентов </w:t>
+      </w:r>
+      <w:r>
+        <w:t>ПО</w:t>
+      </w:r>
       <w:bookmarkEnd w:id="24"/>
-    </w:p>
-    <w:p>
-      <w:pPr>
-        <w:pStyle w:val="a3"/>
-      </w:pPr>
-      <w:r>
-        <w:t>В ходе анализа системных и технических требований к итоговому приложению определены минимальные аппаратные и программные требования</w:t>
-      </w:r>
-      <w:r>
-        <w:t xml:space="preserve"> для эксплуатации.</w:t>
-      </w:r>
-    </w:p>
-    <w:p>
-      <w:pPr>
-        <w:pStyle w:val="a3"/>
-      </w:pPr>
-      <w:r>
-        <w:t>Требования к аппаратному и программному обеспечению:</w:t>
-      </w:r>
-    </w:p>
-    <w:p>
-      <w:pPr>
-        <w:pStyle w:val="a1"/>
-      </w:pPr>
-      <w:r>
-        <w:t>ОС: Windows 10 и выше;</w:t>
-      </w:r>
-    </w:p>
-    <w:p>
-      <w:pPr>
-        <w:pStyle w:val="a1"/>
-      </w:pPr>
-      <w:r>
-        <w:t>оперативная память: 2 ГБ;</w:t>
-      </w:r>
-    </w:p>
-    <w:p>
-      <w:pPr>
-        <w:pStyle w:val="a1"/>
-      </w:pPr>
-      <w:r>
-        <w:t>свободное дисковое пространство: 500 МБ;</w:t>
-      </w:r>
-    </w:p>
-    <w:p>
-      <w:pPr>
-        <w:pStyle w:val="a1"/>
-      </w:pPr>
-      <w:r>
-        <w:t>процессор с тактовой частотой 1 ГГц и выше.</w:t>
-      </w:r>
-    </w:p>
-    <w:p>
-      <w:pPr>
-        <w:pStyle w:val="a3"/>
-      </w:pPr>
-      <w:r>
-        <w:t xml:space="preserve">Приложение имеет последовательный интерфейс, построенный по принципу «шаг за шагом». Такая линейная структура исключает потерю контекста и упрощает </w:t>
-      </w:r>
-      <w:r>
-        <w:t>выполнение повседневных операций.</w:t>
-      </w:r>
-    </w:p>
-    <w:p>
-      <w:pPr>
-        <w:pStyle w:val="a3"/>
-      </w:pPr>
-      <w:r>
-        <w:t xml:space="preserve">Данные загружаются быстро благодаря оптимизированным запросам </w:t>
-      </w:r>
-      <w:r>
-        <w:rPr>
-          <w:lang w:val="en-US"/>
-        </w:rPr>
-        <w:t>Entity</w:t>
-      </w:r>
-      <w:r>
-        <w:t xml:space="preserve"> </w:t>
-      </w:r>
-      <w:r>
-        <w:rPr>
-          <w:lang w:val="en-US"/>
-        </w:rPr>
-        <w:t>Framework</w:t>
-      </w:r>
-      <w:r>
-        <w:t xml:space="preserve"> </w:t>
-      </w:r>
-      <w:r>
-        <w:rPr>
-          <w:lang w:val="en-US"/>
-        </w:rPr>
-        <w:t>Core</w:t>
-      </w:r>
-      <w:r>
-        <w:t xml:space="preserve">, </w:t>
-      </w:r>
-      <w:r>
-        <w:t>что быструю работу приложения даже при работе с десятками спортсменов и тренировок</w:t>
-      </w:r>
-      <w:r>
-        <w:t>.</w:t>
-      </w:r>
-    </w:p>
-    <w:p>
-      <w:pPr>
-        <w:pStyle w:val="2"/>
-      </w:pPr>
-      <w:bookmarkStart w:id="25" w:name="_Toc226113305"/>
-      <w:r>
-        <w:t xml:space="preserve">Модификация компонентов </w:t>
-      </w:r>
-      <w:r>
-        <w:t>программного обеспечения</w:t>
-      </w:r>
-      <w:bookmarkEnd w:id="25"/>
     </w:p>
     <w:p>
       <w:pPr>
@@ -7340,25 +7305,21 @@
       <w:r>
         <w:t xml:space="preserve">использована библиотека </w:t>
       </w:r>
-      <w:proofErr w:type="spellStart"/>
       <w:r>
         <w:rPr>
           <w:lang w:val="en-US"/>
         </w:rPr>
         <w:t>EPPlus</w:t>
       </w:r>
-      <w:proofErr w:type="spellEnd"/>
       <w:r>
         <w:t>, позволяющая генерировать отчеты посещаемости тренировок. Фрагмент кода метода</w:t>
       </w:r>
       <w:r>
         <w:t xml:space="preserve"> </w:t>
       </w:r>
-      <w:proofErr w:type="spellStart"/>
       <w:r>
         <w:t>ExcelExportButtonClick</w:t>
       </w:r>
-      <w:proofErr w:type="spellEnd"/>
       <w:r>
         <w:t xml:space="preserve"> для</w:t>
       </w:r>
@@ -7404,11 +7365,9 @@
         <w:lastRenderedPageBreak/>
         <w:t xml:space="preserve">Листинг 1 – Фрагмент кода метода </w:t>
       </w:r>
-      <w:proofErr w:type="spellStart"/>
       <w:r>
         <w:t>ExcelExportButtonClick</w:t>
       </w:r>
-      <w:proofErr w:type="spellEnd"/>
     </w:p>
     <w:p>
       <w:pPr>
@@ -7429,29 +7388,7 @@
         <w:rPr>
           <w:lang w:val="en-US"/>
         </w:rPr>
-        <w:t xml:space="preserve">using (var package = new </w:t>
-      </w:r>
-      <w:proofErr w:type="spellStart"/>
-      <w:proofErr w:type="gramStart"/>
-      <w:r>
-        <w:rPr>
-          <w:lang w:val="en-US"/>
-        </w:rPr>
-        <w:t>ExcelPackage</w:t>
-      </w:r>
-      <w:proofErr w:type="spellEnd"/>
-      <w:r>
-        <w:rPr>
-          <w:lang w:val="en-US"/>
-        </w:rPr>
-        <w:t>(</w:t>
-      </w:r>
-      <w:proofErr w:type="gramEnd"/>
-      <w:r>
-        <w:rPr>
-          <w:lang w:val="en-US"/>
-        </w:rPr>
-        <w:t>))</w:t>
+        <w:t>using (var package = new ExcelPackage())</w:t>
       </w:r>
     </w:p>
     <w:p>
@@ -7475,65 +7412,556 @@
         <w:pStyle w:val="aff0"/>
       </w:pPr>
       <w:r>
+        <w:t xml:space="preserve">    var worksheet = package.Workbook.Worksheets.Add("Посещаемость");</w:t>
+      </w:r>
+    </w:p>
+    <w:p>
+      <w:pPr>
+        <w:pStyle w:val="aff0"/>
+      </w:pPr>
+    </w:p>
+    <w:p>
+      <w:pPr>
+        <w:pStyle w:val="aff0"/>
+      </w:pPr>
+      <w:r>
+        <w:t xml:space="preserve">    // Заполнение заголовков таблицы </w:t>
+      </w:r>
+    </w:p>
+    <w:p>
+      <w:pPr>
+        <w:pStyle w:val="aff0"/>
+        <w:rPr>
+          <w:lang w:val="en-US"/>
+        </w:rPr>
+      </w:pPr>
+      <w:r>
         <w:t xml:space="preserve">    </w:t>
       </w:r>
-      <w:proofErr w:type="spellStart"/>
-      <w:r>
-        <w:t>var</w:t>
-      </w:r>
-      <w:proofErr w:type="spellEnd"/>
-      <w:r>
+      <w:r>
+        <w:rPr>
+          <w:lang w:val="en-US"/>
+        </w:rPr>
+        <w:t>worksheet</w:t>
+      </w:r>
+      <w:r>
+        <w:rPr>
+          <w:lang w:val="en-US"/>
+        </w:rPr>
+        <w:t>.</w:t>
+      </w:r>
+      <w:r>
+        <w:rPr>
+          <w:lang w:val="en-US"/>
+        </w:rPr>
+        <w:t>Cells</w:t>
+      </w:r>
+      <w:r>
+        <w:rPr>
+          <w:lang w:val="en-US"/>
+        </w:rPr>
+        <w:t>[1, 1].</w:t>
+      </w:r>
+      <w:r>
+        <w:rPr>
+          <w:lang w:val="en-US"/>
+        </w:rPr>
+        <w:t>Value</w:t>
+      </w:r>
+      <w:r>
+        <w:rPr>
+          <w:lang w:val="en-US"/>
+        </w:rPr>
+        <w:t xml:space="preserve"> = "</w:t>
+      </w:r>
+      <w:r>
+        <w:t>ФИО</w:t>
+      </w:r>
+      <w:r>
+        <w:rPr>
+          <w:lang w:val="en-US"/>
+        </w:rPr>
+        <w:t xml:space="preserve">";         // </w:t>
+      </w:r>
+      <w:r>
+        <w:t>столбец</w:t>
+      </w:r>
+      <w:r>
+        <w:rPr>
+          <w:lang w:val="en-US"/>
+        </w:rPr>
         <w:t xml:space="preserve"> </w:t>
       </w:r>
-      <w:proofErr w:type="spellStart"/>
-      <w:r>
+      <w:r>
+        <w:rPr>
+          <w:lang w:val="en-US"/>
+        </w:rPr>
+        <w:t>A</w:t>
+      </w:r>
+    </w:p>
+    <w:p>
+      <w:pPr>
+        <w:pStyle w:val="aff0"/>
+        <w:rPr>
+          <w:lang w:val="en-US"/>
+        </w:rPr>
+      </w:pPr>
+      <w:r>
+        <w:rPr>
+          <w:lang w:val="en-US"/>
+        </w:rPr>
+        <w:t xml:space="preserve">    worksheet.Cells[1, 2].Value = "</w:t>
+      </w:r>
+      <w:r>
+        <w:t>Телефон</w:t>
+      </w:r>
+      <w:r>
+        <w:rPr>
+          <w:lang w:val="en-US"/>
+        </w:rPr>
+        <w:t xml:space="preserve">";    // </w:t>
+      </w:r>
+      <w:r>
+        <w:t>столбец</w:t>
+      </w:r>
+      <w:r>
+        <w:rPr>
+          <w:lang w:val="en-US"/>
+        </w:rPr>
+        <w:t xml:space="preserve"> B</w:t>
+      </w:r>
+    </w:p>
+    <w:p>
+      <w:pPr>
+        <w:pStyle w:val="aff0"/>
+      </w:pPr>
+      <w:r>
+        <w:rPr>
+          <w:lang w:val="en-US"/>
+        </w:rPr>
+        <w:t xml:space="preserve">    </w:t>
+      </w:r>
+      <w:r>
+        <w:t>worksheet.Cells[1, 3].Value = "Дата рождения"; // столбец C</w:t>
+      </w:r>
+    </w:p>
+    <w:p>
+      <w:pPr>
+        <w:pStyle w:val="aff0"/>
+      </w:pPr>
+      <w:r>
+        <w:t xml:space="preserve">    worksheet.Cells[1, 4].Value = "Присутствие";   // столбец D</w:t>
+      </w:r>
+    </w:p>
+    <w:p>
+      <w:pPr>
+        <w:pStyle w:val="aff0"/>
+      </w:pPr>
+    </w:p>
+    <w:p>
+      <w:pPr>
+        <w:pStyle w:val="aff0"/>
+      </w:pPr>
+      <w:r>
+        <w:t xml:space="preserve">    // Применение стилей к строке заголовков (ячейки A1:D1)</w:t>
+      </w:r>
+    </w:p>
+    <w:p>
+      <w:pPr>
+        <w:pStyle w:val="aff0"/>
+        <w:rPr>
+          <w:lang w:val="en-US"/>
+        </w:rPr>
+      </w:pPr>
+      <w:r>
+        <w:t xml:space="preserve">    </w:t>
+      </w:r>
+      <w:r>
+        <w:rPr>
+          <w:lang w:val="en-US"/>
+        </w:rPr>
+        <w:t>using (var range = worksheet.Cells[1, 1, 1, 4])</w:t>
+      </w:r>
+    </w:p>
+    <w:p>
+      <w:pPr>
+        <w:pStyle w:val="aff0"/>
+        <w:rPr>
+          <w:lang w:val="en-US"/>
+        </w:rPr>
+      </w:pPr>
+      <w:r>
+        <w:rPr>
+          <w:lang w:val="en-US"/>
+        </w:rPr>
+        <w:t xml:space="preserve">    {</w:t>
+      </w:r>
+    </w:p>
+    <w:p>
+      <w:pPr>
+        <w:pStyle w:val="aff0"/>
+        <w:rPr>
+          <w:lang w:val="en-US"/>
+        </w:rPr>
+      </w:pPr>
+      <w:r>
+        <w:rPr>
+          <w:lang w:val="en-US"/>
+        </w:rPr>
+        <w:t xml:space="preserve">        range.Style.Font.Bold = true;            // </w:t>
+      </w:r>
+      <w:r>
+        <w:t>жирное</w:t>
+      </w:r>
+      <w:r>
+        <w:rPr>
+          <w:lang w:val="en-US"/>
+        </w:rPr>
+        <w:t xml:space="preserve"> </w:t>
+      </w:r>
+      <w:r>
+        <w:t>начертание</w:t>
+      </w:r>
+      <w:r>
+        <w:rPr>
+          <w:lang w:val="en-US"/>
+        </w:rPr>
+        <w:t xml:space="preserve"> </w:t>
+      </w:r>
+      <w:r>
+        <w:t>шрифта</w:t>
+      </w:r>
+    </w:p>
+    <w:p>
+      <w:pPr>
+        <w:pStyle w:val="aff0"/>
+        <w:rPr>
+          <w:lang w:val="en-US"/>
+        </w:rPr>
+      </w:pPr>
+      <w:r>
+        <w:rPr>
+          <w:lang w:val="en-US"/>
+        </w:rPr>
+        <w:t xml:space="preserve">        range.Style.Fill.PatternType = OfficeOpenXml.Style.ExcelFillStyle.Solid; // </w:t>
+      </w:r>
+      <w:r>
+        <w:t>сплошная</w:t>
+      </w:r>
+      <w:r>
+        <w:rPr>
+          <w:lang w:val="en-US"/>
+        </w:rPr>
+        <w:t xml:space="preserve"> </w:t>
+      </w:r>
+      <w:r>
+        <w:t>заливка</w:t>
+      </w:r>
+    </w:p>
+    <w:p>
+      <w:pPr>
+        <w:pStyle w:val="aff0"/>
+        <w:rPr>
+          <w:lang w:val="en-US"/>
+        </w:rPr>
+      </w:pPr>
+      <w:r>
+        <w:rPr>
+          <w:lang w:val="en-US"/>
+        </w:rPr>
+        <w:t xml:space="preserve">        </w:t>
+      </w:r>
+      <w:r>
+        <w:rPr>
+          <w:lang w:val="en-US"/>
+        </w:rPr>
+        <w:t xml:space="preserve">range.Style.Fill.BackgroundColor.SetColor(System.Drawing.Color.LightGray); // </w:t>
+      </w:r>
+      <w:r>
+        <w:t>цвет</w:t>
+      </w:r>
+      <w:r>
+        <w:rPr>
+          <w:lang w:val="en-US"/>
+        </w:rPr>
+        <w:t xml:space="preserve"> </w:t>
+      </w:r>
+      <w:r>
+        <w:t>заливки</w:t>
+      </w:r>
+      <w:r>
+        <w:rPr>
+          <w:lang w:val="en-US"/>
+        </w:rPr>
+        <w:t xml:space="preserve"> – </w:t>
+      </w:r>
+      <w:r>
+        <w:t>светло</w:t>
+      </w:r>
+      <w:r>
+        <w:rPr>
+          <w:lang w:val="en-US"/>
+        </w:rPr>
+        <w:t>-</w:t>
+      </w:r>
+      <w:r>
+        <w:t>серый</w:t>
+      </w:r>
+    </w:p>
+    <w:p>
+      <w:pPr>
+        <w:pStyle w:val="aff0"/>
+      </w:pPr>
+      <w:r>
+        <w:rPr>
+          <w:lang w:val="en-US"/>
+        </w:rPr>
+        <w:t xml:space="preserve">    </w:t>
+      </w:r>
+      <w:r>
+        <w:t>}</w:t>
+      </w:r>
+    </w:p>
+    <w:p>
+      <w:pPr>
+        <w:pStyle w:val="aff0"/>
+      </w:pPr>
+    </w:p>
+    <w:p>
+      <w:pPr>
+        <w:pStyle w:val="aff0"/>
+      </w:pPr>
+      <w:r>
+        <w:t xml:space="preserve">    // Заполнение данных спортсменов</w:t>
+      </w:r>
+    </w:p>
+    <w:p>
+      <w:pPr>
+        <w:pStyle w:val="aff0"/>
+      </w:pPr>
+      <w:r>
+        <w:t xml:space="preserve">    int row = 2;    // данные начинаются со второй строки</w:t>
+      </w:r>
+    </w:p>
+    <w:p>
+      <w:pPr>
+        <w:pStyle w:val="aff0"/>
+        <w:rPr>
+          <w:lang w:val="en-US"/>
+        </w:rPr>
+      </w:pPr>
+      <w:r>
+        <w:t xml:space="preserve">    </w:t>
+      </w:r>
+      <w:r>
+        <w:rPr>
+          <w:lang w:val="en-US"/>
+        </w:rPr>
+        <w:t>foreach (var item in _athletesPresence)</w:t>
+      </w:r>
+    </w:p>
+    <w:p>
+      <w:pPr>
+        <w:pStyle w:val="aff0"/>
+        <w:rPr>
+          <w:lang w:val="en-US"/>
+        </w:rPr>
+      </w:pPr>
+      <w:r>
+        <w:rPr>
+          <w:lang w:val="en-US"/>
+        </w:rPr>
+        <w:t xml:space="preserve">    {</w:t>
+      </w:r>
+    </w:p>
+    <w:p>
+      <w:pPr>
+        <w:pStyle w:val="aff0"/>
+        <w:rPr>
+          <w:lang w:val="en-US"/>
+        </w:rPr>
+      </w:pPr>
+      <w:r>
+        <w:rPr>
+          <w:lang w:val="en-US"/>
+        </w:rPr>
+        <w:t xml:space="preserve">        worksheet.Cells[row, 1].Value = item.Athlete.FullName;                      // </w:t>
+      </w:r>
+      <w:r>
+        <w:t>полное</w:t>
+      </w:r>
+      <w:r>
+        <w:rPr>
+          <w:lang w:val="en-US"/>
+        </w:rPr>
+        <w:t xml:space="preserve"> </w:t>
+      </w:r>
+      <w:r>
+        <w:t>имя</w:t>
+      </w:r>
+    </w:p>
+    <w:p>
+      <w:pPr>
+        <w:pStyle w:val="aff0"/>
+        <w:rPr>
+          <w:lang w:val="en-US"/>
+        </w:rPr>
+      </w:pPr>
+      <w:r>
+        <w:rPr>
+          <w:lang w:val="en-US"/>
+        </w:rPr>
+        <w:t xml:space="preserve">        worksheet.Cells[row, 2].Value = item.Athlete.Phone;                         // </w:t>
+      </w:r>
+      <w:r>
+        <w:t>телефон</w:t>
+      </w:r>
+    </w:p>
+    <w:p>
+      <w:pPr>
+        <w:pStyle w:val="aff0"/>
+        <w:rPr>
+          <w:lang w:val="en-US"/>
+        </w:rPr>
+      </w:pPr>
+      <w:r>
+        <w:rPr>
+          <w:lang w:val="en-US"/>
+        </w:rPr>
+        <w:t xml:space="preserve">        worksheet.Cells[row, 3].Value = item.Athlete.Birthday.ToString("dd.MM.yyyy") ?? ""; // </w:t>
+      </w:r>
+      <w:r>
+        <w:t>дата</w:t>
+      </w:r>
+      <w:r>
+        <w:rPr>
+          <w:lang w:val="en-US"/>
+        </w:rPr>
+        <w:t xml:space="preserve"> </w:t>
+      </w:r>
+      <w:r>
+        <w:t>рождения</w:t>
+      </w:r>
+      <w:r>
+        <w:rPr>
+          <w:lang w:val="en-US"/>
+        </w:rPr>
+        <w:t xml:space="preserve"> (</w:t>
+      </w:r>
+      <w:r>
+        <w:t>формат</w:t>
+      </w:r>
+      <w:r>
+        <w:rPr>
+          <w:lang w:val="en-US"/>
+        </w:rPr>
+        <w:t xml:space="preserve"> </w:t>
+      </w:r>
+      <w:r>
+        <w:t>ДД</w:t>
+      </w:r>
+      <w:r>
+        <w:rPr>
+          <w:lang w:val="en-US"/>
+        </w:rPr>
+        <w:t>.</w:t>
+      </w:r>
+      <w:r>
+        <w:t>ММ</w:t>
+      </w:r>
+      <w:r>
+        <w:rPr>
+          <w:lang w:val="en-US"/>
+        </w:rPr>
+        <w:t>.</w:t>
+      </w:r>
+      <w:r>
+        <w:t>ГГГГ</w:t>
+      </w:r>
+      <w:r>
+        <w:rPr>
+          <w:lang w:val="en-US"/>
+        </w:rPr>
+        <w:t xml:space="preserve">), </w:t>
+      </w:r>
+      <w:r>
+        <w:t>при</w:t>
+      </w:r>
+      <w:r>
+        <w:rPr>
+          <w:lang w:val="en-US"/>
+        </w:rPr>
+        <w:t xml:space="preserve"> null – </w:t>
+      </w:r>
+      <w:r>
+        <w:t>пустая</w:t>
+      </w:r>
+      <w:r>
+        <w:rPr>
+          <w:lang w:val="en-US"/>
+        </w:rPr>
+        <w:t xml:space="preserve"> </w:t>
+      </w:r>
+      <w:r>
+        <w:t>строка</w:t>
+      </w:r>
+    </w:p>
+    <w:p>
+      <w:pPr>
+        <w:pStyle w:val="aff0"/>
+      </w:pPr>
+      <w:r>
+        <w:rPr>
+          <w:lang w:val="en-US"/>
+        </w:rPr>
+        <w:t xml:space="preserve">        worksheet.Cells[row, 4].Value = item.IsPresent ? </w:t>
+      </w:r>
+      <w:r>
+        <w:t>"Да" : "Нет";               // присутствие (Да/Нет)</w:t>
+      </w:r>
+    </w:p>
+    <w:p>
+      <w:pPr>
+        <w:pStyle w:val="aff0"/>
+      </w:pPr>
+      <w:r>
+        <w:t xml:space="preserve">        row++;</w:t>
+      </w:r>
+    </w:p>
+    <w:p>
+      <w:pPr>
+        <w:pStyle w:val="aff0"/>
+      </w:pPr>
+      <w:r>
+        <w:t xml:space="preserve">    }</w:t>
+      </w:r>
+    </w:p>
+    <w:p>
+      <w:pPr>
+        <w:pStyle w:val="aff0"/>
+      </w:pPr>
+    </w:p>
+    <w:p>
+      <w:pPr>
+        <w:pStyle w:val="aff0"/>
+      </w:pPr>
+      <w:r>
+        <w:t xml:space="preserve">    //  Автоматическая подгонка ширины столбцов под содержимое</w:t>
+      </w:r>
+    </w:p>
+    <w:p>
+      <w:pPr>
+        <w:pStyle w:val="aff0"/>
+      </w:pPr>
+      <w:r>
+        <w:t xml:space="preserve">    </w:t>
+      </w:r>
+      <w:r>
+        <w:rPr>
+          <w:lang w:val="en-US"/>
+        </w:rPr>
         <w:t>worksheet</w:t>
       </w:r>
-      <w:proofErr w:type="spellEnd"/>
-      <w:r>
-        <w:t xml:space="preserve"> = </w:t>
-      </w:r>
-      <w:proofErr w:type="spellStart"/>
-      <w:proofErr w:type="gramStart"/>
-      <w:r>
-        <w:t>package.Workbook.Worksheets</w:t>
-      </w:r>
-      <w:proofErr w:type="gramEnd"/>
-      <w:r>
-        <w:t>.Add</w:t>
-      </w:r>
-      <w:proofErr w:type="spellEnd"/>
-      <w:r>
-        <w:t>("Посещаемость");</w:t>
-      </w:r>
-    </w:p>
-    <w:p>
-      <w:pPr>
-        <w:pStyle w:val="aff0"/>
-      </w:pPr>
-    </w:p>
-    <w:p>
-      <w:pPr>
-        <w:pStyle w:val="aff0"/>
-      </w:pPr>
-      <w:r>
-        <w:t xml:space="preserve">    // Заполнение заголовков таблицы </w:t>
-      </w:r>
-    </w:p>
-    <w:p>
-      <w:pPr>
-        <w:pStyle w:val="aff0"/>
-      </w:pPr>
-      <w:r>
-        <w:t xml:space="preserve">    </w:t>
-      </w:r>
-      <w:proofErr w:type="gramStart"/>
-      <w:r>
-        <w:rPr>
-          <w:lang w:val="en-US"/>
-        </w:rPr>
-        <w:t>worksheet</w:t>
-      </w:r>
       <w:r>
         <w:t>.</w:t>
       </w:r>
@@ -7543,812 +7971,24 @@
         </w:rPr>
         <w:t>Cells</w:t>
       </w:r>
-      <w:proofErr w:type="gramEnd"/>
-      <w:r>
-        <w:t>[1, 1].</w:t>
-      </w:r>
-      <w:r>
-        <w:rPr>
-          <w:lang w:val="en-US"/>
-        </w:rPr>
-        <w:t>Value</w:t>
-      </w:r>
-      <w:r>
-        <w:t xml:space="preserve"> = "</w:t>
-      </w:r>
-      <w:r>
-        <w:t>ФИО</w:t>
-      </w:r>
-      <w:r>
-        <w:t xml:space="preserve">";         // </w:t>
-      </w:r>
-      <w:r>
-        <w:t>столбец</w:t>
-      </w:r>
-      <w:r>
-        <w:t xml:space="preserve"> </w:t>
-      </w:r>
-      <w:r>
-        <w:rPr>
-          <w:lang w:val="en-US"/>
-        </w:rPr>
-        <w:t>A</w:t>
-      </w:r>
-    </w:p>
-    <w:p>
-      <w:pPr>
-        <w:pStyle w:val="aff0"/>
-      </w:pPr>
-      <w:r>
-        <w:t xml:space="preserve">    </w:t>
-      </w:r>
-      <w:proofErr w:type="spellStart"/>
-      <w:proofErr w:type="gramStart"/>
-      <w:r>
-        <w:t>worksheet.Cells</w:t>
-      </w:r>
-      <w:proofErr w:type="spellEnd"/>
-      <w:proofErr w:type="gramEnd"/>
-      <w:r>
-        <w:t>[1, 2].Value = "Телефон";    // столбец B</w:t>
-      </w:r>
-    </w:p>
-    <w:p>
-      <w:pPr>
-        <w:pStyle w:val="aff0"/>
-      </w:pPr>
-      <w:r>
-        <w:t xml:space="preserve">    </w:t>
-      </w:r>
-      <w:proofErr w:type="spellStart"/>
-      <w:proofErr w:type="gramStart"/>
-      <w:r>
-        <w:t>worksheet.Cells</w:t>
-      </w:r>
-      <w:proofErr w:type="spellEnd"/>
-      <w:proofErr w:type="gramEnd"/>
-      <w:r>
-        <w:t>[1, 3].Value = "Дата рождения"; // столбец C</w:t>
-      </w:r>
-    </w:p>
-    <w:p>
-      <w:pPr>
-        <w:pStyle w:val="aff0"/>
-      </w:pPr>
-      <w:r>
-        <w:t xml:space="preserve">    </w:t>
-      </w:r>
-      <w:proofErr w:type="spellStart"/>
-      <w:proofErr w:type="gramStart"/>
-      <w:r>
-        <w:t>worksheet.Cells</w:t>
-      </w:r>
-      <w:proofErr w:type="spellEnd"/>
-      <w:proofErr w:type="gramEnd"/>
-      <w:r>
-        <w:t>[1, 4].Value = "Присутствие";   // столбец D</w:t>
-      </w:r>
-    </w:p>
-    <w:p>
-      <w:pPr>
-        <w:pStyle w:val="aff0"/>
-      </w:pPr>
-    </w:p>
-    <w:p>
-      <w:pPr>
-        <w:pStyle w:val="aff0"/>
-      </w:pPr>
-      <w:r>
-        <w:t xml:space="preserve">    // Применение стилей к строке заголовков (ячейки A1:D1)</w:t>
-      </w:r>
-    </w:p>
-    <w:p>
-      <w:pPr>
-        <w:pStyle w:val="aff0"/>
-        <w:rPr>
-          <w:lang w:val="en-US"/>
-        </w:rPr>
-      </w:pPr>
-      <w:r>
-        <w:t xml:space="preserve">    </w:t>
-      </w:r>
-      <w:r>
-        <w:rPr>
-          <w:lang w:val="en-US"/>
-        </w:rPr>
-        <w:t xml:space="preserve">using (var range = </w:t>
-      </w:r>
-      <w:proofErr w:type="spellStart"/>
-      <w:proofErr w:type="gramStart"/>
-      <w:r>
-        <w:rPr>
-          <w:lang w:val="en-US"/>
-        </w:rPr>
-        <w:t>worksheet.Cells</w:t>
-      </w:r>
-      <w:proofErr w:type="spellEnd"/>
-      <w:proofErr w:type="gramEnd"/>
-      <w:r>
-        <w:rPr>
-          <w:lang w:val="en-US"/>
-        </w:rPr>
-        <w:t>[1, 1, 1, 4])</w:t>
-      </w:r>
-    </w:p>
-    <w:p>
-      <w:pPr>
-        <w:pStyle w:val="aff0"/>
-        <w:rPr>
-          <w:lang w:val="en-US"/>
-        </w:rPr>
-      </w:pPr>
-      <w:r>
-        <w:rPr>
-          <w:lang w:val="en-US"/>
-        </w:rPr>
-        <w:t xml:space="preserve">    {</w:t>
-      </w:r>
-    </w:p>
-    <w:p>
-      <w:pPr>
-        <w:pStyle w:val="aff0"/>
-        <w:rPr>
-          <w:lang w:val="en-US"/>
-        </w:rPr>
-      </w:pPr>
-      <w:r>
-        <w:rPr>
-          <w:lang w:val="en-US"/>
-        </w:rPr>
-        <w:t xml:space="preserve">        </w:t>
-      </w:r>
-      <w:proofErr w:type="spellStart"/>
-      <w:proofErr w:type="gramStart"/>
-      <w:r>
-        <w:rPr>
-          <w:lang w:val="en-US"/>
-        </w:rPr>
-        <w:t>range.Style.Font</w:t>
-      </w:r>
-      <w:proofErr w:type="gramEnd"/>
-      <w:r>
-        <w:rPr>
-          <w:lang w:val="en-US"/>
-        </w:rPr>
-        <w:t>.Bold</w:t>
-      </w:r>
-      <w:proofErr w:type="spellEnd"/>
-      <w:r>
-        <w:rPr>
-          <w:lang w:val="en-US"/>
-        </w:rPr>
-        <w:t xml:space="preserve"> = true;            // </w:t>
-      </w:r>
-      <w:r>
-        <w:t>жирное</w:t>
-      </w:r>
-      <w:r>
-        <w:rPr>
-          <w:lang w:val="en-US"/>
-        </w:rPr>
-        <w:t xml:space="preserve"> </w:t>
-      </w:r>
-      <w:r>
-        <w:t>начертание</w:t>
-      </w:r>
-      <w:r>
-        <w:rPr>
-          <w:lang w:val="en-US"/>
-        </w:rPr>
-        <w:t xml:space="preserve"> </w:t>
-      </w:r>
-      <w:r>
-        <w:t>шрифта</w:t>
-      </w:r>
-    </w:p>
-    <w:p>
-      <w:pPr>
-        <w:pStyle w:val="aff0"/>
-        <w:rPr>
-          <w:lang w:val="en-US"/>
-        </w:rPr>
-      </w:pPr>
-      <w:r>
-        <w:rPr>
-          <w:lang w:val="en-US"/>
-        </w:rPr>
-        <w:t xml:space="preserve">        </w:t>
-      </w:r>
-      <w:proofErr w:type="spellStart"/>
-      <w:proofErr w:type="gramStart"/>
-      <w:r>
-        <w:rPr>
-          <w:lang w:val="en-US"/>
-        </w:rPr>
-        <w:t>range.Style.Fill</w:t>
-      </w:r>
-      <w:proofErr w:type="gramEnd"/>
-      <w:r>
-        <w:rPr>
-          <w:lang w:val="en-US"/>
-        </w:rPr>
-        <w:t>.PatternType</w:t>
-      </w:r>
-      <w:proofErr w:type="spellEnd"/>
-      <w:r>
-        <w:rPr>
-          <w:lang w:val="en-US"/>
-        </w:rPr>
-        <w:t xml:space="preserve"> = </w:t>
-      </w:r>
-      <w:proofErr w:type="spellStart"/>
-      <w:r>
-        <w:rPr>
-          <w:lang w:val="en-US"/>
-        </w:rPr>
-        <w:t>OfficeOpenXml.Style.ExcelFillStyle.Solid</w:t>
-      </w:r>
-      <w:proofErr w:type="spellEnd"/>
-      <w:r>
-        <w:rPr>
-          <w:lang w:val="en-US"/>
-        </w:rPr>
-        <w:t xml:space="preserve">; // </w:t>
-      </w:r>
-      <w:r>
-        <w:t>сплошная</w:t>
-      </w:r>
-      <w:r>
-        <w:rPr>
-          <w:lang w:val="en-US"/>
-        </w:rPr>
-        <w:t xml:space="preserve"> </w:t>
-      </w:r>
-      <w:r>
-        <w:t>заливка</w:t>
-      </w:r>
-    </w:p>
-    <w:p>
-      <w:pPr>
-        <w:pStyle w:val="aff0"/>
-        <w:rPr>
-          <w:lang w:val="en-US"/>
-        </w:rPr>
-      </w:pPr>
-      <w:r>
-        <w:rPr>
-          <w:lang w:val="en-US"/>
-        </w:rPr>
-        <w:t xml:space="preserve">        </w:t>
-      </w:r>
-      <w:proofErr w:type="gramStart"/>
-      <w:r>
-        <w:rPr>
-          <w:lang w:val="en-US"/>
-        </w:rPr>
-        <w:t>range.Style.Fill</w:t>
-      </w:r>
-      <w:proofErr w:type="gramEnd"/>
-      <w:r>
-        <w:rPr>
-          <w:lang w:val="en-US"/>
-        </w:rPr>
-        <w:t xml:space="preserve">.BackgroundColor.SetColor(System.Drawing.Color.LightGray); // </w:t>
-      </w:r>
-      <w:r>
-        <w:t>цвет</w:t>
-      </w:r>
-      <w:r>
-        <w:rPr>
-          <w:lang w:val="en-US"/>
-        </w:rPr>
-        <w:t xml:space="preserve"> </w:t>
-      </w:r>
-      <w:r>
-        <w:t>заливки</w:t>
-      </w:r>
-      <w:r>
-        <w:rPr>
-          <w:lang w:val="en-US"/>
-        </w:rPr>
-        <w:t xml:space="preserve"> – </w:t>
-      </w:r>
-      <w:r>
-        <w:t>светло</w:t>
-      </w:r>
-      <w:r>
-        <w:rPr>
-          <w:lang w:val="en-US"/>
-        </w:rPr>
-        <w:t>-</w:t>
-      </w:r>
-      <w:r>
-        <w:t>серый</w:t>
-      </w:r>
-    </w:p>
-    <w:p>
-      <w:pPr>
-        <w:pStyle w:val="aff0"/>
-      </w:pPr>
-      <w:r>
-        <w:rPr>
-          <w:lang w:val="en-US"/>
-        </w:rPr>
-        <w:t xml:space="preserve">    </w:t>
-      </w:r>
-      <w:r>
-        <w:t>}</w:t>
-      </w:r>
-    </w:p>
-    <w:p>
-      <w:pPr>
-        <w:pStyle w:val="aff0"/>
-      </w:pPr>
-    </w:p>
-    <w:p>
-      <w:pPr>
-        <w:pStyle w:val="aff0"/>
-      </w:pPr>
-      <w:r>
-        <w:t xml:space="preserve">    // Заполнение данных спортсменов</w:t>
-      </w:r>
-    </w:p>
-    <w:p>
-      <w:pPr>
-        <w:pStyle w:val="aff0"/>
-      </w:pPr>
-      <w:r>
-        <w:t xml:space="preserve">    </w:t>
-      </w:r>
-      <w:proofErr w:type="spellStart"/>
-      <w:r>
-        <w:t>int</w:t>
-      </w:r>
-      <w:proofErr w:type="spellEnd"/>
-      <w:r>
-        <w:t xml:space="preserve"> </w:t>
-      </w:r>
-      <w:proofErr w:type="spellStart"/>
-      <w:r>
+      <w:r>
+        <w:t xml:space="preserve">[1, 1, </w:t>
+      </w:r>
+      <w:r>
+        <w:rPr>
+          <w:lang w:val="en-US"/>
+        </w:rPr>
         <w:t>row</w:t>
       </w:r>
-      <w:proofErr w:type="spellEnd"/>
-      <w:r>
-        <w:t xml:space="preserve"> = </w:t>
-      </w:r>
-      <w:proofErr w:type="gramStart"/>
-      <w:r>
-        <w:t xml:space="preserve">2;   </w:t>
-      </w:r>
-      <w:proofErr w:type="gramEnd"/>
-      <w:r>
-        <w:t xml:space="preserve"> // данные начинаются со второй строки</w:t>
-      </w:r>
-    </w:p>
-    <w:p>
-      <w:pPr>
-        <w:pStyle w:val="aff0"/>
-        <w:rPr>
-          <w:lang w:val="en-US"/>
-        </w:rPr>
-      </w:pPr>
-      <w:r>
-        <w:t xml:space="preserve">    </w:t>
-      </w:r>
-      <w:r>
-        <w:rPr>
-          <w:lang w:val="en-US"/>
-        </w:rPr>
-        <w:t>foreach (var item in _</w:t>
-      </w:r>
-      <w:proofErr w:type="spellStart"/>
-      <w:r>
-        <w:rPr>
-          <w:lang w:val="en-US"/>
-        </w:rPr>
-        <w:t>athletesPresence</w:t>
-      </w:r>
-      <w:proofErr w:type="spellEnd"/>
-      <w:r>
-        <w:rPr>
-          <w:lang w:val="en-US"/>
-        </w:rPr>
-        <w:t>)</w:t>
-      </w:r>
-    </w:p>
-    <w:p>
-      <w:pPr>
-        <w:pStyle w:val="aff0"/>
-        <w:rPr>
-          <w:lang w:val="en-US"/>
-        </w:rPr>
-      </w:pPr>
-      <w:r>
-        <w:rPr>
-          <w:lang w:val="en-US"/>
-        </w:rPr>
-        <w:t xml:space="preserve">    {</w:t>
-      </w:r>
-    </w:p>
-    <w:p>
-      <w:pPr>
-        <w:pStyle w:val="aff0"/>
-        <w:rPr>
-          <w:lang w:val="en-US"/>
-        </w:rPr>
-      </w:pPr>
-      <w:r>
-        <w:rPr>
-          <w:lang w:val="en-US"/>
-        </w:rPr>
-        <w:t xml:space="preserve">        </w:t>
-      </w:r>
-      <w:proofErr w:type="spellStart"/>
-      <w:proofErr w:type="gramStart"/>
-      <w:r>
-        <w:rPr>
-          <w:lang w:val="en-US"/>
-        </w:rPr>
-        <w:t>worksheet.Cells</w:t>
-      </w:r>
-      <w:proofErr w:type="spellEnd"/>
-      <w:proofErr w:type="gramEnd"/>
-      <w:r>
-        <w:rPr>
-          <w:lang w:val="en-US"/>
-        </w:rPr>
-        <w:t xml:space="preserve">[row, 1].Value = </w:t>
-      </w:r>
-      <w:proofErr w:type="spellStart"/>
-      <w:r>
-        <w:rPr>
-          <w:lang w:val="en-US"/>
-        </w:rPr>
-        <w:t>item.Athlete.FullName</w:t>
-      </w:r>
-      <w:proofErr w:type="spellEnd"/>
-      <w:r>
-        <w:rPr>
-          <w:lang w:val="en-US"/>
-        </w:rPr>
-        <w:t xml:space="preserve">;                      // </w:t>
-      </w:r>
-      <w:r>
-        <w:t>полное</w:t>
-      </w:r>
-      <w:r>
-        <w:rPr>
-          <w:lang w:val="en-US"/>
-        </w:rPr>
-        <w:t xml:space="preserve"> </w:t>
-      </w:r>
-      <w:r>
-        <w:t>имя</w:t>
-      </w:r>
-    </w:p>
-    <w:p>
-      <w:pPr>
-        <w:pStyle w:val="aff0"/>
-        <w:rPr>
-          <w:lang w:val="en-US"/>
-        </w:rPr>
-      </w:pPr>
-      <w:r>
-        <w:rPr>
-          <w:lang w:val="en-US"/>
-        </w:rPr>
-        <w:t xml:space="preserve">        </w:t>
-      </w:r>
-      <w:proofErr w:type="spellStart"/>
-      <w:proofErr w:type="gramStart"/>
-      <w:r>
-        <w:rPr>
-          <w:lang w:val="en-US"/>
-        </w:rPr>
-        <w:t>worksheet.Cells</w:t>
-      </w:r>
-      <w:proofErr w:type="spellEnd"/>
-      <w:proofErr w:type="gramEnd"/>
-      <w:r>
-        <w:rPr>
-          <w:lang w:val="en-US"/>
-        </w:rPr>
-        <w:t xml:space="preserve">[row, 2].Value = </w:t>
-      </w:r>
-      <w:proofErr w:type="spellStart"/>
-      <w:r>
-        <w:rPr>
-          <w:lang w:val="en-US"/>
-        </w:rPr>
-        <w:t>item.Athlete.Phone</w:t>
-      </w:r>
-      <w:proofErr w:type="spellEnd"/>
-      <w:r>
-        <w:rPr>
-          <w:lang w:val="en-US"/>
-        </w:rPr>
-        <w:t xml:space="preserve">;                         // </w:t>
-      </w:r>
-      <w:r>
-        <w:t>телефон</w:t>
-      </w:r>
-    </w:p>
-    <w:p>
-      <w:pPr>
-        <w:pStyle w:val="aff0"/>
-        <w:rPr>
-          <w:lang w:val="en-US"/>
-        </w:rPr>
-      </w:pPr>
-      <w:r>
-        <w:rPr>
-          <w:lang w:val="en-US"/>
-        </w:rPr>
-        <w:t xml:space="preserve">        </w:t>
-      </w:r>
-      <w:proofErr w:type="spellStart"/>
-      <w:proofErr w:type="gramStart"/>
-      <w:r>
-        <w:rPr>
-          <w:lang w:val="en-US"/>
-        </w:rPr>
-        <w:t>worksheet.Cells</w:t>
-      </w:r>
-      <w:proofErr w:type="spellEnd"/>
-      <w:proofErr w:type="gramEnd"/>
-      <w:r>
-        <w:rPr>
-          <w:lang w:val="en-US"/>
-        </w:rPr>
-        <w:t xml:space="preserve">[row, 3].Value = </w:t>
-      </w:r>
-      <w:proofErr w:type="spellStart"/>
-      <w:r>
-        <w:rPr>
-          <w:lang w:val="en-US"/>
-        </w:rPr>
-        <w:t>item.Athlete.Birthday.ToString</w:t>
-      </w:r>
-      <w:proofErr w:type="spellEnd"/>
-      <w:r>
-        <w:rPr>
-          <w:lang w:val="en-US"/>
-        </w:rPr>
-        <w:t>("</w:t>
-      </w:r>
-      <w:proofErr w:type="spellStart"/>
-      <w:r>
-        <w:rPr>
-          <w:lang w:val="en-US"/>
-        </w:rPr>
-        <w:t>dd.MM.yyyy</w:t>
-      </w:r>
-      <w:proofErr w:type="spellEnd"/>
-      <w:r>
-        <w:rPr>
-          <w:lang w:val="en-US"/>
-        </w:rPr>
-        <w:t xml:space="preserve">") ?? ""; // </w:t>
-      </w:r>
-      <w:r>
-        <w:t>дата</w:t>
-      </w:r>
-      <w:r>
-        <w:rPr>
-          <w:lang w:val="en-US"/>
-        </w:rPr>
-        <w:t xml:space="preserve"> </w:t>
-      </w:r>
-      <w:r>
-        <w:t>рождения</w:t>
-      </w:r>
-      <w:r>
-        <w:rPr>
-          <w:lang w:val="en-US"/>
-        </w:rPr>
-        <w:t xml:space="preserve"> (</w:t>
-      </w:r>
-      <w:r>
-        <w:t>формат</w:t>
-      </w:r>
-      <w:r>
-        <w:rPr>
-          <w:lang w:val="en-US"/>
-        </w:rPr>
-        <w:t xml:space="preserve"> </w:t>
-      </w:r>
-      <w:r>
-        <w:t>ДД</w:t>
-      </w:r>
-      <w:r>
-        <w:rPr>
-          <w:lang w:val="en-US"/>
-        </w:rPr>
-        <w:t>.</w:t>
-      </w:r>
-      <w:proofErr w:type="gramStart"/>
-      <w:r>
-        <w:t>ММ</w:t>
-      </w:r>
-      <w:r>
-        <w:rPr>
-          <w:lang w:val="en-US"/>
-        </w:rPr>
-        <w:t>.</w:t>
-      </w:r>
-      <w:r>
-        <w:t>ГГГГ</w:t>
-      </w:r>
-      <w:proofErr w:type="gramEnd"/>
-      <w:r>
-        <w:rPr>
-          <w:lang w:val="en-US"/>
-        </w:rPr>
-        <w:t xml:space="preserve">), </w:t>
-      </w:r>
-      <w:r>
-        <w:t>при</w:t>
-      </w:r>
-      <w:r>
-        <w:rPr>
-          <w:lang w:val="en-US"/>
-        </w:rPr>
-        <w:t xml:space="preserve"> null – </w:t>
-      </w:r>
-      <w:r>
-        <w:t>пустая</w:t>
-      </w:r>
-      <w:r>
-        <w:rPr>
-          <w:lang w:val="en-US"/>
-        </w:rPr>
-        <w:t xml:space="preserve"> </w:t>
-      </w:r>
-      <w:r>
-        <w:t>строка</w:t>
-      </w:r>
-    </w:p>
-    <w:p>
-      <w:pPr>
-        <w:pStyle w:val="aff0"/>
-      </w:pPr>
-      <w:r>
-        <w:rPr>
-          <w:lang w:val="en-US"/>
-        </w:rPr>
-        <w:t xml:space="preserve">        </w:t>
-      </w:r>
-      <w:proofErr w:type="spellStart"/>
-      <w:proofErr w:type="gramStart"/>
-      <w:r>
-        <w:rPr>
-          <w:lang w:val="en-US"/>
-        </w:rPr>
-        <w:t>worksheet.Cells</w:t>
-      </w:r>
-      <w:proofErr w:type="spellEnd"/>
-      <w:proofErr w:type="gramEnd"/>
-      <w:r>
-        <w:rPr>
-          <w:lang w:val="en-US"/>
-        </w:rPr>
-        <w:t xml:space="preserve">[row, 4].Value = </w:t>
-      </w:r>
-      <w:proofErr w:type="spellStart"/>
-      <w:r>
-        <w:rPr>
-          <w:lang w:val="en-US"/>
-        </w:rPr>
-        <w:t>item.IsPresent</w:t>
-      </w:r>
-      <w:proofErr w:type="spellEnd"/>
-      <w:r>
-        <w:rPr>
-          <w:lang w:val="en-US"/>
-        </w:rPr>
-        <w:t xml:space="preserve"> ? </w:t>
-      </w:r>
-      <w:r>
-        <w:t>"Да</w:t>
-      </w:r>
-      <w:proofErr w:type="gramStart"/>
-      <w:r>
-        <w:t>" :</w:t>
-      </w:r>
-      <w:proofErr w:type="gramEnd"/>
-      <w:r>
-        <w:t xml:space="preserve"> "Нет";               // присутствие (Да/Нет)</w:t>
-      </w:r>
-    </w:p>
-    <w:p>
-      <w:pPr>
-        <w:pStyle w:val="aff0"/>
-      </w:pPr>
-      <w:r>
-        <w:t xml:space="preserve">        </w:t>
-      </w:r>
-      <w:proofErr w:type="spellStart"/>
-      <w:r>
-        <w:t>row</w:t>
-      </w:r>
-      <w:proofErr w:type="spellEnd"/>
-      <w:r>
-        <w:t>++;</w:t>
-      </w:r>
-    </w:p>
-    <w:p>
-      <w:pPr>
-        <w:pStyle w:val="aff0"/>
-      </w:pPr>
-      <w:r>
-        <w:t xml:space="preserve">    }</w:t>
-      </w:r>
-    </w:p>
-    <w:p>
-      <w:pPr>
-        <w:pStyle w:val="aff0"/>
-      </w:pPr>
-    </w:p>
-    <w:p>
-      <w:pPr>
-        <w:pStyle w:val="aff0"/>
-      </w:pPr>
-      <w:r>
-        <w:t xml:space="preserve">    /</w:t>
-      </w:r>
-      <w:proofErr w:type="gramStart"/>
-      <w:r>
-        <w:t>/  Автоматическая</w:t>
-      </w:r>
-      <w:proofErr w:type="gramEnd"/>
-      <w:r>
-        <w:t xml:space="preserve"> подгонка ширины столбцов под содержимое</w:t>
-      </w:r>
-    </w:p>
-    <w:p>
-      <w:pPr>
-        <w:pStyle w:val="aff0"/>
-      </w:pPr>
-      <w:r>
-        <w:t xml:space="preserve">    </w:t>
-      </w:r>
-      <w:proofErr w:type="gramStart"/>
-      <w:r>
-        <w:rPr>
-          <w:lang w:val="en-US"/>
-        </w:rPr>
-        <w:t>worksheet</w:t>
-      </w:r>
-      <w:r>
-        <w:t>.</w:t>
-      </w:r>
-      <w:r>
-        <w:rPr>
-          <w:lang w:val="en-US"/>
-        </w:rPr>
-        <w:t>Cells</w:t>
-      </w:r>
-      <w:proofErr w:type="gramEnd"/>
-      <w:r>
-        <w:t xml:space="preserve">[1, 1, </w:t>
-      </w:r>
-      <w:r>
-        <w:rPr>
-          <w:lang w:val="en-US"/>
-        </w:rPr>
-        <w:t>row</w:t>
-      </w:r>
       <w:r>
         <w:t xml:space="preserve"> - 1, 4].</w:t>
       </w:r>
-      <w:proofErr w:type="spellStart"/>
       <w:r>
         <w:rPr>
           <w:lang w:val="en-US"/>
         </w:rPr>
         <w:t>AutoFitColumns</w:t>
       </w:r>
-      <w:proofErr w:type="spellEnd"/>
       <w:r>
         <w:t>();</w:t>
       </w:r>
@@ -8458,14 +8098,12 @@
       <w:r>
         <w:t>Рисунок 6 – «</w:t>
       </w:r>
-      <w:proofErr w:type="spellStart"/>
       <w:r>
         <w:rPr>
           <w:lang w:val="en-US"/>
         </w:rPr>
         <w:t>TrainingLog</w:t>
       </w:r>
-      <w:proofErr w:type="spellEnd"/>
       <w:r>
         <w:t>»</w:t>
       </w:r>
@@ -8538,14 +8176,12 @@
       <w:r>
         <w:t>Рисунок 7 – «</w:t>
       </w:r>
-      <w:proofErr w:type="spellStart"/>
       <w:r>
         <w:rPr>
           <w:lang w:val="en-US"/>
         </w:rPr>
         <w:t>TrainingLog</w:t>
       </w:r>
-      <w:proofErr w:type="spellEnd"/>
       <w:r>
         <w:t>». Страница «Залы» после модификации</w:t>
       </w:r>
@@ -8554,18 +8190,18 @@
       <w:pPr>
         <w:pStyle w:val="2"/>
       </w:pPr>
-      <w:bookmarkStart w:id="26" w:name="_Toc226113306"/>
+      <w:bookmarkStart w:id="25" w:name="_Toc226373040"/>
       <w:r>
         <w:lastRenderedPageBreak/>
         <w:t xml:space="preserve">Обеспечение защиты </w:t>
       </w:r>
       <w:r>
-        <w:t>программного обеспечения</w:t>
+        <w:t>ПО</w:t>
       </w:r>
       <w:r>
         <w:t xml:space="preserve"> и данных</w:t>
       </w:r>
-      <w:bookmarkEnd w:id="26"/>
+      <w:bookmarkEnd w:id="25"/>
     </w:p>
     <w:p>
       <w:pPr>
@@ -8574,14 +8210,12 @@
       <w:r>
         <w:t>Для обеспечения безопасности разработанного приложения «</w:t>
       </w:r>
-      <w:proofErr w:type="spellStart"/>
       <w:r>
         <w:rPr>
           <w:lang w:val="en-US"/>
         </w:rPr>
         <w:t>TrainingLog</w:t>
       </w:r>
-      <w:proofErr w:type="spellEnd"/>
       <w:r>
         <w:t>» и хранящихся в БД сведений о тренировках, группах, спортсменах и посещаемости реализованы следующие меры:</w:t>
       </w:r>
@@ -8596,14 +8230,12 @@
       <w:r>
         <w:t xml:space="preserve">ля защиты паролей пользователей применено хеширование с использованием </w:t>
       </w:r>
-      <w:proofErr w:type="spellStart"/>
       <w:r>
         <w:rPr>
           <w:lang w:val="en-US"/>
         </w:rPr>
         <w:t>BCrypt</w:t>
       </w:r>
-      <w:proofErr w:type="spellEnd"/>
       <w:r>
         <w:t xml:space="preserve">, </w:t>
       </w:r>
@@ -8694,14 +8326,14 @@
       <w:pPr>
         <w:pStyle w:val="a7"/>
       </w:pPr>
-      <w:bookmarkStart w:id="27" w:name="_Toc198114591"/>
-      <w:bookmarkStart w:id="28" w:name="_Toc226113307"/>
+      <w:bookmarkStart w:id="26" w:name="_Toc198114591"/>
+      <w:bookmarkStart w:id="27" w:name="_Toc226373041"/>
       <w:r>
         <w:lastRenderedPageBreak/>
         <w:t>Заключение</w:t>
       </w:r>
+      <w:bookmarkEnd w:id="26"/>
       <w:bookmarkEnd w:id="27"/>
-      <w:bookmarkEnd w:id="28"/>
     </w:p>
     <w:p>
       <w:pPr>
@@ -9022,14 +8654,14 @@
       <w:pPr>
         <w:pStyle w:val="a7"/>
       </w:pPr>
-      <w:bookmarkStart w:id="29" w:name="_Toc198114592"/>
-      <w:bookmarkStart w:id="30" w:name="_Toc226113308"/>
+      <w:bookmarkStart w:id="28" w:name="_Toc198114592"/>
+      <w:bookmarkStart w:id="29" w:name="_Toc226373042"/>
       <w:r>
         <w:lastRenderedPageBreak/>
         <w:t>Список использованных источников</w:t>
       </w:r>
+      <w:bookmarkEnd w:id="28"/>
       <w:bookmarkEnd w:id="29"/>
-      <w:bookmarkEnd w:id="30"/>
     </w:p>
     <w:p>
       <w:pPr>
@@ -9042,33 +8674,9 @@
           <w:tab w:val="left" w:pos="1134"/>
         </w:tabs>
       </w:pPr>
-      <w:bookmarkStart w:id="31" w:name="_Ref199790306"/>
-      <w:r>
-        <w:t xml:space="preserve">Голицына, О. Л. Базы </w:t>
-      </w:r>
-      <w:proofErr w:type="gramStart"/>
-      <w:r>
-        <w:t>данных :</w:t>
-      </w:r>
-      <w:proofErr w:type="gramEnd"/>
-      <w:r>
-        <w:t xml:space="preserve"> учебное пособие / О. Л. Голицына, Н. В. Максимов, И. И. Попов. – 4-е изд., </w:t>
-      </w:r>
-      <w:proofErr w:type="spellStart"/>
-      <w:r>
-        <w:t>перераб</w:t>
-      </w:r>
-      <w:proofErr w:type="spellEnd"/>
-      <w:r>
-        <w:t xml:space="preserve">. и доп. – </w:t>
-      </w:r>
-      <w:proofErr w:type="gramStart"/>
-      <w:r>
-        <w:t>Москва :</w:t>
-      </w:r>
-      <w:proofErr w:type="gramEnd"/>
-      <w:r>
-        <w:t xml:space="preserve"> ФОРУМ : ИНФРА-М, 2023. – </w:t>
+      <w:bookmarkStart w:id="30" w:name="_Ref199790306"/>
+      <w:r>
+        <w:t xml:space="preserve">Голицына, О. Л. Базы данных : учебное пособие / О. Л. Голицына, Н. В. Максимов, И. И. Попов. – 4-е изд., перераб. и доп. – Москва : ФОРУМ : ИНФРА-М, 2023. – </w:t>
       </w:r>
       <w:r>
         <w:t>400</w:t>
@@ -9103,17 +8711,9 @@
         <w:t>6</w:t>
       </w:r>
       <w:r>
-        <w:t xml:space="preserve">). – Режим доступа: по подписке. – </w:t>
-      </w:r>
-      <w:proofErr w:type="gramStart"/>
-      <w:r>
-        <w:t>Текст :</w:t>
-      </w:r>
-      <w:proofErr w:type="gramEnd"/>
-      <w:r>
-        <w:t xml:space="preserve"> электронный.</w:t>
-      </w:r>
-      <w:bookmarkEnd w:id="31"/>
+        <w:t>). – Режим доступа: по подписке. – Текст : электронный.</w:t>
+      </w:r>
+      <w:bookmarkEnd w:id="30"/>
     </w:p>
     <w:p>
       <w:pPr>
@@ -9126,64 +8726,27 @@
           <w:tab w:val="left" w:pos="1134"/>
         </w:tabs>
       </w:pPr>
-      <w:bookmarkStart w:id="32" w:name="_Ref199790546"/>
-      <w:r>
-        <w:t xml:space="preserve">Голицына, О. Л. Программное </w:t>
-      </w:r>
-      <w:proofErr w:type="gramStart"/>
-      <w:r>
-        <w:t>обеспечение :</w:t>
-      </w:r>
-      <w:proofErr w:type="gramEnd"/>
-      <w:r>
-        <w:t xml:space="preserve"> учебное пособие / О. Л. Голицына, Т. Л. </w:t>
-      </w:r>
-      <w:proofErr w:type="spellStart"/>
-      <w:r>
-        <w:t>Партыка</w:t>
-      </w:r>
-      <w:proofErr w:type="spellEnd"/>
-      <w:r>
-        <w:t xml:space="preserve">, И. И. Попов. </w:t>
+      <w:bookmarkStart w:id="31" w:name="_Ref199790546"/>
+      <w:r>
+        <w:t xml:space="preserve">Голицына, О. Л. Программное обеспечение : учебное пособие / О. Л. Голицына, Т. Л. Партыка, И. И. Попов. </w:t>
       </w:r>
       <w:r>
         <w:t>–</w:t>
       </w:r>
       <w:r>
-        <w:t xml:space="preserve"> 4-e изд., </w:t>
-      </w:r>
-      <w:proofErr w:type="spellStart"/>
-      <w:r>
-        <w:t>перераб</w:t>
-      </w:r>
-      <w:proofErr w:type="spellEnd"/>
-      <w:r>
-        <w:t xml:space="preserve">. и доп. </w:t>
+        <w:t xml:space="preserve"> 4-e изд., перераб. и доп. </w:t>
       </w:r>
       <w:r>
         <w:t xml:space="preserve">– </w:t>
       </w:r>
-      <w:proofErr w:type="gramStart"/>
-      <w:r>
-        <w:t>Москва :</w:t>
-      </w:r>
-      <w:proofErr w:type="gramEnd"/>
-      <w:r>
-        <w:t xml:space="preserve"> ФОРУМ : ИНФРА-М, 2021. </w:t>
+      <w:r>
+        <w:t xml:space="preserve">Москва : ФОРУМ : ИНФРА-М, 2021. </w:t>
       </w:r>
       <w:r>
         <w:t xml:space="preserve">– </w:t>
       </w:r>
       <w:r>
-        <w:t xml:space="preserve">447 </w:t>
-      </w:r>
-      <w:proofErr w:type="gramStart"/>
-      <w:r>
-        <w:t>с. :</w:t>
-      </w:r>
-      <w:proofErr w:type="gramEnd"/>
-      <w:r>
-        <w:t xml:space="preserve"> ил. </w:t>
+        <w:t xml:space="preserve">447 с. : ил. </w:t>
       </w:r>
       <w:r>
         <w:t xml:space="preserve">– </w:t>
@@ -9194,13 +8757,8 @@
       <w:r>
         <w:t xml:space="preserve">– </w:t>
       </w:r>
-      <w:proofErr w:type="gramStart"/>
-      <w:r>
-        <w:t>Текст :</w:t>
-      </w:r>
-      <w:proofErr w:type="gramEnd"/>
-      <w:r>
-        <w:t xml:space="preserve"> электронный. </w:t>
+      <w:r>
+        <w:t xml:space="preserve">Текст : электронный. </w:t>
       </w:r>
       <w:r>
         <w:t xml:space="preserve">– </w:t>
@@ -9243,7 +8801,7 @@
       <w:r>
         <w:t>). – Режим доступа: по подписке.</w:t>
       </w:r>
-      <w:bookmarkEnd w:id="32"/>
+      <w:bookmarkEnd w:id="31"/>
     </w:p>
     <w:p>
       <w:pPr>
@@ -9256,17 +8814,9 @@
           <w:tab w:val="left" w:pos="1134"/>
         </w:tabs>
       </w:pPr>
-      <w:bookmarkStart w:id="33" w:name="_Ref199790616"/>
-      <w:r>
-        <w:t xml:space="preserve">Плаксин, М. А. Тестирование и отладка программ для профессионалов будущих и настоящих. – 4-е изд., электрон. – </w:t>
-      </w:r>
-      <w:proofErr w:type="gramStart"/>
-      <w:r>
-        <w:t>Москва :</w:t>
-      </w:r>
-      <w:proofErr w:type="gramEnd"/>
-      <w:r>
-        <w:t xml:space="preserve"> Лаборатория знаний, 2020. – 170 с. – </w:t>
+      <w:bookmarkStart w:id="32" w:name="_Ref199790616"/>
+      <w:r>
+        <w:t xml:space="preserve">Плаксин, М. А. Тестирование и отладка программ для профессионалов будущих и настоящих. – 4-е изд., электрон. – Москва : Лаборатория знаний, 2020. – 170 с. – </w:t>
       </w:r>
       <w:r>
         <w:rPr>
@@ -9287,25 +8837,21 @@
         <w:r>
           <w:t>://</w:t>
         </w:r>
-        <w:proofErr w:type="spellStart"/>
         <w:r>
           <w:rPr>
             <w:lang w:val="en-US"/>
           </w:rPr>
           <w:t>ibooks</w:t>
         </w:r>
-        <w:proofErr w:type="spellEnd"/>
         <w:r>
           <w:t>.</w:t>
         </w:r>
-        <w:proofErr w:type="spellStart"/>
         <w:r>
           <w:rPr>
             <w:lang w:val="en-US"/>
           </w:rPr>
           <w:t>ru</w:t>
         </w:r>
-        <w:proofErr w:type="spellEnd"/>
         <w:r>
           <w:t>/</w:t>
         </w:r>
@@ -9338,17 +8884,9 @@
         <w:t>6</w:t>
       </w:r>
       <w:r>
-        <w:t xml:space="preserve">). – Режим доступа: для </w:t>
-      </w:r>
-      <w:proofErr w:type="spellStart"/>
-      <w:r>
-        <w:t>зарегистрир</w:t>
-      </w:r>
-      <w:proofErr w:type="spellEnd"/>
-      <w:r>
-        <w:t>. пользователей. – Текст: электронный.</w:t>
-      </w:r>
-      <w:bookmarkEnd w:id="33"/>
+        <w:t>). – Режим доступа: для зарегистрир. пользователей. – Текст: электронный.</w:t>
+      </w:r>
+      <w:bookmarkEnd w:id="32"/>
     </w:p>
     <w:p>
       <w:pPr>
@@ -9358,12 +8896,10 @@
           <w:numId w:val="6"/>
         </w:numPr>
       </w:pPr>
-      <w:bookmarkStart w:id="34" w:name="_Ref196157656"/>
-      <w:proofErr w:type="spellStart"/>
+      <w:bookmarkStart w:id="33" w:name="_Ref196157656"/>
       <w:r>
         <w:t>Фленов</w:t>
       </w:r>
-      <w:proofErr w:type="spellEnd"/>
       <w:r>
         <w:t>,</w:t>
       </w:r>
@@ -9374,48 +8910,19 @@
         <w:t>–</w:t>
       </w:r>
       <w:r>
-        <w:t xml:space="preserve"> 6-е изд., </w:t>
-      </w:r>
-      <w:proofErr w:type="spellStart"/>
-      <w:r>
-        <w:t>перераб</w:t>
-      </w:r>
-      <w:proofErr w:type="spellEnd"/>
-      <w:proofErr w:type="gramStart"/>
-      <w:r>
-        <w:t>.</w:t>
-      </w:r>
-      <w:proofErr w:type="gramEnd"/>
-      <w:r>
-        <w:t xml:space="preserve"> и доп. / М.</w:t>
+        <w:t xml:space="preserve"> 6-е изд., перераб. и доп. / М.</w:t>
       </w:r>
       <w:r>
         <w:t xml:space="preserve"> </w:t>
       </w:r>
       <w:r>
-        <w:t xml:space="preserve">Е. </w:t>
-      </w:r>
-      <w:proofErr w:type="spellStart"/>
-      <w:r>
-        <w:t>Фленов</w:t>
-      </w:r>
-      <w:proofErr w:type="spellEnd"/>
-      <w:r>
-        <w:t xml:space="preserve">. </w:t>
+        <w:t xml:space="preserve">Е. Фленов. </w:t>
       </w:r>
       <w:r>
         <w:t>–</w:t>
       </w:r>
       <w:r>
-        <w:t xml:space="preserve"> Санкт-</w:t>
-      </w:r>
-      <w:proofErr w:type="gramStart"/>
-      <w:r>
-        <w:t>Петербург :</w:t>
-      </w:r>
-      <w:proofErr w:type="gramEnd"/>
-      <w:r>
-        <w:t xml:space="preserve"> БХВ-Петербург, 2024. </w:t>
+        <w:t xml:space="preserve"> Санкт-Петербург : БХВ-Петербург, 2024. </w:t>
       </w:r>
       <w:r>
         <w:t>–</w:t>
@@ -9472,28 +8979,12 @@
           <w:color w:val="000000"/>
           <w:szCs w:val="28"/>
         </w:rPr>
-        <w:t xml:space="preserve">– Режим доступа: для </w:t>
-      </w:r>
-      <w:proofErr w:type="spellStart"/>
-      <w:r>
-        <w:rPr>
-          <w:color w:val="000000"/>
-          <w:szCs w:val="28"/>
-        </w:rPr>
-        <w:t>зарегистрир</w:t>
-      </w:r>
-      <w:proofErr w:type="spellEnd"/>
-      <w:r>
-        <w:rPr>
-          <w:color w:val="000000"/>
-          <w:szCs w:val="28"/>
-        </w:rPr>
-        <w:t xml:space="preserve">. пользователей. – </w:t>
+        <w:t xml:space="preserve">– Режим доступа: для зарегистрир. пользователей. – </w:t>
       </w:r>
       <w:r>
         <w:t>Текст: электронный.</w:t>
       </w:r>
-      <w:bookmarkEnd w:id="34"/>
+      <w:bookmarkEnd w:id="33"/>
     </w:p>
     <w:p>
       <w:pPr>
@@ -9506,17 +8997,9 @@
           <w:tab w:val="left" w:pos="1134"/>
         </w:tabs>
       </w:pPr>
-      <w:bookmarkStart w:id="35" w:name="_Ref199791009"/>
-      <w:r>
-        <w:t xml:space="preserve">Хорев, П. Б. Объектно-ориентированное программирование с примерами на C#. – </w:t>
-      </w:r>
-      <w:proofErr w:type="gramStart"/>
-      <w:r>
-        <w:t>Москва :</w:t>
-      </w:r>
-      <w:proofErr w:type="gramEnd"/>
-      <w:r>
-        <w:t xml:space="preserve"> Форум, 2020. – 200</w:t>
+      <w:bookmarkStart w:id="34" w:name="_Ref199791009"/>
+      <w:r>
+        <w:t>Хорев, П. Б. Объектно-ориентированное программирование с примерами на C#. – Москва : Форум, 2020. – 200</w:t>
       </w:r>
       <w:r>
         <w:t xml:space="preserve"> </w:t>
@@ -9560,17 +9043,9 @@
         <w:t xml:space="preserve"> </w:t>
       </w:r>
       <w:r>
-        <w:t xml:space="preserve">–Режим доступа: для </w:t>
-      </w:r>
-      <w:proofErr w:type="spellStart"/>
-      <w:r>
-        <w:t>зарегистрир</w:t>
-      </w:r>
-      <w:proofErr w:type="spellEnd"/>
-      <w:r>
-        <w:t>. пользователей. – Текст: электронный.</w:t>
-      </w:r>
-      <w:bookmarkEnd w:id="35"/>
+        <w:t>–Режим доступа: для зарегистрир. пользователей. – Текст: электронный.</w:t>
+      </w:r>
+      <w:bookmarkEnd w:id="34"/>
     </w:p>
     <w:sectPr>
       <w:footerReference w:type="default" r:id="rId20"/>

--- a/ТО_Колосов_2026.docx
+++ b/ТО_Колосов_2026.docx
@@ -5045,8 +5045,13 @@
       <w:pPr>
         <w:pStyle w:val="a1"/>
       </w:pPr>
-      <w:r>
-        <w:t>автогенерация кода;</w:t>
+      <w:proofErr w:type="spellStart"/>
+      <w:r>
+        <w:t>автогенерация</w:t>
+      </w:r>
+      <w:proofErr w:type="spellEnd"/>
+      <w:r>
+        <w:t xml:space="preserve"> кода;</w:t>
       </w:r>
     </w:p>
     <w:p>
@@ -5715,21 +5720,25 @@
       <w:r>
         <w:t>.</w:t>
       </w:r>
+      <w:proofErr w:type="spellStart"/>
       <w:r>
         <w:rPr>
           <w:lang w:val="en-US"/>
         </w:rPr>
         <w:t>EntityFrameworkCore</w:t>
       </w:r>
+      <w:proofErr w:type="spellEnd"/>
       <w:r>
         <w:t>.</w:t>
       </w:r>
+      <w:proofErr w:type="spellStart"/>
       <w:r>
         <w:rPr>
           <w:lang w:val="en-US"/>
         </w:rPr>
         <w:t>SqlServer</w:t>
       </w:r>
+      <w:proofErr w:type="spellEnd"/>
       <w:r>
         <w:t>»</w:t>
       </w:r>
@@ -5810,12 +5819,14 @@
       <w:r>
         <w:t>.</w:t>
       </w:r>
+      <w:proofErr w:type="spellStart"/>
       <w:r>
         <w:rPr>
           <w:lang w:val="en-US"/>
         </w:rPr>
         <w:t>EntityFrameworkCore</w:t>
       </w:r>
+      <w:proofErr w:type="spellEnd"/>
       <w:r>
         <w:t>.</w:t>
       </w:r>
@@ -5842,12 +5853,14 @@
       <w:r>
         <w:t>«</w:t>
       </w:r>
+      <w:proofErr w:type="spellStart"/>
       <w:r>
         <w:rPr>
           <w:lang w:val="en-US"/>
         </w:rPr>
         <w:t>BCrypt</w:t>
       </w:r>
+      <w:proofErr w:type="spellEnd"/>
       <w:r>
         <w:t>.</w:t>
       </w:r>
@@ -5884,7 +5897,15 @@
         <w:pStyle w:val="a1"/>
       </w:pPr>
       <w:r>
-        <w:t xml:space="preserve">«EPPlus» – инструмент для работы с файлами формата Excel, позволяющий формировать отчеты </w:t>
+        <w:t>«</w:t>
+      </w:r>
+      <w:proofErr w:type="spellStart"/>
+      <w:r>
+        <w:t>EPPlus</w:t>
+      </w:r>
+      <w:proofErr w:type="spellEnd"/>
+      <w:r>
+        <w:t xml:space="preserve">» – инструмент для работы с файлами формата Excel, позволяющий формировать отчеты </w:t>
       </w:r>
       <w:r>
         <w:t>посещаемости тренировок</w:t>
@@ -7096,12 +7117,14 @@
       <w:r>
         <w:t>– «</w:t>
       </w:r>
+      <w:proofErr w:type="spellStart"/>
       <w:r>
         <w:rPr>
           <w:lang w:val="en-US"/>
         </w:rPr>
         <w:t>TrLogInstaller</w:t>
       </w:r>
+      <w:proofErr w:type="spellEnd"/>
       <w:r>
         <w:t>»</w:t>
       </w:r>
@@ -7223,7 +7246,16 @@
         <w:t xml:space="preserve">, </w:t>
       </w:r>
       <w:r>
-        <w:t>что быструю работу приложения даже при работе с десятками спортсменов и тренировок</w:t>
+        <w:t>что</w:t>
+      </w:r>
+      <w:r>
+        <w:t xml:space="preserve"> </w:t>
+      </w:r>
+      <w:r>
+        <w:t>обеспечивает</w:t>
+      </w:r>
+      <w:r>
+        <w:t xml:space="preserve"> быструю работу приложения даже при работе с десятками спортсменов и тренировок</w:t>
       </w:r>
       <w:r>
         <w:t>.</w:t>
@@ -7305,21 +7337,25 @@
       <w:r>
         <w:t xml:space="preserve">использована библиотека </w:t>
       </w:r>
+      <w:proofErr w:type="spellStart"/>
       <w:r>
         <w:rPr>
           <w:lang w:val="en-US"/>
         </w:rPr>
         <w:t>EPPlus</w:t>
       </w:r>
+      <w:proofErr w:type="spellEnd"/>
       <w:r>
         <w:t>, позволяющая генерировать отчеты посещаемости тренировок. Фрагмент кода метода</w:t>
       </w:r>
       <w:r>
         <w:t xml:space="preserve"> </w:t>
       </w:r>
+      <w:proofErr w:type="spellStart"/>
       <w:r>
         <w:t>ExcelExportButtonClick</w:t>
       </w:r>
+      <w:proofErr w:type="spellEnd"/>
       <w:r>
         <w:t xml:space="preserve"> для</w:t>
       </w:r>
@@ -7365,9 +7401,11 @@
         <w:lastRenderedPageBreak/>
         <w:t xml:space="preserve">Листинг 1 – Фрагмент кода метода </w:t>
       </w:r>
+      <w:proofErr w:type="spellStart"/>
       <w:r>
         <w:t>ExcelExportButtonClick</w:t>
       </w:r>
+      <w:proofErr w:type="spellEnd"/>
     </w:p>
     <w:p>
       <w:pPr>
@@ -7388,7 +7426,21 @@
         <w:rPr>
           <w:lang w:val="en-US"/>
         </w:rPr>
-        <w:t>using (var package = new ExcelPackage())</w:t>
+        <w:t xml:space="preserve">using (var package = new </w:t>
+      </w:r>
+      <w:proofErr w:type="spellStart"/>
+      <w:r>
+        <w:rPr>
+          <w:lang w:val="en-US"/>
+        </w:rPr>
+        <w:t>ExcelPackage</w:t>
+      </w:r>
+      <w:proofErr w:type="spellEnd"/>
+      <w:r>
+        <w:rPr>
+          <w:lang w:val="en-US"/>
+        </w:rPr>
+        <w:t>())</w:t>
       </w:r>
     </w:p>
     <w:p>
@@ -7412,7 +7464,31 @@
         <w:pStyle w:val="aff0"/>
       </w:pPr>
       <w:r>
-        <w:t xml:space="preserve">    var worksheet = package.Workbook.Worksheets.Add("Посещаемость");</w:t>
+        <w:t xml:space="preserve">    </w:t>
+      </w:r>
+      <w:proofErr w:type="spellStart"/>
+      <w:r>
+        <w:t>var</w:t>
+      </w:r>
+      <w:proofErr w:type="spellEnd"/>
+      <w:r>
+        <w:t xml:space="preserve"> </w:t>
+      </w:r>
+      <w:proofErr w:type="spellStart"/>
+      <w:r>
+        <w:t>worksheet</w:t>
+      </w:r>
+      <w:proofErr w:type="spellEnd"/>
+      <w:r>
+        <w:t xml:space="preserve"> = </w:t>
+      </w:r>
+      <w:proofErr w:type="spellStart"/>
+      <w:r>
+        <w:t>package.Workbook.Worksheets.Add</w:t>
+      </w:r>
+      <w:proofErr w:type="spellEnd"/>
+      <w:r>
+        <w:t>("Посещаемость");</w:t>
       </w:r>
     </w:p>
     <w:p>
@@ -7431,9 +7507,6 @@
     <w:p>
       <w:pPr>
         <w:pStyle w:val="aff0"/>
-        <w:rPr>
-          <w:lang w:val="en-US"/>
-        </w:rPr>
       </w:pPr>
       <w:r>
         <w:t xml:space="preserve">    </w:t>
@@ -7445,9 +7518,6 @@
         <w:t>worksheet</w:t>
       </w:r>
       <w:r>
-        <w:rPr>
-          <w:lang w:val="en-US"/>
-        </w:rPr>
         <w:t>.</w:t>
       </w:r>
       <w:r>
@@ -7457,9 +7527,6 @@
         <w:t>Cells</w:t>
       </w:r>
       <w:r>
-        <w:rPr>
-          <w:lang w:val="en-US"/>
-        </w:rPr>
         <w:t>[1, 1].</w:t>
       </w:r>
       <w:r>
@@ -7469,27 +7536,18 @@
         <w:t>Value</w:t>
       </w:r>
       <w:r>
-        <w:rPr>
-          <w:lang w:val="en-US"/>
-        </w:rPr>
         <w:t xml:space="preserve"> = "</w:t>
       </w:r>
       <w:r>
         <w:t>ФИО</w:t>
       </w:r>
       <w:r>
-        <w:rPr>
-          <w:lang w:val="en-US"/>
-        </w:rPr>
         <w:t xml:space="preserve">";         // </w:t>
       </w:r>
       <w:r>
         <w:t>столбец</w:t>
       </w:r>
       <w:r>
-        <w:rPr>
-          <w:lang w:val="en-US"/>
-        </w:rPr>
         <w:t xml:space="preserve"> </w:t>
       </w:r>
       <w:r>
@@ -7502,33 +7560,54 @@
     <w:p>
       <w:pPr>
         <w:pStyle w:val="aff0"/>
-        <w:rPr>
-          <w:lang w:val="en-US"/>
-        </w:rPr>
-      </w:pPr>
-      <w:r>
-        <w:rPr>
-          <w:lang w:val="en-US"/>
-        </w:rPr>
-        <w:t xml:space="preserve">    worksheet.Cells[1, 2].Value = "</w:t>
+      </w:pPr>
+      <w:r>
+        <w:t xml:space="preserve">    </w:t>
+      </w:r>
+      <w:r>
+        <w:rPr>
+          <w:lang w:val="en-US"/>
+        </w:rPr>
+        <w:t>worksheet</w:t>
+      </w:r>
+      <w:r>
+        <w:t>.</w:t>
+      </w:r>
+      <w:r>
+        <w:rPr>
+          <w:lang w:val="en-US"/>
+        </w:rPr>
+        <w:t>Cells</w:t>
+      </w:r>
+      <w:r>
+        <w:t>[1, 2].</w:t>
+      </w:r>
+      <w:r>
+        <w:rPr>
+          <w:lang w:val="en-US"/>
+        </w:rPr>
+        <w:t>Value</w:t>
+      </w:r>
+      <w:r>
+        <w:t xml:space="preserve"> = "</w:t>
       </w:r>
       <w:r>
         <w:t>Телефон</w:t>
       </w:r>
       <w:r>
-        <w:rPr>
-          <w:lang w:val="en-US"/>
-        </w:rPr>
         <w:t xml:space="preserve">";    // </w:t>
       </w:r>
       <w:r>
         <w:t>столбец</w:t>
       </w:r>
       <w:r>
-        <w:rPr>
-          <w:lang w:val="en-US"/>
-        </w:rPr>
-        <w:t xml:space="preserve"> B</w:t>
+        <w:t xml:space="preserve"> </w:t>
+      </w:r>
+      <w:r>
+        <w:rPr>
+          <w:lang w:val="en-US"/>
+        </w:rPr>
+        <w:t>B</w:t>
       </w:r>
     </w:p>
     <w:p>
@@ -7536,13 +7615,15 @@
         <w:pStyle w:val="aff0"/>
       </w:pPr>
       <w:r>
-        <w:rPr>
-          <w:lang w:val="en-US"/>
-        </w:rPr>
         <w:t xml:space="preserve">    </w:t>
       </w:r>
-      <w:r>
-        <w:t>worksheet.Cells[1, 3].Value = "Дата рождения"; // столбец C</w:t>
+      <w:proofErr w:type="spellStart"/>
+      <w:r>
+        <w:t>worksheet.Cells</w:t>
+      </w:r>
+      <w:proofErr w:type="spellEnd"/>
+      <w:r>
+        <w:t>[1, 3].Value = "Дата рождения"; // столбец C</w:t>
       </w:r>
     </w:p>
     <w:p>
@@ -7550,7 +7631,15 @@
         <w:pStyle w:val="aff0"/>
       </w:pPr>
       <w:r>
-        <w:t xml:space="preserve">    worksheet.Cells[1, 4].Value = "Присутствие";   // столбец D</w:t>
+        <w:t xml:space="preserve">    </w:t>
+      </w:r>
+      <w:proofErr w:type="spellStart"/>
+      <w:r>
+        <w:t>worksheet.Cells</w:t>
+      </w:r>
+      <w:proofErr w:type="spellEnd"/>
+      <w:r>
+        <w:t>[1, 4].Value = "Присутствие";   // столбец D</w:t>
       </w:r>
     </w:p>
     <w:p>
@@ -7580,7 +7669,21 @@
         <w:rPr>
           <w:lang w:val="en-US"/>
         </w:rPr>
-        <w:t>using (var range = worksheet.Cells[1, 1, 1, 4])</w:t>
+        <w:t xml:space="preserve">using (var range = </w:t>
+      </w:r>
+      <w:proofErr w:type="spellStart"/>
+      <w:r>
+        <w:rPr>
+          <w:lang w:val="en-US"/>
+        </w:rPr>
+        <w:t>worksheet.Cells</w:t>
+      </w:r>
+      <w:proofErr w:type="spellEnd"/>
+      <w:r>
+        <w:rPr>
+          <w:lang w:val="en-US"/>
+        </w:rPr>
+        <w:t>[1, 1, 1, 4])</w:t>
       </w:r>
     </w:p>
     <w:p>
@@ -7608,7 +7711,21 @@
         <w:rPr>
           <w:lang w:val="en-US"/>
         </w:rPr>
-        <w:t xml:space="preserve">        range.Style.Font.Bold = true;            // </w:t>
+        <w:t xml:space="preserve">        </w:t>
+      </w:r>
+      <w:proofErr w:type="spellStart"/>
+      <w:r>
+        <w:rPr>
+          <w:lang w:val="en-US"/>
+        </w:rPr>
+        <w:t>range.Style.Font.Bold</w:t>
+      </w:r>
+      <w:proofErr w:type="spellEnd"/>
+      <w:r>
+        <w:rPr>
+          <w:lang w:val="en-US"/>
+        </w:rPr>
+        <w:t xml:space="preserve"> = true;            // </w:t>
       </w:r>
       <w:r>
         <w:t>жирное</w:t>
@@ -7643,7 +7760,35 @@
         <w:rPr>
           <w:lang w:val="en-US"/>
         </w:rPr>
-        <w:t xml:space="preserve">        range.Style.Fill.PatternType = OfficeOpenXml.Style.ExcelFillStyle.Solid; // </w:t>
+        <w:t xml:space="preserve">        </w:t>
+      </w:r>
+      <w:proofErr w:type="spellStart"/>
+      <w:r>
+        <w:rPr>
+          <w:lang w:val="en-US"/>
+        </w:rPr>
+        <w:t>range.Style.Fill.PatternType</w:t>
+      </w:r>
+      <w:proofErr w:type="spellEnd"/>
+      <w:r>
+        <w:rPr>
+          <w:lang w:val="en-US"/>
+        </w:rPr>
+        <w:t xml:space="preserve"> = </w:t>
+      </w:r>
+      <w:proofErr w:type="spellStart"/>
+      <w:r>
+        <w:rPr>
+          <w:lang w:val="en-US"/>
+        </w:rPr>
+        <w:t>OfficeOpenXml.Style.ExcelFillStyle.Solid</w:t>
+      </w:r>
+      <w:proofErr w:type="spellEnd"/>
+      <w:r>
+        <w:rPr>
+          <w:lang w:val="en-US"/>
+        </w:rPr>
+        <w:t xml:space="preserve">; // </w:t>
       </w:r>
       <w:r>
         <w:t>сплошная</w:t>
@@ -7740,7 +7885,23 @@
         <w:pStyle w:val="aff0"/>
       </w:pPr>
       <w:r>
-        <w:t xml:space="preserve">    int row = 2;    // данные начинаются со второй строки</w:t>
+        <w:t xml:space="preserve">    </w:t>
+      </w:r>
+      <w:proofErr w:type="spellStart"/>
+      <w:r>
+        <w:t>int</w:t>
+      </w:r>
+      <w:proofErr w:type="spellEnd"/>
+      <w:r>
+        <w:t xml:space="preserve"> </w:t>
+      </w:r>
+      <w:proofErr w:type="spellStart"/>
+      <w:r>
+        <w:t>row</w:t>
+      </w:r>
+      <w:proofErr w:type="spellEnd"/>
+      <w:r>
+        <w:t xml:space="preserve"> = 2;    // данные начинаются со второй строки</w:t>
       </w:r>
     </w:p>
     <w:p>
@@ -7757,7 +7918,21 @@
         <w:rPr>
           <w:lang w:val="en-US"/>
         </w:rPr>
-        <w:t>foreach (var item in _athletesPresence)</w:t>
+        <w:t>foreach (var item in _</w:t>
+      </w:r>
+      <w:proofErr w:type="spellStart"/>
+      <w:r>
+        <w:rPr>
+          <w:lang w:val="en-US"/>
+        </w:rPr>
+        <w:t>athletesPresence</w:t>
+      </w:r>
+      <w:proofErr w:type="spellEnd"/>
+      <w:r>
+        <w:rPr>
+          <w:lang w:val="en-US"/>
+        </w:rPr>
+        <w:t>)</w:t>
       </w:r>
     </w:p>
     <w:p>
@@ -7785,7 +7960,35 @@
         <w:rPr>
           <w:lang w:val="en-US"/>
         </w:rPr>
-        <w:t xml:space="preserve">        worksheet.Cells[row, 1].Value = item.Athlete.FullName;                      // </w:t>
+        <w:t xml:space="preserve">        </w:t>
+      </w:r>
+      <w:proofErr w:type="spellStart"/>
+      <w:r>
+        <w:rPr>
+          <w:lang w:val="en-US"/>
+        </w:rPr>
+        <w:t>worksheet.Cells</w:t>
+      </w:r>
+      <w:proofErr w:type="spellEnd"/>
+      <w:r>
+        <w:rPr>
+          <w:lang w:val="en-US"/>
+        </w:rPr>
+        <w:t xml:space="preserve">[row, 1].Value = </w:t>
+      </w:r>
+      <w:proofErr w:type="spellStart"/>
+      <w:r>
+        <w:rPr>
+          <w:lang w:val="en-US"/>
+        </w:rPr>
+        <w:t>item.Athlete.FullName</w:t>
+      </w:r>
+      <w:proofErr w:type="spellEnd"/>
+      <w:r>
+        <w:rPr>
+          <w:lang w:val="en-US"/>
+        </w:rPr>
+        <w:t xml:space="preserve">;                      // </w:t>
       </w:r>
       <w:r>
         <w:t>полное</w:t>
@@ -7811,7 +8014,35 @@
         <w:rPr>
           <w:lang w:val="en-US"/>
         </w:rPr>
-        <w:t xml:space="preserve">        worksheet.Cells[row, 2].Value = item.Athlete.Phone;                         // </w:t>
+        <w:t xml:space="preserve">        </w:t>
+      </w:r>
+      <w:proofErr w:type="spellStart"/>
+      <w:r>
+        <w:rPr>
+          <w:lang w:val="en-US"/>
+        </w:rPr>
+        <w:t>worksheet.Cells</w:t>
+      </w:r>
+      <w:proofErr w:type="spellEnd"/>
+      <w:r>
+        <w:rPr>
+          <w:lang w:val="en-US"/>
+        </w:rPr>
+        <w:t xml:space="preserve">[row, 2].Value = </w:t>
+      </w:r>
+      <w:proofErr w:type="spellStart"/>
+      <w:r>
+        <w:rPr>
+          <w:lang w:val="en-US"/>
+        </w:rPr>
+        <w:t>item.Athlete.Phone</w:t>
+      </w:r>
+      <w:proofErr w:type="spellEnd"/>
+      <w:r>
+        <w:rPr>
+          <w:lang w:val="en-US"/>
+        </w:rPr>
+        <w:t xml:space="preserve">;                         // </w:t>
       </w:r>
       <w:r>
         <w:t>телефон</w:t>
@@ -7828,7 +8059,49 @@
         <w:rPr>
           <w:lang w:val="en-US"/>
         </w:rPr>
-        <w:t xml:space="preserve">        worksheet.Cells[row, 3].Value = item.Athlete.Birthday.ToString("dd.MM.yyyy") ?? ""; // </w:t>
+        <w:t xml:space="preserve">        </w:t>
+      </w:r>
+      <w:proofErr w:type="spellStart"/>
+      <w:r>
+        <w:rPr>
+          <w:lang w:val="en-US"/>
+        </w:rPr>
+        <w:t>worksheet.Cells</w:t>
+      </w:r>
+      <w:proofErr w:type="spellEnd"/>
+      <w:r>
+        <w:rPr>
+          <w:lang w:val="en-US"/>
+        </w:rPr>
+        <w:t xml:space="preserve">[row, 3].Value = </w:t>
+      </w:r>
+      <w:proofErr w:type="spellStart"/>
+      <w:r>
+        <w:rPr>
+          <w:lang w:val="en-US"/>
+        </w:rPr>
+        <w:t>item.Athlete.Birthday.ToString</w:t>
+      </w:r>
+      <w:proofErr w:type="spellEnd"/>
+      <w:r>
+        <w:rPr>
+          <w:lang w:val="en-US"/>
+        </w:rPr>
+        <w:t>("</w:t>
+      </w:r>
+      <w:proofErr w:type="spellStart"/>
+      <w:r>
+        <w:rPr>
+          <w:lang w:val="en-US"/>
+        </w:rPr>
+        <w:t>dd.MM.yyyy</w:t>
+      </w:r>
+      <w:proofErr w:type="spellEnd"/>
+      <w:r>
+        <w:rPr>
+          <w:lang w:val="en-US"/>
+        </w:rPr>
+        <w:t xml:space="preserve">") ?? ""; // </w:t>
       </w:r>
       <w:r>
         <w:t>дата</w:t>
@@ -7914,7 +8187,35 @@
         <w:rPr>
           <w:lang w:val="en-US"/>
         </w:rPr>
-        <w:t xml:space="preserve">        worksheet.Cells[row, 4].Value = item.IsPresent ? </w:t>
+        <w:t xml:space="preserve">        </w:t>
+      </w:r>
+      <w:proofErr w:type="spellStart"/>
+      <w:r>
+        <w:rPr>
+          <w:lang w:val="en-US"/>
+        </w:rPr>
+        <w:t>worksheet.Cells</w:t>
+      </w:r>
+      <w:proofErr w:type="spellEnd"/>
+      <w:r>
+        <w:rPr>
+          <w:lang w:val="en-US"/>
+        </w:rPr>
+        <w:t xml:space="preserve">[row, 4].Value = </w:t>
+      </w:r>
+      <w:proofErr w:type="spellStart"/>
+      <w:r>
+        <w:rPr>
+          <w:lang w:val="en-US"/>
+        </w:rPr>
+        <w:t>item.IsPresent</w:t>
+      </w:r>
+      <w:proofErr w:type="spellEnd"/>
+      <w:r>
+        <w:rPr>
+          <w:lang w:val="en-US"/>
+        </w:rPr>
+        <w:t xml:space="preserve"> ? </w:t>
       </w:r>
       <w:r>
         <w:t>"Да" : "Нет";               // присутствие (Да/Нет)</w:t>
@@ -7925,7 +8226,15 @@
         <w:pStyle w:val="aff0"/>
       </w:pPr>
       <w:r>
-        <w:t xml:space="preserve">        row++;</w:t>
+        <w:t xml:space="preserve">        </w:t>
+      </w:r>
+      <w:proofErr w:type="spellStart"/>
+      <w:r>
+        <w:t>row</w:t>
+      </w:r>
+      <w:proofErr w:type="spellEnd"/>
+      <w:r>
+        <w:t>++;</w:t>
       </w:r>
     </w:p>
     <w:p>
@@ -7983,12 +8292,14 @@
       <w:r>
         <w:t xml:space="preserve"> - 1, 4].</w:t>
       </w:r>
+      <w:proofErr w:type="spellStart"/>
       <w:r>
         <w:rPr>
           <w:lang w:val="en-US"/>
         </w:rPr>
         <w:t>AutoFitColumns</w:t>
       </w:r>
+      <w:proofErr w:type="spellEnd"/>
       <w:r>
         <w:t>();</w:t>
       </w:r>
@@ -8098,12 +8409,14 @@
       <w:r>
         <w:t>Рисунок 6 – «</w:t>
       </w:r>
+      <w:proofErr w:type="spellStart"/>
       <w:r>
         <w:rPr>
           <w:lang w:val="en-US"/>
         </w:rPr>
         <w:t>TrainingLog</w:t>
       </w:r>
+      <w:proofErr w:type="spellEnd"/>
       <w:r>
         <w:t>»</w:t>
       </w:r>
@@ -8176,12 +8489,14 @@
       <w:r>
         <w:t>Рисунок 7 – «</w:t>
       </w:r>
+      <w:proofErr w:type="spellStart"/>
       <w:r>
         <w:rPr>
           <w:lang w:val="en-US"/>
         </w:rPr>
         <w:t>TrainingLog</w:t>
       </w:r>
+      <w:proofErr w:type="spellEnd"/>
       <w:r>
         <w:t>». Страница «Залы» после модификации</w:t>
       </w:r>
@@ -8210,12 +8525,14 @@
       <w:r>
         <w:t>Для обеспечения безопасности разработанного приложения «</w:t>
       </w:r>
+      <w:proofErr w:type="spellStart"/>
       <w:r>
         <w:rPr>
           <w:lang w:val="en-US"/>
         </w:rPr>
         <w:t>TrainingLog</w:t>
       </w:r>
+      <w:proofErr w:type="spellEnd"/>
       <w:r>
         <w:t>» и хранящихся в БД сведений о тренировках, группах, спортсменах и посещаемости реализованы следующие меры:</w:t>
       </w:r>
@@ -8230,12 +8547,14 @@
       <w:r>
         <w:t xml:space="preserve">ля защиты паролей пользователей применено хеширование с использованием </w:t>
       </w:r>
+      <w:proofErr w:type="spellStart"/>
       <w:r>
         <w:rPr>
           <w:lang w:val="en-US"/>
         </w:rPr>
         <w:t>BCrypt</w:t>
       </w:r>
+      <w:proofErr w:type="spellEnd"/>
       <w:r>
         <w:t xml:space="preserve">, </w:t>
       </w:r>
@@ -8349,7 +8668,13 @@
         <w:t>процессе</w:t>
       </w:r>
       <w:r>
-        <w:t xml:space="preserve"> прохождения производственной практики в АРОО «Федерация тхэквондо ГТФ», являющимся важным этапом профессиональной подготовки, были успешно реализованы все поставленные задачи, что способствовало развитию профессиональных компетенций. </w:t>
+        <w:t xml:space="preserve"> прохождения производственной практики в АРОО «Федерация тхэквондо ГТФ», являющ</w:t>
+      </w:r>
+      <w:r>
+        <w:t>ейся</w:t>
+      </w:r>
+      <w:r>
+        <w:t xml:space="preserve"> важным этапом профессиональной подготовки, были успешно реализованы все поставленные задачи, что способствовало развитию профессиональных компетенций. </w:t>
       </w:r>
       <w:r>
         <w:t>В частности, были достигнуты следующие цели:</w:t>
@@ -8676,7 +9001,15 @@
       </w:pPr>
       <w:bookmarkStart w:id="30" w:name="_Ref199790306"/>
       <w:r>
-        <w:t xml:space="preserve">Голицына, О. Л. Базы данных : учебное пособие / О. Л. Голицына, Н. В. Максимов, И. И. Попов. – 4-е изд., перераб. и доп. – Москва : ФОРУМ : ИНФРА-М, 2023. – </w:t>
+        <w:t xml:space="preserve">Голицына, О. Л. Базы данных : учебное пособие / О. Л. Голицына, Н. В. Максимов, И. И. Попов. – 4-е изд., </w:t>
+      </w:r>
+      <w:proofErr w:type="spellStart"/>
+      <w:r>
+        <w:t>перераб</w:t>
+      </w:r>
+      <w:proofErr w:type="spellEnd"/>
+      <w:r>
+        <w:t xml:space="preserve">. и доп. – Москва : ФОРУМ : ИНФРА-М, 2023. – </w:t>
       </w:r>
       <w:r>
         <w:t>400</w:t>
@@ -8728,13 +9061,29 @@
       </w:pPr>
       <w:bookmarkStart w:id="31" w:name="_Ref199790546"/>
       <w:r>
-        <w:t xml:space="preserve">Голицына, О. Л. Программное обеспечение : учебное пособие / О. Л. Голицына, Т. Л. Партыка, И. И. Попов. </w:t>
+        <w:t xml:space="preserve">Голицына, О. Л. Программное обеспечение : учебное пособие / О. Л. Голицына, Т. Л. </w:t>
+      </w:r>
+      <w:proofErr w:type="spellStart"/>
+      <w:r>
+        <w:t>Партыка</w:t>
+      </w:r>
+      <w:proofErr w:type="spellEnd"/>
+      <w:r>
+        <w:t xml:space="preserve">, И. И. Попов. </w:t>
       </w:r>
       <w:r>
         <w:t>–</w:t>
       </w:r>
       <w:r>
-        <w:t xml:space="preserve"> 4-e изд., перераб. и доп. </w:t>
+        <w:t xml:space="preserve"> 4-e изд., </w:t>
+      </w:r>
+      <w:proofErr w:type="spellStart"/>
+      <w:r>
+        <w:t>перераб</w:t>
+      </w:r>
+      <w:proofErr w:type="spellEnd"/>
+      <w:r>
+        <w:t xml:space="preserve">. и доп. </w:t>
       </w:r>
       <w:r>
         <w:t xml:space="preserve">– </w:t>
@@ -8837,21 +9186,25 @@
         <w:r>
           <w:t>://</w:t>
         </w:r>
+        <w:proofErr w:type="spellStart"/>
         <w:r>
           <w:rPr>
             <w:lang w:val="en-US"/>
           </w:rPr>
           <w:t>ibooks</w:t>
         </w:r>
+        <w:proofErr w:type="spellEnd"/>
         <w:r>
           <w:t>.</w:t>
         </w:r>
+        <w:proofErr w:type="spellStart"/>
         <w:r>
           <w:rPr>
             <w:lang w:val="en-US"/>
           </w:rPr>
           <w:t>ru</w:t>
         </w:r>
+        <w:proofErr w:type="spellEnd"/>
         <w:r>
           <w:t>/</w:t>
         </w:r>
@@ -8884,7 +9237,15 @@
         <w:t>6</w:t>
       </w:r>
       <w:r>
-        <w:t>). – Режим доступа: для зарегистрир. пользователей. – Текст: электронный.</w:t>
+        <w:t xml:space="preserve">). – Режим доступа: для </w:t>
+      </w:r>
+      <w:proofErr w:type="spellStart"/>
+      <w:r>
+        <w:t>зарегистрир</w:t>
+      </w:r>
+      <w:proofErr w:type="spellEnd"/>
+      <w:r>
+        <w:t>. пользователей. – Текст: электронный.</w:t>
       </w:r>
       <w:bookmarkEnd w:id="32"/>
     </w:p>
@@ -8897,9 +9258,11 @@
         </w:numPr>
       </w:pPr>
       <w:bookmarkStart w:id="33" w:name="_Ref196157656"/>
+      <w:proofErr w:type="spellStart"/>
       <w:r>
         <w:t>Фленов</w:t>
       </w:r>
+      <w:proofErr w:type="spellEnd"/>
       <w:r>
         <w:t>,</w:t>
       </w:r>
@@ -8910,13 +9273,29 @@
         <w:t>–</w:t>
       </w:r>
       <w:r>
-        <w:t xml:space="preserve"> 6-е изд., перераб. и доп. / М.</w:t>
+        <w:t xml:space="preserve"> 6-е изд., </w:t>
+      </w:r>
+      <w:proofErr w:type="spellStart"/>
+      <w:r>
+        <w:t>перераб</w:t>
+      </w:r>
+      <w:proofErr w:type="spellEnd"/>
+      <w:r>
+        <w:t>. и доп. / М.</w:t>
       </w:r>
       <w:r>
         <w:t xml:space="preserve"> </w:t>
       </w:r>
       <w:r>
-        <w:t xml:space="preserve">Е. Фленов. </w:t>
+        <w:t xml:space="preserve">Е. </w:t>
+      </w:r>
+      <w:proofErr w:type="spellStart"/>
+      <w:r>
+        <w:t>Фленов</w:t>
+      </w:r>
+      <w:proofErr w:type="spellEnd"/>
+      <w:r>
+        <w:t xml:space="preserve">. </w:t>
       </w:r>
       <w:r>
         <w:t>–</w:t>
@@ -8979,7 +9358,23 @@
           <w:color w:val="000000"/>
           <w:szCs w:val="28"/>
         </w:rPr>
-        <w:t xml:space="preserve">– Режим доступа: для зарегистрир. пользователей. – </w:t>
+        <w:t xml:space="preserve">– Режим доступа: для </w:t>
+      </w:r>
+      <w:proofErr w:type="spellStart"/>
+      <w:r>
+        <w:rPr>
+          <w:color w:val="000000"/>
+          <w:szCs w:val="28"/>
+        </w:rPr>
+        <w:t>зарегистрир</w:t>
+      </w:r>
+      <w:proofErr w:type="spellEnd"/>
+      <w:r>
+        <w:rPr>
+          <w:color w:val="000000"/>
+          <w:szCs w:val="28"/>
+        </w:rPr>
+        <w:t xml:space="preserve">. пользователей. – </w:t>
       </w:r>
       <w:r>
         <w:t>Текст: электронный.</w:t>
@@ -9043,7 +9438,15 @@
         <w:t xml:space="preserve"> </w:t>
       </w:r>
       <w:r>
-        <w:t>–Режим доступа: для зарегистрир. пользователей. – Текст: электронный.</w:t>
+        <w:t xml:space="preserve">–Режим доступа: для </w:t>
+      </w:r>
+      <w:proofErr w:type="spellStart"/>
+      <w:r>
+        <w:t>зарегистрир</w:t>
+      </w:r>
+      <w:proofErr w:type="spellEnd"/>
+      <w:r>
+        <w:t>. пользователей. – Текст: электронный.</w:t>
       </w:r>
       <w:bookmarkEnd w:id="34"/>
     </w:p>

--- a/ТО_Колосов_2026.docx
+++ b/ТО_Колосов_2026.docx
@@ -1,6 +1,6 @@
 
 <file path=word/document.xml><?xml version="1.0" encoding="utf-8"?>
-<w:document xmlns:wpc="http://schemas.microsoft.com/office/word/2010/wordprocessingCanvas" xmlns:cx="http://schemas.microsoft.com/office/drawing/2014/chartex" xmlns:cx1="http://schemas.microsoft.com/office/drawing/2015/9/8/chartex" xmlns:cx2="http://schemas.microsoft.com/office/drawing/2015/10/21/chartex" xmlns:cx3="http://schemas.microsoft.com/office/drawing/2016/5/9/chartex" xmlns:cx4="http://schemas.microsoft.com/office/drawing/2016/5/10/chartex" xmlns:cx5="http://schemas.microsoft.com/office/drawing/2016/5/11/chartex" xmlns:cx6="http://schemas.microsoft.com/office/drawing/2016/5/12/chartex" xmlns:cx7="http://schemas.microsoft.com/office/drawing/2016/5/13/chartex" xmlns:cx8="http://schemas.microsoft.com/office/drawing/2016/5/14/chartex" xmlns:mc="http://schemas.openxmlformats.org/markup-compatibility/2006" xmlns:aink="http://schemas.microsoft.com/office/drawing/2016/ink" xmlns:am3d="http://schemas.microsoft.com/office/drawing/2017/model3d" xmlns:o="urn:schemas-microsoft-com:office:office" xmlns:oel="http://schemas.microsoft.com/office/2019/extlst" xmlns:r="http://schemas.openxmlformats.org/officeDocument/2006/relationships" xmlns:m="http://schemas.openxmlformats.org/officeDocument/2006/math" xmlns:v="urn:schemas-microsoft-com:vml" xmlns:wp14="http://schemas.microsoft.com/office/word/2010/wordprocessingDrawing" xmlns:wp="http://schemas.openxmlformats.org/drawingml/2006/wordprocessingDrawing" xmlns:w10="urn:schemas-microsoft-com:office:word" xmlns:w="http://schemas.openxmlformats.org/wordprocessingml/2006/main" xmlns:w14="http://schemas.microsoft.com/office/word/2010/wordml" xmlns:w15="http://schemas.microsoft.com/office/word/2012/wordml" xmlns:w16cex="http://schemas.microsoft.com/office/word/2018/wordml/cex" xmlns:w16cid="http://schemas.microsoft.com/office/word/2016/wordml/cid" xmlns:w16="http://schemas.microsoft.com/office/word/2018/wordml" xmlns:w16du="http://schemas.microsoft.com/office/word/2023/wordml/word16du" xmlns:w16sdtdh="http://schemas.microsoft.com/office/word/2020/wordml/sdtdatahash" xmlns:w16sdtfl="http://schemas.microsoft.com/office/word/2024/wordml/sdtformatlock" xmlns:w16se="http://schemas.microsoft.com/office/word/2015/wordml/symex" xmlns:wpg="http://schemas.microsoft.com/office/word/2010/wordprocessingGroup" xmlns:wpi="http://schemas.microsoft.com/office/word/2010/wordprocessingInk" xmlns:wne="http://schemas.microsoft.com/office/word/2006/wordml" xmlns:wps="http://schemas.microsoft.com/office/word/2010/wordprocessingShape" mc:Ignorable="w14 w15 w16se w16cid w16 w16cex w16sdtdh w16sdtfl w16du wp14">
+<w:document xmlns:wpc="http://schemas.microsoft.com/office/word/2010/wordprocessingCanvas" xmlns:cx="http://schemas.microsoft.com/office/drawing/2014/chartex" xmlns:mc="http://schemas.openxmlformats.org/markup-compatibility/2006" xmlns:o="urn:schemas-microsoft-com:office:office" xmlns:r="http://schemas.openxmlformats.org/officeDocument/2006/relationships" xmlns:m="http://schemas.openxmlformats.org/officeDocument/2006/math" xmlns:v="urn:schemas-microsoft-com:vml" xmlns:wp14="http://schemas.microsoft.com/office/word/2010/wordprocessingDrawing" xmlns:wp="http://schemas.openxmlformats.org/drawingml/2006/wordprocessingDrawing" xmlns:w10="urn:schemas-microsoft-com:office:word" xmlns:w="http://schemas.openxmlformats.org/wordprocessingml/2006/main" xmlns:w14="http://schemas.microsoft.com/office/word/2010/wordml" xmlns:w15="http://schemas.microsoft.com/office/word/2012/wordml" xmlns:w16se="http://schemas.microsoft.com/office/word/2015/wordml/symex" xmlns:wpg="http://schemas.microsoft.com/office/word/2010/wordprocessingGroup" xmlns:wpi="http://schemas.microsoft.com/office/word/2010/wordprocessingInk" xmlns:wne="http://schemas.microsoft.com/office/word/2006/wordml" xmlns:wps="http://schemas.microsoft.com/office/word/2010/wordprocessingShape" mc:Ignorable="w14 w15 w16se wp14">
   <w:body>
     <w:sdt>
       <w:sdtPr>
@@ -445,6 +445,7 @@
             </w:rPr>
             <w:tab/>
           </w:r>
+          <w:proofErr w:type="gramStart"/>
           <w:r>
             <w:rPr>
               <w:rFonts w:eastAsia="Times New Roman" w:cs="Times New Roman"/>
@@ -463,7 +464,18 @@
               <w:lang w:eastAsia="ru-RU"/>
               <w14:ligatures w14:val="none"/>
             </w:rPr>
-            <w:t>(И.О. Фамилия)</w:t>
+            <w:t>(</w:t>
+          </w:r>
+          <w:proofErr w:type="gramEnd"/>
+          <w:r>
+            <w:rPr>
+              <w:rFonts w:eastAsia="Times New Roman" w:cs="Times New Roman"/>
+              <w:kern w:val="0"/>
+              <w:sz w:val="22"/>
+              <w:lang w:eastAsia="ru-RU"/>
+              <w14:ligatures w14:val="none"/>
+            </w:rPr>
+            <w:t>И.О. Фамилия)</w:t>
           </w:r>
         </w:p>
         <w:p>
@@ -2290,7 +2302,7 @@
             <w:noProof/>
             <w:webHidden/>
           </w:rPr>
-          <w:t>7</w:t>
+          <w:t>6</w:t>
         </w:r>
         <w:r>
           <w:rPr>
@@ -4843,13 +4855,13 @@
         <w:pStyle w:val="a1"/>
       </w:pPr>
       <w:r>
-        <w:t>просмотр и редактирование данных о тренерах, залах, групп</w:t>
-      </w:r>
-      <w:r>
-        <w:t xml:space="preserve"> </w:t>
-      </w:r>
-      <w:r>
-        <w:t>залах, группах, тренерах, спортсменах, тренировк</w:t>
+        <w:t>просмотр и редактиро</w:t>
+      </w:r>
+      <w:r>
+        <w:t>вание данных о тренерах, залах, группах</w:t>
+      </w:r>
+      <w:r>
+        <w:t>, спортсменах, тренировк</w:t>
       </w:r>
       <w:r>
         <w:t>ах</w:t>
@@ -4889,7 +4901,13 @@
         <w:pStyle w:val="a3"/>
       </w:pPr>
       <w:r>
-        <w:t xml:space="preserve">Согласно требованиям необходимо создать </w:t>
+        <w:t xml:space="preserve">Согласно </w:t>
+      </w:r>
+      <w:r>
+        <w:t>требованиям,</w:t>
+      </w:r>
+      <w:r>
+        <w:t xml:space="preserve"> необходимо создать </w:t>
       </w:r>
       <w:r>
         <w:t>информационную систему</w:t>
@@ -5204,7 +5222,13 @@
         <w:pStyle w:val="a3"/>
       </w:pPr>
       <w:r>
-        <w:t>В ходе проектирования ПО принято решение разработать физическую модель БД и созданы макеты пользовательского интерфейса для приложения.</w:t>
+        <w:t>В ходе проектирования ПО принято решение разработать физическую модель БД</w:t>
+      </w:r>
+      <w:r>
+        <w:t>,</w:t>
+      </w:r>
+      <w:r>
+        <w:t xml:space="preserve"> и созданы макеты пользовательского интерфейса для приложения.</w:t>
       </w:r>
     </w:p>
     <w:p>
@@ -5244,6 +5268,9 @@
         <w:pStyle w:val="afd"/>
       </w:pPr>
       <w:r>
+        <w:rPr>
+          <w:lang w:eastAsia="ru-RU"/>
+        </w:rPr>
         <w:lastRenderedPageBreak/>
         <w:drawing>
           <wp:inline distT="0" distB="0" distL="0" distR="0" wp14:anchorId="2A4CAF0C" wp14:editId="1848C794">
@@ -5487,6 +5514,9 @@
         <w:pStyle w:val="afd"/>
       </w:pPr>
       <w:r>
+        <w:rPr>
+          <w:lang w:eastAsia="ru-RU"/>
+        </w:rPr>
         <w:lastRenderedPageBreak/>
         <w:drawing>
           <wp:inline distT="0" distB="0" distL="0" distR="0" wp14:anchorId="3C2D87E0" wp14:editId="069C8BB0">
@@ -6091,15 +6121,13 @@
     </w:p>
     <w:p>
       <w:pPr>
-        <w:pStyle w:val="a3"/>
-        <w:ind w:firstLine="0"/>
-      </w:pPr>
-    </w:p>
-    <w:p>
-      <w:pPr>
         <w:pStyle w:val="afd"/>
       </w:pPr>
       <w:r>
+        <w:rPr>
+          <w:lang w:eastAsia="ru-RU"/>
+        </w:rPr>
+        <w:lastRenderedPageBreak/>
         <w:drawing>
           <wp:inline distT="0" distB="0" distL="0" distR="0" wp14:anchorId="1AC157A4" wp14:editId="522F20EC">
             <wp:extent cx="5939790" cy="3013075"/>
@@ -6336,6 +6364,9 @@
         <w:pStyle w:val="afd"/>
       </w:pPr>
       <w:r>
+        <w:rPr>
+          <w:lang w:eastAsia="ru-RU"/>
+        </w:rPr>
         <w:lastRenderedPageBreak/>
         <w:drawing>
           <wp:inline distT="0" distB="0" distL="0" distR="0" wp14:anchorId="6E6518DD" wp14:editId="37E038C4">
@@ -7070,6 +7101,9 @@
         <w:pStyle w:val="afd"/>
       </w:pPr>
       <w:r>
+        <w:rPr>
+          <w:lang w:eastAsia="ru-RU"/>
+        </w:rPr>
         <w:drawing>
           <wp:inline distT="0" distB="0" distL="0" distR="0" wp14:anchorId="5E3F90C3" wp14:editId="47A17C87">
             <wp:extent cx="4753638" cy="3896269"/>
@@ -7429,6 +7463,7 @@
         <w:t xml:space="preserve">using (var package = new </w:t>
       </w:r>
       <w:proofErr w:type="spellStart"/>
+      <w:proofErr w:type="gramStart"/>
       <w:r>
         <w:rPr>
           <w:lang w:val="en-US"/>
@@ -7440,7 +7475,14 @@
         <w:rPr>
           <w:lang w:val="en-US"/>
         </w:rPr>
-        <w:t>())</w:t>
+        <w:t>(</w:t>
+      </w:r>
+      <w:proofErr w:type="gramEnd"/>
+      <w:r>
+        <w:rPr>
+          <w:lang w:val="en-US"/>
+        </w:rPr>
+        <w:t>))</w:t>
       </w:r>
     </w:p>
     <w:p>
@@ -7464,59 +7506,887 @@
         <w:pStyle w:val="aff0"/>
       </w:pPr>
       <w:r>
+        <w:t xml:space="preserve">    var </w:t>
+      </w:r>
+      <w:proofErr w:type="spellStart"/>
+      <w:r>
+        <w:t>worksheet</w:t>
+      </w:r>
+      <w:proofErr w:type="spellEnd"/>
+      <w:r>
+        <w:t xml:space="preserve"> = </w:t>
+      </w:r>
+      <w:proofErr w:type="spellStart"/>
+      <w:proofErr w:type="gramStart"/>
+      <w:r>
+        <w:t>package.Workbook.Worksheets</w:t>
+      </w:r>
+      <w:proofErr w:type="gramEnd"/>
+      <w:r>
+        <w:t>.Add</w:t>
+      </w:r>
+      <w:proofErr w:type="spellEnd"/>
+      <w:r>
+        <w:t>("Посещаемость");</w:t>
+      </w:r>
+    </w:p>
+    <w:p>
+      <w:pPr>
+        <w:pStyle w:val="aff0"/>
+      </w:pPr>
+    </w:p>
+    <w:p>
+      <w:pPr>
+        <w:pStyle w:val="aff0"/>
+      </w:pPr>
+      <w:r>
+        <w:t xml:space="preserve">    // Заполнение заголовков таблицы </w:t>
+      </w:r>
+    </w:p>
+    <w:p>
+      <w:pPr>
+        <w:pStyle w:val="aff0"/>
+      </w:pPr>
+      <w:r>
         <w:t xml:space="preserve">    </w:t>
       </w:r>
+      <w:proofErr w:type="gramStart"/>
+      <w:r>
+        <w:rPr>
+          <w:lang w:val="en-US"/>
+        </w:rPr>
+        <w:t>worksheet</w:t>
+      </w:r>
+      <w:r>
+        <w:t>.</w:t>
+      </w:r>
+      <w:r>
+        <w:rPr>
+          <w:lang w:val="en-US"/>
+        </w:rPr>
+        <w:t>Cells</w:t>
+      </w:r>
+      <w:proofErr w:type="gramEnd"/>
+      <w:r>
+        <w:t>[1, 1].</w:t>
+      </w:r>
+      <w:r>
+        <w:rPr>
+          <w:lang w:val="en-US"/>
+        </w:rPr>
+        <w:t>Value</w:t>
+      </w:r>
+      <w:r>
+        <w:t xml:space="preserve"> = "</w:t>
+      </w:r>
+      <w:r>
+        <w:t>ФИО</w:t>
+      </w:r>
+      <w:r>
+        <w:t xml:space="preserve">";         // </w:t>
+      </w:r>
+      <w:r>
+        <w:t>столбец</w:t>
+      </w:r>
+      <w:r>
+        <w:t xml:space="preserve"> </w:t>
+      </w:r>
+      <w:r>
+        <w:rPr>
+          <w:lang w:val="en-US"/>
+        </w:rPr>
+        <w:t>A</w:t>
+      </w:r>
+    </w:p>
+    <w:p>
+      <w:pPr>
+        <w:pStyle w:val="aff0"/>
+      </w:pPr>
+      <w:r>
+        <w:t xml:space="preserve">    </w:t>
+      </w:r>
+      <w:proofErr w:type="gramStart"/>
+      <w:r>
+        <w:rPr>
+          <w:lang w:val="en-US"/>
+        </w:rPr>
+        <w:t>worksheet</w:t>
+      </w:r>
+      <w:r>
+        <w:t>.</w:t>
+      </w:r>
+      <w:r>
+        <w:rPr>
+          <w:lang w:val="en-US"/>
+        </w:rPr>
+        <w:t>Cells</w:t>
+      </w:r>
+      <w:proofErr w:type="gramEnd"/>
+      <w:r>
+        <w:t>[1, 2].</w:t>
+      </w:r>
+      <w:r>
+        <w:rPr>
+          <w:lang w:val="en-US"/>
+        </w:rPr>
+        <w:t>Value</w:t>
+      </w:r>
+      <w:r>
+        <w:t xml:space="preserve"> = "</w:t>
+      </w:r>
+      <w:r>
+        <w:t>Телефон</w:t>
+      </w:r>
+      <w:r>
+        <w:t xml:space="preserve">";    // </w:t>
+      </w:r>
+      <w:r>
+        <w:t>столбец</w:t>
+      </w:r>
+      <w:r>
+        <w:t xml:space="preserve"> </w:t>
+      </w:r>
+      <w:r>
+        <w:rPr>
+          <w:lang w:val="en-US"/>
+        </w:rPr>
+        <w:t>B</w:t>
+      </w:r>
+    </w:p>
+    <w:p>
+      <w:pPr>
+        <w:pStyle w:val="aff0"/>
+      </w:pPr>
+      <w:r>
+        <w:t xml:space="preserve">    </w:t>
+      </w:r>
       <w:proofErr w:type="spellStart"/>
-      <w:r>
-        <w:t>var</w:t>
+      <w:proofErr w:type="gramStart"/>
+      <w:r>
+        <w:t>worksheet.Cells</w:t>
       </w:r>
       <w:proofErr w:type="spellEnd"/>
-      <w:r>
+      <w:proofErr w:type="gramEnd"/>
+      <w:r>
+        <w:t>[1, 3].</w:t>
+      </w:r>
+      <w:proofErr w:type="spellStart"/>
+      <w:r>
+        <w:t>Value</w:t>
+      </w:r>
+      <w:proofErr w:type="spellEnd"/>
+      <w:r>
+        <w:t xml:space="preserve"> = "Дата рождения"; // столбец C</w:t>
+      </w:r>
+    </w:p>
+    <w:p>
+      <w:pPr>
+        <w:pStyle w:val="aff0"/>
+      </w:pPr>
+      <w:r>
+        <w:t xml:space="preserve">    </w:t>
+      </w:r>
+      <w:proofErr w:type="spellStart"/>
+      <w:proofErr w:type="gramStart"/>
+      <w:r>
+        <w:t>worksheet.Cells</w:t>
+      </w:r>
+      <w:proofErr w:type="spellEnd"/>
+      <w:proofErr w:type="gramEnd"/>
+      <w:r>
+        <w:t>[1, 4].</w:t>
+      </w:r>
+      <w:proofErr w:type="spellStart"/>
+      <w:r>
+        <w:t>Value</w:t>
+      </w:r>
+      <w:proofErr w:type="spellEnd"/>
+      <w:r>
+        <w:t xml:space="preserve"> = "Присутствие";   // столбец D</w:t>
+      </w:r>
+    </w:p>
+    <w:p>
+      <w:pPr>
+        <w:pStyle w:val="aff0"/>
+      </w:pPr>
+    </w:p>
+    <w:p>
+      <w:pPr>
+        <w:pStyle w:val="aff0"/>
+      </w:pPr>
+      <w:r>
+        <w:t xml:space="preserve">    // Применение стилей к строке заголовков (ячейки A1:D1)</w:t>
+      </w:r>
+    </w:p>
+    <w:p>
+      <w:pPr>
+        <w:pStyle w:val="aff0"/>
+        <w:rPr>
+          <w:lang w:val="en-US"/>
+        </w:rPr>
+      </w:pPr>
+      <w:r>
+        <w:t xml:space="preserve">    </w:t>
+      </w:r>
+      <w:r>
+        <w:rPr>
+          <w:lang w:val="en-US"/>
+        </w:rPr>
+        <w:t xml:space="preserve">using (var range = </w:t>
+      </w:r>
+      <w:proofErr w:type="spellStart"/>
+      <w:proofErr w:type="gramStart"/>
+      <w:r>
+        <w:rPr>
+          <w:lang w:val="en-US"/>
+        </w:rPr>
+        <w:t>worksheet.Cells</w:t>
+      </w:r>
+      <w:proofErr w:type="spellEnd"/>
+      <w:proofErr w:type="gramEnd"/>
+      <w:r>
+        <w:rPr>
+          <w:lang w:val="en-US"/>
+        </w:rPr>
+        <w:t>[1, 1, 1, 4])</w:t>
+      </w:r>
+    </w:p>
+    <w:p>
+      <w:pPr>
+        <w:pStyle w:val="aff0"/>
+        <w:rPr>
+          <w:lang w:val="en-US"/>
+        </w:rPr>
+      </w:pPr>
+      <w:r>
+        <w:rPr>
+          <w:lang w:val="en-US"/>
+        </w:rPr>
+        <w:t xml:space="preserve">    {</w:t>
+      </w:r>
+    </w:p>
+    <w:p>
+      <w:pPr>
+        <w:pStyle w:val="aff0"/>
+        <w:rPr>
+          <w:lang w:val="en-US"/>
+        </w:rPr>
+      </w:pPr>
+      <w:r>
+        <w:rPr>
+          <w:lang w:val="en-US"/>
+        </w:rPr>
+        <w:t xml:space="preserve">        </w:t>
+      </w:r>
+      <w:proofErr w:type="spellStart"/>
+      <w:proofErr w:type="gramStart"/>
+      <w:r>
+        <w:rPr>
+          <w:lang w:val="en-US"/>
+        </w:rPr>
+        <w:t>range.Style.Font</w:t>
+      </w:r>
+      <w:proofErr w:type="gramEnd"/>
+      <w:r>
+        <w:rPr>
+          <w:lang w:val="en-US"/>
+        </w:rPr>
+        <w:t>.Bold</w:t>
+      </w:r>
+      <w:proofErr w:type="spellEnd"/>
+      <w:r>
+        <w:rPr>
+          <w:lang w:val="en-US"/>
+        </w:rPr>
+        <w:t xml:space="preserve"> = true;            // </w:t>
+      </w:r>
+      <w:r>
+        <w:t>жирное</w:t>
+      </w:r>
+      <w:r>
+        <w:rPr>
+          <w:lang w:val="en-US"/>
+        </w:rPr>
         <w:t xml:space="preserve"> </w:t>
       </w:r>
+      <w:r>
+        <w:t>начертание</w:t>
+      </w:r>
+      <w:r>
+        <w:rPr>
+          <w:lang w:val="en-US"/>
+        </w:rPr>
+        <w:t xml:space="preserve"> </w:t>
+      </w:r>
+      <w:r>
+        <w:t>шрифта</w:t>
+      </w:r>
+    </w:p>
+    <w:p>
+      <w:pPr>
+        <w:pStyle w:val="aff0"/>
+        <w:rPr>
+          <w:lang w:val="en-US"/>
+        </w:rPr>
+      </w:pPr>
+      <w:r>
+        <w:rPr>
+          <w:lang w:val="en-US"/>
+        </w:rPr>
+        <w:t xml:space="preserve">        </w:t>
+      </w:r>
       <w:proofErr w:type="spellStart"/>
-      <w:r>
+      <w:proofErr w:type="gramStart"/>
+      <w:r>
+        <w:rPr>
+          <w:lang w:val="en-US"/>
+        </w:rPr>
+        <w:t>range.Style.Fill</w:t>
+      </w:r>
+      <w:proofErr w:type="gramEnd"/>
+      <w:r>
+        <w:rPr>
+          <w:lang w:val="en-US"/>
+        </w:rPr>
+        <w:t>.PatternType</w:t>
+      </w:r>
+      <w:proofErr w:type="spellEnd"/>
+      <w:r>
+        <w:rPr>
+          <w:lang w:val="en-US"/>
+        </w:rPr>
+        <w:t xml:space="preserve"> = </w:t>
+      </w:r>
+      <w:proofErr w:type="spellStart"/>
+      <w:r>
+        <w:rPr>
+          <w:lang w:val="en-US"/>
+        </w:rPr>
+        <w:t>OfficeOpenXml.Style.ExcelFillStyle.Solid</w:t>
+      </w:r>
+      <w:proofErr w:type="spellEnd"/>
+      <w:r>
+        <w:rPr>
+          <w:lang w:val="en-US"/>
+        </w:rPr>
+        <w:t xml:space="preserve">; // </w:t>
+      </w:r>
+      <w:r>
+        <w:t>сплошная</w:t>
+      </w:r>
+      <w:r>
+        <w:rPr>
+          <w:lang w:val="en-US"/>
+        </w:rPr>
+        <w:t xml:space="preserve"> </w:t>
+      </w:r>
+      <w:r>
+        <w:t>заливка</w:t>
+      </w:r>
+    </w:p>
+    <w:p>
+      <w:pPr>
+        <w:pStyle w:val="aff0"/>
+        <w:rPr>
+          <w:lang w:val="en-US"/>
+        </w:rPr>
+      </w:pPr>
+      <w:r>
+        <w:rPr>
+          <w:lang w:val="en-US"/>
+        </w:rPr>
+        <w:t xml:space="preserve">        </w:t>
+      </w:r>
+      <w:proofErr w:type="gramStart"/>
+      <w:r>
+        <w:rPr>
+          <w:lang w:val="en-US"/>
+        </w:rPr>
+        <w:t>range.Style.Fill</w:t>
+      </w:r>
+      <w:proofErr w:type="gramEnd"/>
+      <w:r>
+        <w:rPr>
+          <w:lang w:val="en-US"/>
+        </w:rPr>
+        <w:t xml:space="preserve">.BackgroundColor.SetColor(System.Drawing.Color.LightGray); // </w:t>
+      </w:r>
+      <w:r>
+        <w:t>цвет</w:t>
+      </w:r>
+      <w:r>
+        <w:rPr>
+          <w:lang w:val="en-US"/>
+        </w:rPr>
+        <w:t xml:space="preserve"> </w:t>
+      </w:r>
+      <w:r>
+        <w:t>заливки</w:t>
+      </w:r>
+      <w:r>
+        <w:rPr>
+          <w:lang w:val="en-US"/>
+        </w:rPr>
+        <w:t xml:space="preserve"> – </w:t>
+      </w:r>
+      <w:r>
+        <w:t>светло</w:t>
+      </w:r>
+      <w:r>
+        <w:rPr>
+          <w:lang w:val="en-US"/>
+        </w:rPr>
+        <w:t>-</w:t>
+      </w:r>
+      <w:r>
+        <w:t>серый</w:t>
+      </w:r>
+    </w:p>
+    <w:p>
+      <w:pPr>
+        <w:pStyle w:val="aff0"/>
+      </w:pPr>
+      <w:r>
+        <w:rPr>
+          <w:lang w:val="en-US"/>
+        </w:rPr>
+        <w:t xml:space="preserve">    </w:t>
+      </w:r>
+      <w:r>
+        <w:t>}</w:t>
+      </w:r>
+    </w:p>
+    <w:p>
+      <w:pPr>
+        <w:pStyle w:val="aff0"/>
+      </w:pPr>
+    </w:p>
+    <w:p>
+      <w:pPr>
+        <w:pStyle w:val="aff0"/>
+      </w:pPr>
+      <w:r>
+        <w:t xml:space="preserve">    // Заполнение данных спортсменов</w:t>
+      </w:r>
+    </w:p>
+    <w:p>
+      <w:pPr>
+        <w:pStyle w:val="aff0"/>
+      </w:pPr>
+      <w:r>
+        <w:t xml:space="preserve">    int </w:t>
+      </w:r>
+      <w:proofErr w:type="spellStart"/>
+      <w:r>
+        <w:t>row</w:t>
+      </w:r>
+      <w:proofErr w:type="spellEnd"/>
+      <w:r>
+        <w:t xml:space="preserve"> = </w:t>
+      </w:r>
+      <w:proofErr w:type="gramStart"/>
+      <w:r>
+        <w:t xml:space="preserve">2;   </w:t>
+      </w:r>
+      <w:proofErr w:type="gramEnd"/>
+      <w:r>
+        <w:t xml:space="preserve"> // данные начинаются со второй строки</w:t>
+      </w:r>
+    </w:p>
+    <w:p>
+      <w:pPr>
+        <w:pStyle w:val="aff0"/>
+        <w:rPr>
+          <w:lang w:val="en-US"/>
+        </w:rPr>
+      </w:pPr>
+      <w:r>
+        <w:t xml:space="preserve">    </w:t>
+      </w:r>
+      <w:r>
+        <w:rPr>
+          <w:lang w:val="en-US"/>
+        </w:rPr>
+        <w:t>foreach (var item in _</w:t>
+      </w:r>
+      <w:proofErr w:type="spellStart"/>
+      <w:r>
+        <w:rPr>
+          <w:lang w:val="en-US"/>
+        </w:rPr>
+        <w:t>athletesPresence</w:t>
+      </w:r>
+      <w:proofErr w:type="spellEnd"/>
+      <w:r>
+        <w:rPr>
+          <w:lang w:val="en-US"/>
+        </w:rPr>
+        <w:t>)</w:t>
+      </w:r>
+    </w:p>
+    <w:p>
+      <w:pPr>
+        <w:pStyle w:val="aff0"/>
+        <w:rPr>
+          <w:lang w:val="en-US"/>
+        </w:rPr>
+      </w:pPr>
+      <w:r>
+        <w:rPr>
+          <w:lang w:val="en-US"/>
+        </w:rPr>
+        <w:t xml:space="preserve">    {</w:t>
+      </w:r>
+    </w:p>
+    <w:p>
+      <w:pPr>
+        <w:pStyle w:val="aff0"/>
+        <w:rPr>
+          <w:lang w:val="en-US"/>
+        </w:rPr>
+      </w:pPr>
+      <w:r>
+        <w:rPr>
+          <w:lang w:val="en-US"/>
+        </w:rPr>
+        <w:t xml:space="preserve">        </w:t>
+      </w:r>
+      <w:proofErr w:type="spellStart"/>
+      <w:proofErr w:type="gramStart"/>
+      <w:r>
+        <w:rPr>
+          <w:lang w:val="en-US"/>
+        </w:rPr>
+        <w:t>worksheet.Cells</w:t>
+      </w:r>
+      <w:proofErr w:type="spellEnd"/>
+      <w:proofErr w:type="gramEnd"/>
+      <w:r>
+        <w:rPr>
+          <w:lang w:val="en-US"/>
+        </w:rPr>
+        <w:t xml:space="preserve">[row, 1].Value = </w:t>
+      </w:r>
+      <w:proofErr w:type="spellStart"/>
+      <w:r>
+        <w:rPr>
+          <w:lang w:val="en-US"/>
+        </w:rPr>
+        <w:t>item.Athlete.FullName</w:t>
+      </w:r>
+      <w:proofErr w:type="spellEnd"/>
+      <w:r>
+        <w:rPr>
+          <w:lang w:val="en-US"/>
+        </w:rPr>
+        <w:t xml:space="preserve">;                      // </w:t>
+      </w:r>
+      <w:r>
+        <w:t>полное</w:t>
+      </w:r>
+      <w:r>
+        <w:rPr>
+          <w:lang w:val="en-US"/>
+        </w:rPr>
+        <w:t xml:space="preserve"> </w:t>
+      </w:r>
+      <w:r>
+        <w:t>имя</w:t>
+      </w:r>
+    </w:p>
+    <w:p>
+      <w:pPr>
+        <w:pStyle w:val="aff0"/>
+        <w:rPr>
+          <w:lang w:val="en-US"/>
+        </w:rPr>
+      </w:pPr>
+      <w:r>
+        <w:rPr>
+          <w:lang w:val="en-US"/>
+        </w:rPr>
+        <w:t xml:space="preserve">        </w:t>
+      </w:r>
+      <w:proofErr w:type="spellStart"/>
+      <w:proofErr w:type="gramStart"/>
+      <w:r>
+        <w:rPr>
+          <w:lang w:val="en-US"/>
+        </w:rPr>
+        <w:t>worksheet.Cells</w:t>
+      </w:r>
+      <w:proofErr w:type="spellEnd"/>
+      <w:proofErr w:type="gramEnd"/>
+      <w:r>
+        <w:rPr>
+          <w:lang w:val="en-US"/>
+        </w:rPr>
+        <w:t xml:space="preserve">[row, 2].Value = </w:t>
+      </w:r>
+      <w:proofErr w:type="spellStart"/>
+      <w:r>
+        <w:rPr>
+          <w:lang w:val="en-US"/>
+        </w:rPr>
+        <w:t>item.Athlete.Phone</w:t>
+      </w:r>
+      <w:proofErr w:type="spellEnd"/>
+      <w:r>
+        <w:rPr>
+          <w:lang w:val="en-US"/>
+        </w:rPr>
+        <w:t xml:space="preserve">;                         // </w:t>
+      </w:r>
+      <w:r>
+        <w:t>телефон</w:t>
+      </w:r>
+    </w:p>
+    <w:p>
+      <w:pPr>
+        <w:pStyle w:val="aff0"/>
+        <w:rPr>
+          <w:lang w:val="en-US"/>
+        </w:rPr>
+      </w:pPr>
+      <w:r>
+        <w:rPr>
+          <w:lang w:val="en-US"/>
+        </w:rPr>
+        <w:t xml:space="preserve">        </w:t>
+      </w:r>
+      <w:proofErr w:type="spellStart"/>
+      <w:proofErr w:type="gramStart"/>
+      <w:r>
+        <w:rPr>
+          <w:lang w:val="en-US"/>
+        </w:rPr>
+        <w:t>worksheet.Cells</w:t>
+      </w:r>
+      <w:proofErr w:type="spellEnd"/>
+      <w:proofErr w:type="gramEnd"/>
+      <w:r>
+        <w:rPr>
+          <w:lang w:val="en-US"/>
+        </w:rPr>
+        <w:t xml:space="preserve">[row, 3].Value = </w:t>
+      </w:r>
+      <w:proofErr w:type="spellStart"/>
+      <w:r>
+        <w:rPr>
+          <w:lang w:val="en-US"/>
+        </w:rPr>
+        <w:t>item.Athlete.Birthday.ToString</w:t>
+      </w:r>
+      <w:proofErr w:type="spellEnd"/>
+      <w:r>
+        <w:rPr>
+          <w:lang w:val="en-US"/>
+        </w:rPr>
+        <w:t>("</w:t>
+      </w:r>
+      <w:proofErr w:type="spellStart"/>
+      <w:r>
+        <w:rPr>
+          <w:lang w:val="en-US"/>
+        </w:rPr>
+        <w:t>dd.MM.yyyy</w:t>
+      </w:r>
+      <w:proofErr w:type="spellEnd"/>
+      <w:r>
+        <w:rPr>
+          <w:lang w:val="en-US"/>
+        </w:rPr>
+        <w:t xml:space="preserve">") ?? ""; // </w:t>
+      </w:r>
+      <w:r>
+        <w:t>дата</w:t>
+      </w:r>
+      <w:r>
+        <w:rPr>
+          <w:lang w:val="en-US"/>
+        </w:rPr>
+        <w:t xml:space="preserve"> </w:t>
+      </w:r>
+      <w:r>
+        <w:t>рождения</w:t>
+      </w:r>
+      <w:r>
+        <w:rPr>
+          <w:lang w:val="en-US"/>
+        </w:rPr>
+        <w:t xml:space="preserve"> (</w:t>
+      </w:r>
+      <w:r>
+        <w:t>формат</w:t>
+      </w:r>
+      <w:r>
+        <w:rPr>
+          <w:lang w:val="en-US"/>
+        </w:rPr>
+        <w:t xml:space="preserve"> </w:t>
+      </w:r>
+      <w:r>
+        <w:t>ДД</w:t>
+      </w:r>
+      <w:r>
+        <w:rPr>
+          <w:lang w:val="en-US"/>
+        </w:rPr>
+        <w:t>.</w:t>
+      </w:r>
+      <w:proofErr w:type="gramStart"/>
+      <w:r>
+        <w:t>ММ</w:t>
+      </w:r>
+      <w:r>
+        <w:rPr>
+          <w:lang w:val="en-US"/>
+        </w:rPr>
+        <w:t>.</w:t>
+      </w:r>
+      <w:r>
+        <w:t>ГГГГ</w:t>
+      </w:r>
+      <w:proofErr w:type="gramEnd"/>
+      <w:r>
+        <w:rPr>
+          <w:lang w:val="en-US"/>
+        </w:rPr>
+        <w:t xml:space="preserve">), </w:t>
+      </w:r>
+      <w:r>
+        <w:t>при</w:t>
+      </w:r>
+      <w:r>
+        <w:rPr>
+          <w:lang w:val="en-US"/>
+        </w:rPr>
+        <w:t xml:space="preserve"> null – </w:t>
+      </w:r>
+      <w:r>
+        <w:t>пустая</w:t>
+      </w:r>
+      <w:r>
+        <w:rPr>
+          <w:lang w:val="en-US"/>
+        </w:rPr>
+        <w:t xml:space="preserve"> </w:t>
+      </w:r>
+      <w:r>
+        <w:t>строка</w:t>
+      </w:r>
+    </w:p>
+    <w:p>
+      <w:pPr>
+        <w:pStyle w:val="aff0"/>
+      </w:pPr>
+      <w:r>
+        <w:rPr>
+          <w:lang w:val="en-US"/>
+        </w:rPr>
+        <w:t xml:space="preserve">        </w:t>
+      </w:r>
+      <w:proofErr w:type="spellStart"/>
+      <w:proofErr w:type="gramStart"/>
+      <w:r>
+        <w:rPr>
+          <w:lang w:val="en-US"/>
+        </w:rPr>
+        <w:t>worksheet.Cells</w:t>
+      </w:r>
+      <w:proofErr w:type="spellEnd"/>
+      <w:proofErr w:type="gramEnd"/>
+      <w:r>
+        <w:rPr>
+          <w:lang w:val="en-US"/>
+        </w:rPr>
+        <w:t xml:space="preserve">[row, 4].Value = </w:t>
+      </w:r>
+      <w:proofErr w:type="spellStart"/>
+      <w:r>
+        <w:rPr>
+          <w:lang w:val="en-US"/>
+        </w:rPr>
+        <w:t>item.IsPresent</w:t>
+      </w:r>
+      <w:proofErr w:type="spellEnd"/>
+      <w:r>
+        <w:rPr>
+          <w:lang w:val="en-US"/>
+        </w:rPr>
+        <w:t xml:space="preserve"> ? </w:t>
+      </w:r>
+      <w:r>
+        <w:t>"Да</w:t>
+      </w:r>
+      <w:proofErr w:type="gramStart"/>
+      <w:r>
+        <w:t>" :</w:t>
+      </w:r>
+      <w:proofErr w:type="gramEnd"/>
+      <w:r>
+        <w:t xml:space="preserve"> "Нет";               // присутствие (Да/Нет)</w:t>
+      </w:r>
+    </w:p>
+    <w:p>
+      <w:pPr>
+        <w:pStyle w:val="aff0"/>
+      </w:pPr>
+      <w:r>
+        <w:t xml:space="preserve">        </w:t>
+      </w:r>
+      <w:proofErr w:type="spellStart"/>
+      <w:r>
+        <w:t>row</w:t>
+      </w:r>
+      <w:proofErr w:type="spellEnd"/>
+      <w:r>
+        <w:t>++;</w:t>
+      </w:r>
+    </w:p>
+    <w:p>
+      <w:pPr>
+        <w:pStyle w:val="aff0"/>
+      </w:pPr>
+      <w:r>
+        <w:t xml:space="preserve">    }</w:t>
+      </w:r>
+    </w:p>
+    <w:p>
+      <w:pPr>
+        <w:pStyle w:val="aff0"/>
+      </w:pPr>
+    </w:p>
+    <w:p>
+      <w:pPr>
+        <w:pStyle w:val="aff0"/>
+      </w:pPr>
+      <w:r>
+        <w:t xml:space="preserve">    /</w:t>
+      </w:r>
+      <w:proofErr w:type="gramStart"/>
+      <w:r>
+        <w:t>/  Автоматическая</w:t>
+      </w:r>
+      <w:proofErr w:type="gramEnd"/>
+      <w:r>
+        <w:t xml:space="preserve"> подгонка ширины столбцов под содержимое</w:t>
+      </w:r>
+    </w:p>
+    <w:p>
+      <w:pPr>
+        <w:pStyle w:val="aff0"/>
+      </w:pPr>
+      <w:r>
+        <w:t xml:space="preserve">    </w:t>
+      </w:r>
+      <w:proofErr w:type="gramStart"/>
+      <w:r>
+        <w:rPr>
+          <w:lang w:val="en-US"/>
+        </w:rPr>
         <w:t>worksheet</w:t>
       </w:r>
-      <w:proofErr w:type="spellEnd"/>
-      <w:r>
-        <w:t xml:space="preserve"> = </w:t>
-      </w:r>
-      <w:proofErr w:type="spellStart"/>
-      <w:r>
-        <w:t>package.Workbook.Worksheets.Add</w:t>
-      </w:r>
-      <w:proofErr w:type="spellEnd"/>
-      <w:r>
-        <w:t>("Посещаемость");</w:t>
-      </w:r>
-    </w:p>
-    <w:p>
-      <w:pPr>
-        <w:pStyle w:val="aff0"/>
-      </w:pPr>
-    </w:p>
-    <w:p>
-      <w:pPr>
-        <w:pStyle w:val="aff0"/>
-      </w:pPr>
-      <w:r>
-        <w:t xml:space="preserve">    // Заполнение заголовков таблицы </w:t>
-      </w:r>
-    </w:p>
-    <w:p>
-      <w:pPr>
-        <w:pStyle w:val="aff0"/>
-      </w:pPr>
-      <w:r>
-        <w:t xml:space="preserve">    </w:t>
-      </w:r>
-      <w:r>
-        <w:rPr>
-          <w:lang w:val="en-US"/>
-        </w:rPr>
-        <w:t>worksheet</w:t>
-      </w:r>
       <w:r>
         <w:t>.</w:t>
       </w:r>
@@ -7526,760 +8396,7 @@
         </w:rPr>
         <w:t>Cells</w:t>
       </w:r>
-      <w:r>
-        <w:t>[1, 1].</w:t>
-      </w:r>
-      <w:r>
-        <w:rPr>
-          <w:lang w:val="en-US"/>
-        </w:rPr>
-        <w:t>Value</w:t>
-      </w:r>
-      <w:r>
-        <w:t xml:space="preserve"> = "</w:t>
-      </w:r>
-      <w:r>
-        <w:t>ФИО</w:t>
-      </w:r>
-      <w:r>
-        <w:t xml:space="preserve">";         // </w:t>
-      </w:r>
-      <w:r>
-        <w:t>столбец</w:t>
-      </w:r>
-      <w:r>
-        <w:t xml:space="preserve"> </w:t>
-      </w:r>
-      <w:r>
-        <w:rPr>
-          <w:lang w:val="en-US"/>
-        </w:rPr>
-        <w:t>A</w:t>
-      </w:r>
-    </w:p>
-    <w:p>
-      <w:pPr>
-        <w:pStyle w:val="aff0"/>
-      </w:pPr>
-      <w:r>
-        <w:t xml:space="preserve">    </w:t>
-      </w:r>
-      <w:r>
-        <w:rPr>
-          <w:lang w:val="en-US"/>
-        </w:rPr>
-        <w:t>worksheet</w:t>
-      </w:r>
-      <w:r>
-        <w:t>.</w:t>
-      </w:r>
-      <w:r>
-        <w:rPr>
-          <w:lang w:val="en-US"/>
-        </w:rPr>
-        <w:t>Cells</w:t>
-      </w:r>
-      <w:r>
-        <w:t>[1, 2].</w:t>
-      </w:r>
-      <w:r>
-        <w:rPr>
-          <w:lang w:val="en-US"/>
-        </w:rPr>
-        <w:t>Value</w:t>
-      </w:r>
-      <w:r>
-        <w:t xml:space="preserve"> = "</w:t>
-      </w:r>
-      <w:r>
-        <w:t>Телефон</w:t>
-      </w:r>
-      <w:r>
-        <w:t xml:space="preserve">";    // </w:t>
-      </w:r>
-      <w:r>
-        <w:t>столбец</w:t>
-      </w:r>
-      <w:r>
-        <w:t xml:space="preserve"> </w:t>
-      </w:r>
-      <w:r>
-        <w:rPr>
-          <w:lang w:val="en-US"/>
-        </w:rPr>
-        <w:t>B</w:t>
-      </w:r>
-    </w:p>
-    <w:p>
-      <w:pPr>
-        <w:pStyle w:val="aff0"/>
-      </w:pPr>
-      <w:r>
-        <w:t xml:space="preserve">    </w:t>
-      </w:r>
-      <w:proofErr w:type="spellStart"/>
-      <w:r>
-        <w:t>worksheet.Cells</w:t>
-      </w:r>
-      <w:proofErr w:type="spellEnd"/>
-      <w:r>
-        <w:t>[1, 3].Value = "Дата рождения"; // столбец C</w:t>
-      </w:r>
-    </w:p>
-    <w:p>
-      <w:pPr>
-        <w:pStyle w:val="aff0"/>
-      </w:pPr>
-      <w:r>
-        <w:t xml:space="preserve">    </w:t>
-      </w:r>
-      <w:proofErr w:type="spellStart"/>
-      <w:r>
-        <w:t>worksheet.Cells</w:t>
-      </w:r>
-      <w:proofErr w:type="spellEnd"/>
-      <w:r>
-        <w:t>[1, 4].Value = "Присутствие";   // столбец D</w:t>
-      </w:r>
-    </w:p>
-    <w:p>
-      <w:pPr>
-        <w:pStyle w:val="aff0"/>
-      </w:pPr>
-    </w:p>
-    <w:p>
-      <w:pPr>
-        <w:pStyle w:val="aff0"/>
-      </w:pPr>
-      <w:r>
-        <w:t xml:space="preserve">    // Применение стилей к строке заголовков (ячейки A1:D1)</w:t>
-      </w:r>
-    </w:p>
-    <w:p>
-      <w:pPr>
-        <w:pStyle w:val="aff0"/>
-        <w:rPr>
-          <w:lang w:val="en-US"/>
-        </w:rPr>
-      </w:pPr>
-      <w:r>
-        <w:t xml:space="preserve">    </w:t>
-      </w:r>
-      <w:r>
-        <w:rPr>
-          <w:lang w:val="en-US"/>
-        </w:rPr>
-        <w:t xml:space="preserve">using (var range = </w:t>
-      </w:r>
-      <w:proofErr w:type="spellStart"/>
-      <w:r>
-        <w:rPr>
-          <w:lang w:val="en-US"/>
-        </w:rPr>
-        <w:t>worksheet.Cells</w:t>
-      </w:r>
-      <w:proofErr w:type="spellEnd"/>
-      <w:r>
-        <w:rPr>
-          <w:lang w:val="en-US"/>
-        </w:rPr>
-        <w:t>[1, 1, 1, 4])</w:t>
-      </w:r>
-    </w:p>
-    <w:p>
-      <w:pPr>
-        <w:pStyle w:val="aff0"/>
-        <w:rPr>
-          <w:lang w:val="en-US"/>
-        </w:rPr>
-      </w:pPr>
-      <w:r>
-        <w:rPr>
-          <w:lang w:val="en-US"/>
-        </w:rPr>
-        <w:t xml:space="preserve">    {</w:t>
-      </w:r>
-    </w:p>
-    <w:p>
-      <w:pPr>
-        <w:pStyle w:val="aff0"/>
-        <w:rPr>
-          <w:lang w:val="en-US"/>
-        </w:rPr>
-      </w:pPr>
-      <w:r>
-        <w:rPr>
-          <w:lang w:val="en-US"/>
-        </w:rPr>
-        <w:t xml:space="preserve">        </w:t>
-      </w:r>
-      <w:proofErr w:type="spellStart"/>
-      <w:r>
-        <w:rPr>
-          <w:lang w:val="en-US"/>
-        </w:rPr>
-        <w:t>range.Style.Font.Bold</w:t>
-      </w:r>
-      <w:proofErr w:type="spellEnd"/>
-      <w:r>
-        <w:rPr>
-          <w:lang w:val="en-US"/>
-        </w:rPr>
-        <w:t xml:space="preserve"> = true;            // </w:t>
-      </w:r>
-      <w:r>
-        <w:t>жирное</w:t>
-      </w:r>
-      <w:r>
-        <w:rPr>
-          <w:lang w:val="en-US"/>
-        </w:rPr>
-        <w:t xml:space="preserve"> </w:t>
-      </w:r>
-      <w:r>
-        <w:t>начертание</w:t>
-      </w:r>
-      <w:r>
-        <w:rPr>
-          <w:lang w:val="en-US"/>
-        </w:rPr>
-        <w:t xml:space="preserve"> </w:t>
-      </w:r>
-      <w:r>
-        <w:t>шрифта</w:t>
-      </w:r>
-    </w:p>
-    <w:p>
-      <w:pPr>
-        <w:pStyle w:val="aff0"/>
-        <w:rPr>
-          <w:lang w:val="en-US"/>
-        </w:rPr>
-      </w:pPr>
-      <w:r>
-        <w:rPr>
-          <w:lang w:val="en-US"/>
-        </w:rPr>
-        <w:t xml:space="preserve">        </w:t>
-      </w:r>
-      <w:proofErr w:type="spellStart"/>
-      <w:r>
-        <w:rPr>
-          <w:lang w:val="en-US"/>
-        </w:rPr>
-        <w:t>range.Style.Fill.PatternType</w:t>
-      </w:r>
-      <w:proofErr w:type="spellEnd"/>
-      <w:r>
-        <w:rPr>
-          <w:lang w:val="en-US"/>
-        </w:rPr>
-        <w:t xml:space="preserve"> = </w:t>
-      </w:r>
-      <w:proofErr w:type="spellStart"/>
-      <w:r>
-        <w:rPr>
-          <w:lang w:val="en-US"/>
-        </w:rPr>
-        <w:t>OfficeOpenXml.Style.ExcelFillStyle.Solid</w:t>
-      </w:r>
-      <w:proofErr w:type="spellEnd"/>
-      <w:r>
-        <w:rPr>
-          <w:lang w:val="en-US"/>
-        </w:rPr>
-        <w:t xml:space="preserve">; // </w:t>
-      </w:r>
-      <w:r>
-        <w:t>сплошная</w:t>
-      </w:r>
-      <w:r>
-        <w:rPr>
-          <w:lang w:val="en-US"/>
-        </w:rPr>
-        <w:t xml:space="preserve"> </w:t>
-      </w:r>
-      <w:r>
-        <w:t>заливка</w:t>
-      </w:r>
-    </w:p>
-    <w:p>
-      <w:pPr>
-        <w:pStyle w:val="aff0"/>
-        <w:rPr>
-          <w:lang w:val="en-US"/>
-        </w:rPr>
-      </w:pPr>
-      <w:r>
-        <w:rPr>
-          <w:lang w:val="en-US"/>
-        </w:rPr>
-        <w:t xml:space="preserve">        </w:t>
-      </w:r>
-      <w:r>
-        <w:rPr>
-          <w:lang w:val="en-US"/>
-        </w:rPr>
-        <w:t xml:space="preserve">range.Style.Fill.BackgroundColor.SetColor(System.Drawing.Color.LightGray); // </w:t>
-      </w:r>
-      <w:r>
-        <w:t>цвет</w:t>
-      </w:r>
-      <w:r>
-        <w:rPr>
-          <w:lang w:val="en-US"/>
-        </w:rPr>
-        <w:t xml:space="preserve"> </w:t>
-      </w:r>
-      <w:r>
-        <w:t>заливки</w:t>
-      </w:r>
-      <w:r>
-        <w:rPr>
-          <w:lang w:val="en-US"/>
-        </w:rPr>
-        <w:t xml:space="preserve"> – </w:t>
-      </w:r>
-      <w:r>
-        <w:t>светло</w:t>
-      </w:r>
-      <w:r>
-        <w:rPr>
-          <w:lang w:val="en-US"/>
-        </w:rPr>
-        <w:t>-</w:t>
-      </w:r>
-      <w:r>
-        <w:t>серый</w:t>
-      </w:r>
-    </w:p>
-    <w:p>
-      <w:pPr>
-        <w:pStyle w:val="aff0"/>
-      </w:pPr>
-      <w:r>
-        <w:rPr>
-          <w:lang w:val="en-US"/>
-        </w:rPr>
-        <w:t xml:space="preserve">    </w:t>
-      </w:r>
-      <w:r>
-        <w:t>}</w:t>
-      </w:r>
-    </w:p>
-    <w:p>
-      <w:pPr>
-        <w:pStyle w:val="aff0"/>
-      </w:pPr>
-    </w:p>
-    <w:p>
-      <w:pPr>
-        <w:pStyle w:val="aff0"/>
-      </w:pPr>
-      <w:r>
-        <w:t xml:space="preserve">    // Заполнение данных спортсменов</w:t>
-      </w:r>
-    </w:p>
-    <w:p>
-      <w:pPr>
-        <w:pStyle w:val="aff0"/>
-      </w:pPr>
-      <w:r>
-        <w:t xml:space="preserve">    </w:t>
-      </w:r>
-      <w:proofErr w:type="spellStart"/>
-      <w:r>
-        <w:t>int</w:t>
-      </w:r>
-      <w:proofErr w:type="spellEnd"/>
-      <w:r>
-        <w:t xml:space="preserve"> </w:t>
-      </w:r>
-      <w:proofErr w:type="spellStart"/>
-      <w:r>
-        <w:t>row</w:t>
-      </w:r>
-      <w:proofErr w:type="spellEnd"/>
-      <w:r>
-        <w:t xml:space="preserve"> = 2;    // данные начинаются со второй строки</w:t>
-      </w:r>
-    </w:p>
-    <w:p>
-      <w:pPr>
-        <w:pStyle w:val="aff0"/>
-        <w:rPr>
-          <w:lang w:val="en-US"/>
-        </w:rPr>
-      </w:pPr>
-      <w:r>
-        <w:t xml:space="preserve">    </w:t>
-      </w:r>
-      <w:r>
-        <w:rPr>
-          <w:lang w:val="en-US"/>
-        </w:rPr>
-        <w:t>foreach (var item in _</w:t>
-      </w:r>
-      <w:proofErr w:type="spellStart"/>
-      <w:r>
-        <w:rPr>
-          <w:lang w:val="en-US"/>
-        </w:rPr>
-        <w:t>athletesPresence</w:t>
-      </w:r>
-      <w:proofErr w:type="spellEnd"/>
-      <w:r>
-        <w:rPr>
-          <w:lang w:val="en-US"/>
-        </w:rPr>
-        <w:t>)</w:t>
-      </w:r>
-    </w:p>
-    <w:p>
-      <w:pPr>
-        <w:pStyle w:val="aff0"/>
-        <w:rPr>
-          <w:lang w:val="en-US"/>
-        </w:rPr>
-      </w:pPr>
-      <w:r>
-        <w:rPr>
-          <w:lang w:val="en-US"/>
-        </w:rPr>
-        <w:t xml:space="preserve">    {</w:t>
-      </w:r>
-    </w:p>
-    <w:p>
-      <w:pPr>
-        <w:pStyle w:val="aff0"/>
-        <w:rPr>
-          <w:lang w:val="en-US"/>
-        </w:rPr>
-      </w:pPr>
-      <w:r>
-        <w:rPr>
-          <w:lang w:val="en-US"/>
-        </w:rPr>
-        <w:t xml:space="preserve">        </w:t>
-      </w:r>
-      <w:proofErr w:type="spellStart"/>
-      <w:r>
-        <w:rPr>
-          <w:lang w:val="en-US"/>
-        </w:rPr>
-        <w:t>worksheet.Cells</w:t>
-      </w:r>
-      <w:proofErr w:type="spellEnd"/>
-      <w:r>
-        <w:rPr>
-          <w:lang w:val="en-US"/>
-        </w:rPr>
-        <w:t xml:space="preserve">[row, 1].Value = </w:t>
-      </w:r>
-      <w:proofErr w:type="spellStart"/>
-      <w:r>
-        <w:rPr>
-          <w:lang w:val="en-US"/>
-        </w:rPr>
-        <w:t>item.Athlete.FullName</w:t>
-      </w:r>
-      <w:proofErr w:type="spellEnd"/>
-      <w:r>
-        <w:rPr>
-          <w:lang w:val="en-US"/>
-        </w:rPr>
-        <w:t xml:space="preserve">;                      // </w:t>
-      </w:r>
-      <w:r>
-        <w:t>полное</w:t>
-      </w:r>
-      <w:r>
-        <w:rPr>
-          <w:lang w:val="en-US"/>
-        </w:rPr>
-        <w:t xml:space="preserve"> </w:t>
-      </w:r>
-      <w:r>
-        <w:t>имя</w:t>
-      </w:r>
-    </w:p>
-    <w:p>
-      <w:pPr>
-        <w:pStyle w:val="aff0"/>
-        <w:rPr>
-          <w:lang w:val="en-US"/>
-        </w:rPr>
-      </w:pPr>
-      <w:r>
-        <w:rPr>
-          <w:lang w:val="en-US"/>
-        </w:rPr>
-        <w:t xml:space="preserve">        </w:t>
-      </w:r>
-      <w:proofErr w:type="spellStart"/>
-      <w:r>
-        <w:rPr>
-          <w:lang w:val="en-US"/>
-        </w:rPr>
-        <w:t>worksheet.Cells</w:t>
-      </w:r>
-      <w:proofErr w:type="spellEnd"/>
-      <w:r>
-        <w:rPr>
-          <w:lang w:val="en-US"/>
-        </w:rPr>
-        <w:t xml:space="preserve">[row, 2].Value = </w:t>
-      </w:r>
-      <w:proofErr w:type="spellStart"/>
-      <w:r>
-        <w:rPr>
-          <w:lang w:val="en-US"/>
-        </w:rPr>
-        <w:t>item.Athlete.Phone</w:t>
-      </w:r>
-      <w:proofErr w:type="spellEnd"/>
-      <w:r>
-        <w:rPr>
-          <w:lang w:val="en-US"/>
-        </w:rPr>
-        <w:t xml:space="preserve">;                         // </w:t>
-      </w:r>
-      <w:r>
-        <w:t>телефон</w:t>
-      </w:r>
-    </w:p>
-    <w:p>
-      <w:pPr>
-        <w:pStyle w:val="aff0"/>
-        <w:rPr>
-          <w:lang w:val="en-US"/>
-        </w:rPr>
-      </w:pPr>
-      <w:r>
-        <w:rPr>
-          <w:lang w:val="en-US"/>
-        </w:rPr>
-        <w:t xml:space="preserve">        </w:t>
-      </w:r>
-      <w:proofErr w:type="spellStart"/>
-      <w:r>
-        <w:rPr>
-          <w:lang w:val="en-US"/>
-        </w:rPr>
-        <w:t>worksheet.Cells</w:t>
-      </w:r>
-      <w:proofErr w:type="spellEnd"/>
-      <w:r>
-        <w:rPr>
-          <w:lang w:val="en-US"/>
-        </w:rPr>
-        <w:t xml:space="preserve">[row, 3].Value = </w:t>
-      </w:r>
-      <w:proofErr w:type="spellStart"/>
-      <w:r>
-        <w:rPr>
-          <w:lang w:val="en-US"/>
-        </w:rPr>
-        <w:t>item.Athlete.Birthday.ToString</w:t>
-      </w:r>
-      <w:proofErr w:type="spellEnd"/>
-      <w:r>
-        <w:rPr>
-          <w:lang w:val="en-US"/>
-        </w:rPr>
-        <w:t>("</w:t>
-      </w:r>
-      <w:proofErr w:type="spellStart"/>
-      <w:r>
-        <w:rPr>
-          <w:lang w:val="en-US"/>
-        </w:rPr>
-        <w:t>dd.MM.yyyy</w:t>
-      </w:r>
-      <w:proofErr w:type="spellEnd"/>
-      <w:r>
-        <w:rPr>
-          <w:lang w:val="en-US"/>
-        </w:rPr>
-        <w:t xml:space="preserve">") ?? ""; // </w:t>
-      </w:r>
-      <w:r>
-        <w:t>дата</w:t>
-      </w:r>
-      <w:r>
-        <w:rPr>
-          <w:lang w:val="en-US"/>
-        </w:rPr>
-        <w:t xml:space="preserve"> </w:t>
-      </w:r>
-      <w:r>
-        <w:t>рождения</w:t>
-      </w:r>
-      <w:r>
-        <w:rPr>
-          <w:lang w:val="en-US"/>
-        </w:rPr>
-        <w:t xml:space="preserve"> (</w:t>
-      </w:r>
-      <w:r>
-        <w:t>формат</w:t>
-      </w:r>
-      <w:r>
-        <w:rPr>
-          <w:lang w:val="en-US"/>
-        </w:rPr>
-        <w:t xml:space="preserve"> </w:t>
-      </w:r>
-      <w:r>
-        <w:t>ДД</w:t>
-      </w:r>
-      <w:r>
-        <w:rPr>
-          <w:lang w:val="en-US"/>
-        </w:rPr>
-        <w:t>.</w:t>
-      </w:r>
-      <w:r>
-        <w:t>ММ</w:t>
-      </w:r>
-      <w:r>
-        <w:rPr>
-          <w:lang w:val="en-US"/>
-        </w:rPr>
-        <w:t>.</w:t>
-      </w:r>
-      <w:r>
-        <w:t>ГГГГ</w:t>
-      </w:r>
-      <w:r>
-        <w:rPr>
-          <w:lang w:val="en-US"/>
-        </w:rPr>
-        <w:t xml:space="preserve">), </w:t>
-      </w:r>
-      <w:r>
-        <w:t>при</w:t>
-      </w:r>
-      <w:r>
-        <w:rPr>
-          <w:lang w:val="en-US"/>
-        </w:rPr>
-        <w:t xml:space="preserve"> null – </w:t>
-      </w:r>
-      <w:r>
-        <w:t>пустая</w:t>
-      </w:r>
-      <w:r>
-        <w:rPr>
-          <w:lang w:val="en-US"/>
-        </w:rPr>
-        <w:t xml:space="preserve"> </w:t>
-      </w:r>
-      <w:r>
-        <w:t>строка</w:t>
-      </w:r>
-    </w:p>
-    <w:p>
-      <w:pPr>
-        <w:pStyle w:val="aff0"/>
-      </w:pPr>
-      <w:r>
-        <w:rPr>
-          <w:lang w:val="en-US"/>
-        </w:rPr>
-        <w:t xml:space="preserve">        </w:t>
-      </w:r>
-      <w:proofErr w:type="spellStart"/>
-      <w:r>
-        <w:rPr>
-          <w:lang w:val="en-US"/>
-        </w:rPr>
-        <w:t>worksheet.Cells</w:t>
-      </w:r>
-      <w:proofErr w:type="spellEnd"/>
-      <w:r>
-        <w:rPr>
-          <w:lang w:val="en-US"/>
-        </w:rPr>
-        <w:t xml:space="preserve">[row, 4].Value = </w:t>
-      </w:r>
-      <w:proofErr w:type="spellStart"/>
-      <w:r>
-        <w:rPr>
-          <w:lang w:val="en-US"/>
-        </w:rPr>
-        <w:t>item.IsPresent</w:t>
-      </w:r>
-      <w:proofErr w:type="spellEnd"/>
-      <w:r>
-        <w:rPr>
-          <w:lang w:val="en-US"/>
-        </w:rPr>
-        <w:t xml:space="preserve"> ? </w:t>
-      </w:r>
-      <w:r>
-        <w:t>"Да" : "Нет";               // присутствие (Да/Нет)</w:t>
-      </w:r>
-    </w:p>
-    <w:p>
-      <w:pPr>
-        <w:pStyle w:val="aff0"/>
-      </w:pPr>
-      <w:r>
-        <w:t xml:space="preserve">        </w:t>
-      </w:r>
-      <w:proofErr w:type="spellStart"/>
-      <w:r>
-        <w:t>row</w:t>
-      </w:r>
-      <w:proofErr w:type="spellEnd"/>
-      <w:r>
-        <w:t>++;</w:t>
-      </w:r>
-    </w:p>
-    <w:p>
-      <w:pPr>
-        <w:pStyle w:val="aff0"/>
-      </w:pPr>
-      <w:r>
-        <w:t xml:space="preserve">    }</w:t>
-      </w:r>
-    </w:p>
-    <w:p>
-      <w:pPr>
-        <w:pStyle w:val="aff0"/>
-      </w:pPr>
-    </w:p>
-    <w:p>
-      <w:pPr>
-        <w:pStyle w:val="aff0"/>
-      </w:pPr>
-      <w:r>
-        <w:t xml:space="preserve">    //  Автоматическая подгонка ширины столбцов под содержимое</w:t>
-      </w:r>
-    </w:p>
-    <w:p>
-      <w:pPr>
-        <w:pStyle w:val="aff0"/>
-      </w:pPr>
-      <w:r>
-        <w:t xml:space="preserve">    </w:t>
-      </w:r>
-      <w:r>
-        <w:rPr>
-          <w:lang w:val="en-US"/>
-        </w:rPr>
-        <w:t>worksheet</w:t>
-      </w:r>
-      <w:r>
-        <w:t>.</w:t>
-      </w:r>
-      <w:r>
-        <w:rPr>
-          <w:lang w:val="en-US"/>
-        </w:rPr>
-        <w:t>Cells</w:t>
-      </w:r>
+      <w:proofErr w:type="gramEnd"/>
       <w:r>
         <w:t xml:space="preserve">[1, 1, </w:t>
       </w:r>
@@ -8350,7 +8467,7 @@
       </w:pPr>
       <w:r>
         <w:rPr>
-          <w:lang w:val="en-US"/>
+          <w:lang w:eastAsia="ru-RU"/>
         </w:rPr>
         <w:drawing>
           <wp:inline distT="0" distB="0" distL="0" distR="0" wp14:anchorId="2560FFC9" wp14:editId="7385D446">
@@ -8432,6 +8549,9 @@
         <w:pStyle w:val="afd"/>
       </w:pPr>
       <w:r>
+        <w:rPr>
+          <w:lang w:eastAsia="ru-RU"/>
+        </w:rPr>
         <w:drawing>
           <wp:inline distT="0" distB="0" distL="0" distR="0" wp14:anchorId="33D4C74D" wp14:editId="5FA8C377">
             <wp:extent cx="5267596" cy="3528646"/>
@@ -9001,7 +9121,15 @@
       </w:pPr>
       <w:bookmarkStart w:id="30" w:name="_Ref199790306"/>
       <w:r>
-        <w:t xml:space="preserve">Голицына, О. Л. Базы данных : учебное пособие / О. Л. Голицына, Н. В. Максимов, И. И. Попов. – 4-е изд., </w:t>
+        <w:t xml:space="preserve">Голицына, О. Л. Базы </w:t>
+      </w:r>
+      <w:proofErr w:type="gramStart"/>
+      <w:r>
+        <w:t>данных :</w:t>
+      </w:r>
+      <w:proofErr w:type="gramEnd"/>
+      <w:r>
+        <w:t xml:space="preserve"> учебное пособие / О. Л. Голицына, Н. В. Максимов, И. И. Попов. – 4-е изд., </w:t>
       </w:r>
       <w:proofErr w:type="spellStart"/>
       <w:r>
@@ -9009,7 +9137,15 @@
       </w:r>
       <w:proofErr w:type="spellEnd"/>
       <w:r>
-        <w:t xml:space="preserve">. и доп. – Москва : ФОРУМ : ИНФРА-М, 2023. – </w:t>
+        <w:t xml:space="preserve">. и доп. – </w:t>
+      </w:r>
+      <w:proofErr w:type="gramStart"/>
+      <w:r>
+        <w:t>Москва :</w:t>
+      </w:r>
+      <w:proofErr w:type="gramEnd"/>
+      <w:r>
+        <w:t xml:space="preserve"> ФОРУМ : ИНФРА-М, 2023. – </w:t>
       </w:r>
       <w:r>
         <w:t>400</w:t>
@@ -9026,25 +9162,32 @@
         <w:t xml:space="preserve"> (дата обращения: </w:t>
       </w:r>
       <w:r>
-        <w:t>1</w:t>
+        <w:t>20</w:t>
+      </w:r>
+      <w:bookmarkStart w:id="31" w:name="_GoBack"/>
+      <w:bookmarkEnd w:id="31"/>
+      <w:r>
+        <w:t>.0</w:t>
       </w:r>
       <w:r>
         <w:t>2</w:t>
       </w:r>
       <w:r>
-        <w:t>.0</w:t>
-      </w:r>
-      <w:r>
-        <w:t>2</w:t>
-      </w:r>
-      <w:r>
         <w:t>.202</w:t>
       </w:r>
       <w:r>
         <w:t>6</w:t>
       </w:r>
       <w:r>
-        <w:t>). – Режим доступа: по подписке. – Текст : электронный.</w:t>
+        <w:t xml:space="preserve">). – Режим доступа: по подписке. – </w:t>
+      </w:r>
+      <w:proofErr w:type="gramStart"/>
+      <w:r>
+        <w:t>Текст :</w:t>
+      </w:r>
+      <w:proofErr w:type="gramEnd"/>
+      <w:r>
+        <w:t xml:space="preserve"> электронный.</w:t>
       </w:r>
       <w:bookmarkEnd w:id="30"/>
     </w:p>
@@ -9059,9 +9202,17 @@
           <w:tab w:val="left" w:pos="1134"/>
         </w:tabs>
       </w:pPr>
-      <w:bookmarkStart w:id="31" w:name="_Ref199790546"/>
-      <w:r>
-        <w:t xml:space="preserve">Голицына, О. Л. Программное обеспечение : учебное пособие / О. Л. Голицына, Т. Л. </w:t>
+      <w:bookmarkStart w:id="32" w:name="_Ref199790546"/>
+      <w:r>
+        <w:t xml:space="preserve">Голицына, О. Л. Программное </w:t>
+      </w:r>
+      <w:proofErr w:type="gramStart"/>
+      <w:r>
+        <w:t>обеспечение :</w:t>
+      </w:r>
+      <w:proofErr w:type="gramEnd"/>
+      <w:r>
+        <w:t xml:space="preserve"> учебное пособие / О. Л. Голицына, Т. Л. </w:t>
       </w:r>
       <w:proofErr w:type="spellStart"/>
       <w:r>
@@ -9088,14 +9239,27 @@
       <w:r>
         <w:t xml:space="preserve">– </w:t>
       </w:r>
-      <w:r>
-        <w:t xml:space="preserve">Москва : ФОРУМ : ИНФРА-М, 2021. </w:t>
+      <w:proofErr w:type="gramStart"/>
+      <w:r>
+        <w:t>Москва :</w:t>
+      </w:r>
+      <w:proofErr w:type="gramEnd"/>
+      <w:r>
+        <w:t xml:space="preserve"> ФОРУМ : ИНФРА-М, 2021. </w:t>
       </w:r>
       <w:r>
         <w:t xml:space="preserve">– </w:t>
       </w:r>
       <w:r>
-        <w:t xml:space="preserve">447 с. : ил. </w:t>
+        <w:t xml:space="preserve">447 </w:t>
+      </w:r>
+      <w:proofErr w:type="gramStart"/>
+      <w:r>
+        <w:t>с. :</w:t>
+      </w:r>
+      <w:proofErr w:type="gramEnd"/>
+      <w:r>
+        <w:t xml:space="preserve"> ил. </w:t>
       </w:r>
       <w:r>
         <w:t xml:space="preserve">– </w:t>
@@ -9106,8 +9270,13 @@
       <w:r>
         <w:t xml:space="preserve">– </w:t>
       </w:r>
-      <w:r>
-        <w:t xml:space="preserve">Текст : электронный. </w:t>
+      <w:proofErr w:type="gramStart"/>
+      <w:r>
+        <w:t>Текст :</w:t>
+      </w:r>
+      <w:proofErr w:type="gramEnd"/>
+      <w:r>
+        <w:t xml:space="preserve"> электронный. </w:t>
       </w:r>
       <w:r>
         <w:t xml:space="preserve">– </w:t>
@@ -9150,7 +9319,7 @@
       <w:r>
         <w:t>). – Режим доступа: по подписке.</w:t>
       </w:r>
-      <w:bookmarkEnd w:id="31"/>
+      <w:bookmarkEnd w:id="32"/>
     </w:p>
     <w:p>
       <w:pPr>
@@ -9163,9 +9332,17 @@
           <w:tab w:val="left" w:pos="1134"/>
         </w:tabs>
       </w:pPr>
-      <w:bookmarkStart w:id="32" w:name="_Ref199790616"/>
-      <w:r>
-        <w:t xml:space="preserve">Плаксин, М. А. Тестирование и отладка программ для профессионалов будущих и настоящих. – 4-е изд., электрон. – Москва : Лаборатория знаний, 2020. – 170 с. – </w:t>
+      <w:bookmarkStart w:id="33" w:name="_Ref199790616"/>
+      <w:r>
+        <w:t xml:space="preserve">Плаксин, М. А. Тестирование и отладка программ для профессионалов будущих и настоящих. – 4-е изд., электрон. – </w:t>
+      </w:r>
+      <w:proofErr w:type="gramStart"/>
+      <w:r>
+        <w:t>Москва :</w:t>
+      </w:r>
+      <w:proofErr w:type="gramEnd"/>
+      <w:r>
+        <w:t xml:space="preserve"> Лаборатория знаний, 2020. – 170 с. – </w:t>
       </w:r>
       <w:r>
         <w:rPr>
@@ -9197,14 +9374,12 @@
         <w:r>
           <w:t>.</w:t>
         </w:r>
-        <w:proofErr w:type="spellStart"/>
         <w:r>
           <w:rPr>
             <w:lang w:val="en-US"/>
           </w:rPr>
           <w:t>ru</w:t>
         </w:r>
-        <w:proofErr w:type="spellEnd"/>
         <w:r>
           <w:t>/</w:t>
         </w:r>
@@ -9247,7 +9422,7 @@
       <w:r>
         <w:t>. пользователей. – Текст: электронный.</w:t>
       </w:r>
-      <w:bookmarkEnd w:id="32"/>
+      <w:bookmarkEnd w:id="33"/>
     </w:p>
     <w:p>
       <w:pPr>
@@ -9257,7 +9432,7 @@
           <w:numId w:val="6"/>
         </w:numPr>
       </w:pPr>
-      <w:bookmarkStart w:id="33" w:name="_Ref196157656"/>
+      <w:bookmarkStart w:id="34" w:name="_Ref196157656"/>
       <w:proofErr w:type="spellStart"/>
       <w:r>
         <w:t>Фленов</w:t>
@@ -9280,8 +9455,13 @@
         <w:t>перераб</w:t>
       </w:r>
       <w:proofErr w:type="spellEnd"/>
-      <w:r>
-        <w:t>. и доп. / М.</w:t>
+      <w:proofErr w:type="gramStart"/>
+      <w:r>
+        <w:t>.</w:t>
+      </w:r>
+      <w:proofErr w:type="gramEnd"/>
+      <w:r>
+        <w:t xml:space="preserve"> и доп. / М.</w:t>
       </w:r>
       <w:r>
         <w:t xml:space="preserve"> </w:t>
@@ -9301,7 +9481,15 @@
         <w:t>–</w:t>
       </w:r>
       <w:r>
-        <w:t xml:space="preserve"> Санкт-Петербург : БХВ-Петербург, 2024. </w:t>
+        <w:t xml:space="preserve"> Санкт-</w:t>
+      </w:r>
+      <w:proofErr w:type="gramStart"/>
+      <w:r>
+        <w:t>Петербург :</w:t>
+      </w:r>
+      <w:proofErr w:type="gramEnd"/>
+      <w:r>
+        <w:t xml:space="preserve"> БХВ-Петербург, 2024. </w:t>
       </w:r>
       <w:r>
         <w:t>–</w:t>
@@ -9379,7 +9567,7 @@
       <w:r>
         <w:t>Текст: электронный.</w:t>
       </w:r>
-      <w:bookmarkEnd w:id="33"/>
+      <w:bookmarkEnd w:id="34"/>
     </w:p>
     <w:p>
       <w:pPr>
@@ -9392,9 +9580,17 @@
           <w:tab w:val="left" w:pos="1134"/>
         </w:tabs>
       </w:pPr>
-      <w:bookmarkStart w:id="34" w:name="_Ref199791009"/>
-      <w:r>
-        <w:t>Хорев, П. Б. Объектно-ориентированное программирование с примерами на C#. – Москва : Форум, 2020. – 200</w:t>
+      <w:bookmarkStart w:id="35" w:name="_Ref199791009"/>
+      <w:r>
+        <w:t xml:space="preserve">Хорев, П. Б. Объектно-ориентированное программирование с примерами на C#. – </w:t>
+      </w:r>
+      <w:proofErr w:type="gramStart"/>
+      <w:r>
+        <w:t>Москва :</w:t>
+      </w:r>
+      <w:proofErr w:type="gramEnd"/>
+      <w:r>
+        <w:t xml:space="preserve"> Форум, 2020. – 200</w:t>
       </w:r>
       <w:r>
         <w:t xml:space="preserve"> </w:t>
@@ -9448,7 +9644,7 @@
       <w:r>
         <w:t>. пользователей. – Текст: электронный.</w:t>
       </w:r>
-      <w:bookmarkEnd w:id="34"/>
+      <w:bookmarkEnd w:id="35"/>
     </w:p>
     <w:sectPr>
       <w:footerReference w:type="default" r:id="rId20"/>
@@ -9464,7 +9660,7 @@
 </file>
 
 <file path=word/endnotes.xml><?xml version="1.0" encoding="utf-8"?>
-<w:endnotes xmlns:wpc="http://schemas.microsoft.com/office/word/2010/wordprocessingCanvas" xmlns:cx="http://schemas.microsoft.com/office/drawing/2014/chartex" xmlns:cx1="http://schemas.microsoft.com/office/drawing/2015/9/8/chartex" xmlns:cx2="http://schemas.microsoft.com/office/drawing/2015/10/21/chartex" xmlns:cx3="http://schemas.microsoft.com/office/drawing/2016/5/9/chartex" xmlns:cx4="http://schemas.microsoft.com/office/drawing/2016/5/10/chartex" xmlns:cx5="http://schemas.microsoft.com/office/drawing/2016/5/11/chartex" xmlns:cx6="http://schemas.microsoft.com/office/drawing/2016/5/12/chartex" xmlns:cx7="http://schemas.microsoft.com/office/drawing/2016/5/13/chartex" xmlns:cx8="http://schemas.microsoft.com/office/drawing/2016/5/14/chartex" xmlns:mc="http://schemas.openxmlformats.org/markup-compatibility/2006" xmlns:aink="http://schemas.microsoft.com/office/drawing/2016/ink" xmlns:am3d="http://schemas.microsoft.com/office/drawing/2017/model3d" xmlns:o="urn:schemas-microsoft-com:office:office" xmlns:oel="http://schemas.microsoft.com/office/2019/extlst" xmlns:r="http://schemas.openxmlformats.org/officeDocument/2006/relationships" xmlns:m="http://schemas.openxmlformats.org/officeDocument/2006/math" xmlns:v="urn:schemas-microsoft-com:vml" xmlns:wp14="http://schemas.microsoft.com/office/word/2010/wordprocessingDrawing" xmlns:wp="http://schemas.openxmlformats.org/drawingml/2006/wordprocessingDrawing" xmlns:w10="urn:schemas-microsoft-com:office:word" xmlns:w="http://schemas.openxmlformats.org/wordprocessingml/2006/main" xmlns:w14="http://schemas.microsoft.com/office/word/2010/wordml" xmlns:w15="http://schemas.microsoft.com/office/word/2012/wordml" xmlns:w16cex="http://schemas.microsoft.com/office/word/2018/wordml/cex" xmlns:w16cid="http://schemas.microsoft.com/office/word/2016/wordml/cid" xmlns:w16="http://schemas.microsoft.com/office/word/2018/wordml" xmlns:w16du="http://schemas.microsoft.com/office/word/2023/wordml/word16du" xmlns:w16sdtdh="http://schemas.microsoft.com/office/word/2020/wordml/sdtdatahash" xmlns:w16sdtfl="http://schemas.microsoft.com/office/word/2024/wordml/sdtformatlock" xmlns:w16se="http://schemas.microsoft.com/office/word/2015/wordml/symex" xmlns:wpg="http://schemas.microsoft.com/office/word/2010/wordprocessingGroup" xmlns:wpi="http://schemas.microsoft.com/office/word/2010/wordprocessingInk" xmlns:wne="http://schemas.microsoft.com/office/word/2006/wordml" xmlns:wps="http://schemas.microsoft.com/office/word/2010/wordprocessingShape" mc:Ignorable="w14 w15 w16se w16cid w16 w16cex w16sdtdh w16sdtfl w16du wp14">
+<w:endnotes xmlns:wpc="http://schemas.microsoft.com/office/word/2010/wordprocessingCanvas" xmlns:cx="http://schemas.microsoft.com/office/drawing/2014/chartex" xmlns:mc="http://schemas.openxmlformats.org/markup-compatibility/2006" xmlns:o="urn:schemas-microsoft-com:office:office" xmlns:r="http://schemas.openxmlformats.org/officeDocument/2006/relationships" xmlns:m="http://schemas.openxmlformats.org/officeDocument/2006/math" xmlns:v="urn:schemas-microsoft-com:vml" xmlns:wp14="http://schemas.microsoft.com/office/word/2010/wordprocessingDrawing" xmlns:wp="http://schemas.openxmlformats.org/drawingml/2006/wordprocessingDrawing" xmlns:w10="urn:schemas-microsoft-com:office:word" xmlns:w="http://schemas.openxmlformats.org/wordprocessingml/2006/main" xmlns:w14="http://schemas.microsoft.com/office/word/2010/wordml" xmlns:w15="http://schemas.microsoft.com/office/word/2012/wordml" xmlns:w16se="http://schemas.microsoft.com/office/word/2015/wordml/symex" xmlns:wpg="http://schemas.microsoft.com/office/word/2010/wordprocessingGroup" xmlns:wpi="http://schemas.microsoft.com/office/word/2010/wordprocessingInk" xmlns:wne="http://schemas.microsoft.com/office/word/2006/wordml" xmlns:wps="http://schemas.microsoft.com/office/word/2010/wordprocessingShape" mc:Ignorable="w14 w15 w16se wp14">
   <w:endnote w:type="separator" w:id="-1">
     <w:p>
       <w:r>
@@ -9483,7 +9679,7 @@
 </file>
 
 <file path=word/footer1.xml><?xml version="1.0" encoding="utf-8"?>
-<w:ftr xmlns:wpc="http://schemas.microsoft.com/office/word/2010/wordprocessingCanvas" xmlns:cx="http://schemas.microsoft.com/office/drawing/2014/chartex" xmlns:cx1="http://schemas.microsoft.com/office/drawing/2015/9/8/chartex" xmlns:cx2="http://schemas.microsoft.com/office/drawing/2015/10/21/chartex" xmlns:cx3="http://schemas.microsoft.com/office/drawing/2016/5/9/chartex" xmlns:cx4="http://schemas.microsoft.com/office/drawing/2016/5/10/chartex" xmlns:cx5="http://schemas.microsoft.com/office/drawing/2016/5/11/chartex" xmlns:cx6="http://schemas.microsoft.com/office/drawing/2016/5/12/chartex" xmlns:cx7="http://schemas.microsoft.com/office/drawing/2016/5/13/chartex" xmlns:cx8="http://schemas.microsoft.com/office/drawing/2016/5/14/chartex" xmlns:mc="http://schemas.openxmlformats.org/markup-compatibility/2006" xmlns:aink="http://schemas.microsoft.com/office/drawing/2016/ink" xmlns:am3d="http://schemas.microsoft.com/office/drawing/2017/model3d" xmlns:o="urn:schemas-microsoft-com:office:office" xmlns:oel="http://schemas.microsoft.com/office/2019/extlst" xmlns:r="http://schemas.openxmlformats.org/officeDocument/2006/relationships" xmlns:m="http://schemas.openxmlformats.org/officeDocument/2006/math" xmlns:v="urn:schemas-microsoft-com:vml" xmlns:wp14="http://schemas.microsoft.com/office/word/2010/wordprocessingDrawing" xmlns:wp="http://schemas.openxmlformats.org/drawingml/2006/wordprocessingDrawing" xmlns:w10="urn:schemas-microsoft-com:office:word" xmlns:w="http://schemas.openxmlformats.org/wordprocessingml/2006/main" xmlns:w14="http://schemas.microsoft.com/office/word/2010/wordml" xmlns:w15="http://schemas.microsoft.com/office/word/2012/wordml" xmlns:w16cex="http://schemas.microsoft.com/office/word/2018/wordml/cex" xmlns:w16cid="http://schemas.microsoft.com/office/word/2016/wordml/cid" xmlns:w16="http://schemas.microsoft.com/office/word/2018/wordml" xmlns:w16du="http://schemas.microsoft.com/office/word/2023/wordml/word16du" xmlns:w16sdtdh="http://schemas.microsoft.com/office/word/2020/wordml/sdtdatahash" xmlns:w16sdtfl="http://schemas.microsoft.com/office/word/2024/wordml/sdtformatlock" xmlns:w16se="http://schemas.microsoft.com/office/word/2015/wordml/symex" xmlns:wpg="http://schemas.microsoft.com/office/word/2010/wordprocessingGroup" xmlns:wpi="http://schemas.microsoft.com/office/word/2010/wordprocessingInk" xmlns:wne="http://schemas.microsoft.com/office/word/2006/wordml" xmlns:wps="http://schemas.microsoft.com/office/word/2010/wordprocessingShape" mc:Ignorable="w14 w15 w16se w16cid w16 w16cex w16sdtdh w16sdtfl w16du wp14">
+<w:ftr xmlns:wpc="http://schemas.microsoft.com/office/word/2010/wordprocessingCanvas" xmlns:cx="http://schemas.microsoft.com/office/drawing/2014/chartex" xmlns:mc="http://schemas.openxmlformats.org/markup-compatibility/2006" xmlns:o="urn:schemas-microsoft-com:office:office" xmlns:r="http://schemas.openxmlformats.org/officeDocument/2006/relationships" xmlns:m="http://schemas.openxmlformats.org/officeDocument/2006/math" xmlns:v="urn:schemas-microsoft-com:vml" xmlns:wp14="http://schemas.microsoft.com/office/word/2010/wordprocessingDrawing" xmlns:wp="http://schemas.openxmlformats.org/drawingml/2006/wordprocessingDrawing" xmlns:w10="urn:schemas-microsoft-com:office:word" xmlns:w="http://schemas.openxmlformats.org/wordprocessingml/2006/main" xmlns:w14="http://schemas.microsoft.com/office/word/2010/wordml" xmlns:w15="http://schemas.microsoft.com/office/word/2012/wordml" xmlns:w16se="http://schemas.microsoft.com/office/word/2015/wordml/symex" xmlns:wpg="http://schemas.microsoft.com/office/word/2010/wordprocessingGroup" xmlns:wpi="http://schemas.microsoft.com/office/word/2010/wordprocessingInk" xmlns:wne="http://schemas.microsoft.com/office/word/2006/wordml" xmlns:wps="http://schemas.microsoft.com/office/word/2010/wordprocessingShape" mc:Ignorable="w14 w15 w16se wp14">
   <w:sdt>
     <w:sdtPr>
       <w:id w:val="1643229897"/>
@@ -9492,6 +9688,7 @@
         <w:docPartUnique/>
       </w:docPartObj>
     </w:sdtPr>
+    <w:sdtEndPr/>
     <w:sdtContent>
       <w:p>
         <w:pPr>
@@ -9508,7 +9705,10 @@
           <w:fldChar w:fldCharType="separate"/>
         </w:r>
         <w:r>
-          <w:t>2</w:t>
+          <w:rPr>
+            <w:noProof/>
+          </w:rPr>
+          <w:t>20</w:t>
         </w:r>
         <w:r>
           <w:fldChar w:fldCharType="end"/>
@@ -9520,7 +9720,7 @@
 </file>
 
 <file path=word/footnotes.xml><?xml version="1.0" encoding="utf-8"?>
-<w:footnotes xmlns:wpc="http://schemas.microsoft.com/office/word/2010/wordprocessingCanvas" xmlns:cx="http://schemas.microsoft.com/office/drawing/2014/chartex" xmlns:cx1="http://schemas.microsoft.com/office/drawing/2015/9/8/chartex" xmlns:cx2="http://schemas.microsoft.com/office/drawing/2015/10/21/chartex" xmlns:cx3="http://schemas.microsoft.com/office/drawing/2016/5/9/chartex" xmlns:cx4="http://schemas.microsoft.com/office/drawing/2016/5/10/chartex" xmlns:cx5="http://schemas.microsoft.com/office/drawing/2016/5/11/chartex" xmlns:cx6="http://schemas.microsoft.com/office/drawing/2016/5/12/chartex" xmlns:cx7="http://schemas.microsoft.com/office/drawing/2016/5/13/chartex" xmlns:cx8="http://schemas.microsoft.com/office/drawing/2016/5/14/chartex" xmlns:mc="http://schemas.openxmlformats.org/markup-compatibility/2006" xmlns:aink="http://schemas.microsoft.com/office/drawing/2016/ink" xmlns:am3d="http://schemas.microsoft.com/office/drawing/2017/model3d" xmlns:o="urn:schemas-microsoft-com:office:office" xmlns:oel="http://schemas.microsoft.com/office/2019/extlst" xmlns:r="http://schemas.openxmlformats.org/officeDocument/2006/relationships" xmlns:m="http://schemas.openxmlformats.org/officeDocument/2006/math" xmlns:v="urn:schemas-microsoft-com:vml" xmlns:wp14="http://schemas.microsoft.com/office/word/2010/wordprocessingDrawing" xmlns:wp="http://schemas.openxmlformats.org/drawingml/2006/wordprocessingDrawing" xmlns:w10="urn:schemas-microsoft-com:office:word" xmlns:w="http://schemas.openxmlformats.org/wordprocessingml/2006/main" xmlns:w14="http://schemas.microsoft.com/office/word/2010/wordml" xmlns:w15="http://schemas.microsoft.com/office/word/2012/wordml" xmlns:w16cex="http://schemas.microsoft.com/office/word/2018/wordml/cex" xmlns:w16cid="http://schemas.microsoft.com/office/word/2016/wordml/cid" xmlns:w16="http://schemas.microsoft.com/office/word/2018/wordml" xmlns:w16du="http://schemas.microsoft.com/office/word/2023/wordml/word16du" xmlns:w16sdtdh="http://schemas.microsoft.com/office/word/2020/wordml/sdtdatahash" xmlns:w16sdtfl="http://schemas.microsoft.com/office/word/2024/wordml/sdtformatlock" xmlns:w16se="http://schemas.microsoft.com/office/word/2015/wordml/symex" xmlns:wpg="http://schemas.microsoft.com/office/word/2010/wordprocessingGroup" xmlns:wpi="http://schemas.microsoft.com/office/word/2010/wordprocessingInk" xmlns:wne="http://schemas.microsoft.com/office/word/2006/wordml" xmlns:wps="http://schemas.microsoft.com/office/word/2010/wordprocessingShape" mc:Ignorable="w14 w15 w16se w16cid w16 w16cex w16sdtdh w16sdtfl w16du wp14">
+<w:footnotes xmlns:wpc="http://schemas.microsoft.com/office/word/2010/wordprocessingCanvas" xmlns:cx="http://schemas.microsoft.com/office/drawing/2014/chartex" xmlns:mc="http://schemas.openxmlformats.org/markup-compatibility/2006" xmlns:o="urn:schemas-microsoft-com:office:office" xmlns:r="http://schemas.openxmlformats.org/officeDocument/2006/relationships" xmlns:m="http://schemas.openxmlformats.org/officeDocument/2006/math" xmlns:v="urn:schemas-microsoft-com:vml" xmlns:wp14="http://schemas.microsoft.com/office/word/2010/wordprocessingDrawing" xmlns:wp="http://schemas.openxmlformats.org/drawingml/2006/wordprocessingDrawing" xmlns:w10="urn:schemas-microsoft-com:office:word" xmlns:w="http://schemas.openxmlformats.org/wordprocessingml/2006/main" xmlns:w14="http://schemas.microsoft.com/office/word/2010/wordml" xmlns:w15="http://schemas.microsoft.com/office/word/2012/wordml" xmlns:w16se="http://schemas.microsoft.com/office/word/2015/wordml/symex" xmlns:wpg="http://schemas.microsoft.com/office/word/2010/wordprocessingGroup" xmlns:wpi="http://schemas.microsoft.com/office/word/2010/wordprocessingInk" xmlns:wne="http://schemas.microsoft.com/office/word/2006/wordml" xmlns:wps="http://schemas.microsoft.com/office/word/2010/wordprocessingShape" mc:Ignorable="w14 w15 w16se wp14">
   <w:footnote w:type="separator" w:id="-1">
     <w:p>
       <w:r>
@@ -9539,7 +9739,7 @@
 </file>
 
 <file path=word/numbering.xml><?xml version="1.0" encoding="utf-8"?>
-<w:numbering xmlns:wpc="http://schemas.microsoft.com/office/word/2010/wordprocessingCanvas" xmlns:cx="http://schemas.microsoft.com/office/drawing/2014/chartex" xmlns:cx1="http://schemas.microsoft.com/office/drawing/2015/9/8/chartex" xmlns:cx2="http://schemas.microsoft.com/office/drawing/2015/10/21/chartex" xmlns:cx3="http://schemas.microsoft.com/office/drawing/2016/5/9/chartex" xmlns:cx4="http://schemas.microsoft.com/office/drawing/2016/5/10/chartex" xmlns:cx5="http://schemas.microsoft.com/office/drawing/2016/5/11/chartex" xmlns:cx6="http://schemas.microsoft.com/office/drawing/2016/5/12/chartex" xmlns:cx7="http://schemas.microsoft.com/office/drawing/2016/5/13/chartex" xmlns:cx8="http://schemas.microsoft.com/office/drawing/2016/5/14/chartex" xmlns:mc="http://schemas.openxmlformats.org/markup-compatibility/2006" xmlns:aink="http://schemas.microsoft.com/office/drawing/2016/ink" xmlns:am3d="http://schemas.microsoft.com/office/drawing/2017/model3d" xmlns:o="urn:schemas-microsoft-com:office:office" xmlns:oel="http://schemas.microsoft.com/office/2019/extlst" xmlns:r="http://schemas.openxmlformats.org/officeDocument/2006/relationships" xmlns:m="http://schemas.openxmlformats.org/officeDocument/2006/math" xmlns:v="urn:schemas-microsoft-com:vml" xmlns:wp14="http://schemas.microsoft.com/office/word/2010/wordprocessingDrawing" xmlns:wp="http://schemas.openxmlformats.org/drawingml/2006/wordprocessingDrawing" xmlns:w10="urn:schemas-microsoft-com:office:word" xmlns:w="http://schemas.openxmlformats.org/wordprocessingml/2006/main" xmlns:w14="http://schemas.microsoft.com/office/word/2010/wordml" xmlns:w15="http://schemas.microsoft.com/office/word/2012/wordml" xmlns:w16cex="http://schemas.microsoft.com/office/word/2018/wordml/cex" xmlns:w16cid="http://schemas.microsoft.com/office/word/2016/wordml/cid" xmlns:w16="http://schemas.microsoft.com/office/word/2018/wordml" xmlns:w16du="http://schemas.microsoft.com/office/word/2023/wordml/word16du" xmlns:w16sdtdh="http://schemas.microsoft.com/office/word/2020/wordml/sdtdatahash" xmlns:w16sdtfl="http://schemas.microsoft.com/office/word/2024/wordml/sdtformatlock" xmlns:w16se="http://schemas.microsoft.com/office/word/2015/wordml/symex" xmlns:wpg="http://schemas.microsoft.com/office/word/2010/wordprocessingGroup" xmlns:wpi="http://schemas.microsoft.com/office/word/2010/wordprocessingInk" xmlns:wne="http://schemas.microsoft.com/office/word/2006/wordml" xmlns:wps="http://schemas.microsoft.com/office/word/2010/wordprocessingShape" mc:Ignorable="w14 w15 w16se w16cid w16 w16cex w16sdtdh w16sdtfl w16du wp14">
+<w:numbering xmlns:wpc="http://schemas.microsoft.com/office/word/2010/wordprocessingCanvas" xmlns:cx="http://schemas.microsoft.com/office/drawing/2014/chartex" xmlns:mc="http://schemas.openxmlformats.org/markup-compatibility/2006" xmlns:o="urn:schemas-microsoft-com:office:office" xmlns:r="http://schemas.openxmlformats.org/officeDocument/2006/relationships" xmlns:m="http://schemas.openxmlformats.org/officeDocument/2006/math" xmlns:v="urn:schemas-microsoft-com:vml" xmlns:wp14="http://schemas.microsoft.com/office/word/2010/wordprocessingDrawing" xmlns:wp="http://schemas.openxmlformats.org/drawingml/2006/wordprocessingDrawing" xmlns:w10="urn:schemas-microsoft-com:office:word" xmlns:w="http://schemas.openxmlformats.org/wordprocessingml/2006/main" xmlns:w14="http://schemas.microsoft.com/office/word/2010/wordml" xmlns:w15="http://schemas.microsoft.com/office/word/2012/wordml" xmlns:w16se="http://schemas.microsoft.com/office/word/2015/wordml/symex" xmlns:wpg="http://schemas.microsoft.com/office/word/2010/wordprocessingGroup" xmlns:wpi="http://schemas.microsoft.com/office/word/2010/wordprocessingInk" xmlns:wne="http://schemas.microsoft.com/office/word/2006/wordml" xmlns:wps="http://schemas.microsoft.com/office/word/2010/wordprocessingShape" mc:Ignorable="w14 w15 w16se wp14">
   <w:abstractNum w:abstractNumId="0" w15:restartNumberingAfterBreak="0">
     <w:nsid w:val="0428275C"/>
     <w:multiLevelType w:val="hybridMultilevel"/>
@@ -12628,110 +12828,110 @@
       </w:pPr>
     </w:lvl>
   </w:abstractNum>
-  <w:num w:numId="1" w16cid:durableId="985092317">
+  <w:num w:numId="1">
     <w:abstractNumId w:val="22"/>
   </w:num>
-  <w:num w:numId="2" w16cid:durableId="7950592">
+  <w:num w:numId="2">
     <w:abstractNumId w:val="12"/>
   </w:num>
-  <w:num w:numId="3" w16cid:durableId="628048113">
+  <w:num w:numId="3">
     <w:abstractNumId w:val="6"/>
   </w:num>
-  <w:num w:numId="4" w16cid:durableId="2135827608">
+  <w:num w:numId="4">
     <w:abstractNumId w:val="6"/>
     <w:lvlOverride w:ilvl="0">
       <w:startOverride w:val="1"/>
     </w:lvlOverride>
   </w:num>
-  <w:num w:numId="5" w16cid:durableId="652831221">
+  <w:num w:numId="5">
     <w:abstractNumId w:val="6"/>
     <w:lvlOverride w:ilvl="0">
       <w:startOverride w:val="1"/>
     </w:lvlOverride>
   </w:num>
-  <w:num w:numId="6" w16cid:durableId="66077165">
+  <w:num w:numId="6">
     <w:abstractNumId w:val="18"/>
   </w:num>
-  <w:num w:numId="7" w16cid:durableId="1680040263">
+  <w:num w:numId="7">
     <w:abstractNumId w:val="19"/>
   </w:num>
-  <w:num w:numId="8" w16cid:durableId="1202328333">
+  <w:num w:numId="8">
     <w:abstractNumId w:val="2"/>
   </w:num>
-  <w:num w:numId="9" w16cid:durableId="1589458984">
+  <w:num w:numId="9">
     <w:abstractNumId w:val="0"/>
   </w:num>
-  <w:num w:numId="10" w16cid:durableId="1697805710">
+  <w:num w:numId="10">
     <w:abstractNumId w:val="25"/>
   </w:num>
-  <w:num w:numId="11" w16cid:durableId="1167405806">
+  <w:num w:numId="11">
     <w:abstractNumId w:val="1"/>
   </w:num>
-  <w:num w:numId="12" w16cid:durableId="1111322349">
+  <w:num w:numId="12">
     <w:abstractNumId w:val="16"/>
   </w:num>
-  <w:num w:numId="13" w16cid:durableId="1997298087">
+  <w:num w:numId="13">
     <w:abstractNumId w:val="23"/>
   </w:num>
-  <w:num w:numId="14" w16cid:durableId="683169146">
+  <w:num w:numId="14">
     <w:abstractNumId w:val="26"/>
   </w:num>
-  <w:num w:numId="15" w16cid:durableId="338122748">
+  <w:num w:numId="15">
     <w:abstractNumId w:val="9"/>
   </w:num>
-  <w:num w:numId="16" w16cid:durableId="501437996">
+  <w:num w:numId="16">
     <w:abstractNumId w:val="8"/>
   </w:num>
-  <w:num w:numId="17" w16cid:durableId="1591617279">
+  <w:num w:numId="17">
     <w:abstractNumId w:val="13"/>
   </w:num>
-  <w:num w:numId="18" w16cid:durableId="1360275946">
+  <w:num w:numId="18">
     <w:abstractNumId w:val="15"/>
   </w:num>
-  <w:num w:numId="19" w16cid:durableId="897470109">
+  <w:num w:numId="19">
     <w:abstractNumId w:val="10"/>
   </w:num>
-  <w:num w:numId="20" w16cid:durableId="499661508">
+  <w:num w:numId="20">
     <w:abstractNumId w:val="17"/>
   </w:num>
-  <w:num w:numId="21" w16cid:durableId="1366564385">
+  <w:num w:numId="21">
     <w:abstractNumId w:val="3"/>
   </w:num>
-  <w:num w:numId="22" w16cid:durableId="1188564392">
+  <w:num w:numId="22">
     <w:abstractNumId w:val="24"/>
   </w:num>
-  <w:num w:numId="23" w16cid:durableId="1857958919">
+  <w:num w:numId="23">
     <w:abstractNumId w:val="11"/>
   </w:num>
-  <w:num w:numId="24" w16cid:durableId="1051883293">
+  <w:num w:numId="24">
     <w:abstractNumId w:val="21"/>
   </w:num>
-  <w:num w:numId="25" w16cid:durableId="1719818309">
+  <w:num w:numId="25">
     <w:abstractNumId w:val="6"/>
     <w:lvlOverride w:ilvl="0">
       <w:startOverride w:val="1"/>
     </w:lvlOverride>
   </w:num>
-  <w:num w:numId="26" w16cid:durableId="116875567">
+  <w:num w:numId="26">
     <w:abstractNumId w:val="14"/>
   </w:num>
-  <w:num w:numId="27" w16cid:durableId="420222754">
+  <w:num w:numId="27">
     <w:abstractNumId w:val="4"/>
   </w:num>
-  <w:num w:numId="28" w16cid:durableId="1241675929">
+  <w:num w:numId="28">
     <w:abstractNumId w:val="20"/>
   </w:num>
-  <w:num w:numId="29" w16cid:durableId="2043820607">
+  <w:num w:numId="29">
     <w:abstractNumId w:val="5"/>
   </w:num>
-  <w:num w:numId="30" w16cid:durableId="1999916747">
+  <w:num w:numId="30">
     <w:abstractNumId w:val="7"/>
   </w:num>
 </w:numbering>
 </file>
 
 <file path=word/styles.xml><?xml version="1.0" encoding="utf-8"?>
-<w:styles xmlns:mc="http://schemas.openxmlformats.org/markup-compatibility/2006" xmlns:r="http://schemas.openxmlformats.org/officeDocument/2006/relationships" xmlns:w="http://schemas.openxmlformats.org/wordprocessingml/2006/main" xmlns:w14="http://schemas.microsoft.com/office/word/2010/wordml" xmlns:w15="http://schemas.microsoft.com/office/word/2012/wordml" xmlns:w16cex="http://schemas.microsoft.com/office/word/2018/wordml/cex" xmlns:w16cid="http://schemas.microsoft.com/office/word/2016/wordml/cid" xmlns:w16="http://schemas.microsoft.com/office/word/2018/wordml" xmlns:w16du="http://schemas.microsoft.com/office/word/2023/wordml/word16du" xmlns:w16sdtdh="http://schemas.microsoft.com/office/word/2020/wordml/sdtdatahash" xmlns:w16sdtfl="http://schemas.microsoft.com/office/word/2024/wordml/sdtformatlock" xmlns:w16se="http://schemas.microsoft.com/office/word/2015/wordml/symex" mc:Ignorable="w14 w15 w16se w16cid w16 w16cex w16sdtdh w16sdtfl w16du">
+<w:styles xmlns:mc="http://schemas.openxmlformats.org/markup-compatibility/2006" xmlns:r="http://schemas.openxmlformats.org/officeDocument/2006/relationships" xmlns:w="http://schemas.openxmlformats.org/wordprocessingml/2006/main" xmlns:w14="http://schemas.microsoft.com/office/word/2010/wordml" xmlns:w15="http://schemas.microsoft.com/office/word/2012/wordml" xmlns:w16se="http://schemas.microsoft.com/office/word/2015/wordml/symex" mc:Ignorable="w14 w15 w16se">
   <w:docDefaults>
     <w:rPrDefault>
       <w:rPr>
@@ -12749,7 +12949,7 @@
       </w:pPr>
     </w:pPrDefault>
   </w:docDefaults>
-  <w:latentStyles w:defLockedState="0" w:defUIPriority="99" w:defSemiHidden="0" w:defUnhideWhenUsed="0" w:defQFormat="0" w:count="376">
+  <w:latentStyles w:defLockedState="0" w:defUIPriority="99" w:defSemiHidden="0" w:defUnhideWhenUsed="0" w:defQFormat="0" w:count="371">
     <w:lsdException w:name="Normal" w:uiPriority="0" w:qFormat="1"/>
     <w:lsdException w:name="heading 1" w:uiPriority="9" w:qFormat="1"/>
     <w:lsdException w:name="heading 2" w:semiHidden="1" w:uiPriority="9" w:unhideWhenUsed="1" w:qFormat="1"/>
@@ -13121,11 +13321,6 @@
     <w:lsdException w:name="List Table 5 Dark Accent 6" w:uiPriority="50"/>
     <w:lsdException w:name="List Table 6 Colorful Accent 6" w:uiPriority="51"/>
     <w:lsdException w:name="List Table 7 Colorful Accent 6" w:uiPriority="52"/>
-    <w:lsdException w:name="Mention" w:semiHidden="1" w:unhideWhenUsed="1"/>
-    <w:lsdException w:name="Smart Hyperlink" w:semiHidden="1" w:unhideWhenUsed="1"/>
-    <w:lsdException w:name="Hashtag" w:semiHidden="1" w:unhideWhenUsed="1"/>
-    <w:lsdException w:name="Unresolved Mention" w:semiHidden="1" w:unhideWhenUsed="1"/>
-    <w:lsdException w:name="Smart Link" w:semiHidden="1" w:unhideWhenUsed="1"/>
   </w:latentStyles>
   <w:style w:type="paragraph" w:default="1" w:styleId="a2">
     <w:name w:val="Normal"/>
@@ -14412,7 +14607,7 @@
 </file>
 
 <file path=customXml/itemProps1.xml><?xml version="1.0" encoding="utf-8"?>
-<ds:datastoreItem xmlns:ds="http://schemas.openxmlformats.org/officeDocument/2006/customXml" ds:itemID="{DC999C61-7AF4-4748-87A4-CFF33CEEB962}">
+<ds:datastoreItem xmlns:ds="http://schemas.openxmlformats.org/officeDocument/2006/customXml" ds:itemID="{84245D63-6DD0-498C-89CD-A687DAFA39C1}">
   <ds:schemaRefs>
     <ds:schemaRef ds:uri="http://schemas.openxmlformats.org/officeDocument/2006/bibliography"/>
   </ds:schemaRefs>
